--- a/output/elda-pathway-overview.docx
+++ b/output/elda-pathway-overview.docx
@@ -205,6 +205,7 @@
           <w:p>
             <w:pPr>
               <w:pStyle w:val="Normal"/>
+              <w:spacing w:lineRule="auto" w:line="249" w:before="0" w:after="0"/>
               <w:rPr/>
             </w:pPr>
             <w:r>
@@ -226,6 +227,7 @@
           <w:p>
             <w:pPr>
               <w:pStyle w:val="Normal"/>
+              <w:spacing w:lineRule="auto" w:line="249" w:before="0" w:after="0"/>
               <w:rPr/>
             </w:pPr>
             <w:r>
@@ -268,6 +270,7 @@
           <w:p>
             <w:pPr>
               <w:pStyle w:val="Normal"/>
+              <w:spacing w:lineRule="auto" w:line="249" w:before="0" w:after="0"/>
               <w:rPr/>
             </w:pPr>
             <w:r>
@@ -310,6 +313,7 @@
           <w:p>
             <w:pPr>
               <w:pStyle w:val="Normal"/>
+              <w:spacing w:lineRule="auto" w:line="249" w:before="0" w:after="0"/>
               <w:rPr/>
             </w:pPr>
             <w:r>
@@ -352,6 +356,7 @@
           <w:p>
             <w:pPr>
               <w:pStyle w:val="Normal"/>
+              <w:spacing w:lineRule="auto" w:line="249" w:before="0" w:after="0"/>
               <w:rPr/>
             </w:pPr>
             <w:r>
@@ -399,6 +404,7 @@
           <w:p>
             <w:pPr>
               <w:pStyle w:val="Normal"/>
+              <w:spacing w:lineRule="auto" w:line="249" w:before="0" w:after="0"/>
               <w:rPr/>
             </w:pPr>
             <w:r>
@@ -430,6 +436,7 @@
               <w:pBdr>
                 <w:left w:val="single" w:sz="18" w:space="4" w:color="C62026"/>
               </w:pBdr>
+              <w:spacing w:lineRule="auto" w:line="249" w:before="0" w:after="0"/>
               <w:rPr/>
             </w:pPr>
             <w:r>
@@ -461,6 +468,7 @@
               <w:pBdr>
                 <w:left w:val="single" w:sz="18" w:space="4" w:color="C62026"/>
               </w:pBdr>
+              <w:spacing w:lineRule="auto" w:line="249" w:before="0" w:after="0"/>
               <w:rPr/>
             </w:pPr>
             <w:r>
@@ -492,6 +500,7 @@
               <w:pBdr>
                 <w:left w:val="single" w:sz="18" w:space="4" w:color="C62026"/>
               </w:pBdr>
+              <w:spacing w:lineRule="auto" w:line="249" w:before="0" w:after="0"/>
               <w:rPr/>
             </w:pPr>
             <w:r>
@@ -523,6 +532,7 @@
               <w:pBdr>
                 <w:left w:val="single" w:sz="18" w:space="4" w:color="C62026"/>
               </w:pBdr>
+              <w:spacing w:lineRule="auto" w:line="249" w:before="0" w:after="0"/>
               <w:rPr/>
             </w:pPr>
             <w:r>
@@ -556,6 +566,7 @@
           <w:p>
             <w:pPr>
               <w:pStyle w:val="Normal"/>
+              <w:spacing w:lineRule="auto" w:line="249" w:before="0" w:after="0"/>
               <w:rPr/>
             </w:pPr>
             <w:r>
@@ -583,6 +594,7 @@
           <w:p>
             <w:pPr>
               <w:pStyle w:val="Normal"/>
+              <w:spacing w:lineRule="auto" w:line="249" w:before="0" w:after="0"/>
               <w:rPr/>
             </w:pPr>
             <w:r>
@@ -610,6 +622,7 @@
           <w:p>
             <w:pPr>
               <w:pStyle w:val="Normal"/>
+              <w:spacing w:lineRule="auto" w:line="249" w:before="0" w:after="0"/>
               <w:rPr/>
             </w:pPr>
             <w:r>
@@ -637,6 +650,7 @@
           <w:p>
             <w:pPr>
               <w:pStyle w:val="Normal"/>
+              <w:spacing w:lineRule="auto" w:line="249" w:before="0" w:after="0"/>
               <w:rPr/>
             </w:pPr>
             <w:r>
@@ -664,6 +678,7 @@
           <w:p>
             <w:pPr>
               <w:pStyle w:val="Normal"/>
+              <w:spacing w:lineRule="auto" w:line="249" w:before="0" w:after="0"/>
               <w:rPr/>
             </w:pPr>
             <w:r>
@@ -697,6 +712,7 @@
           <w:p>
             <w:pPr>
               <w:pStyle w:val="Normal"/>
+              <w:spacing w:lineRule="auto" w:line="249" w:before="0" w:after="0"/>
               <w:rPr/>
             </w:pPr>
             <w:r>
@@ -724,6 +740,7 @@
           <w:p>
             <w:pPr>
               <w:pStyle w:val="Normal"/>
+              <w:spacing w:lineRule="auto" w:line="249" w:before="0" w:after="0"/>
               <w:rPr/>
             </w:pPr>
             <w:r>
@@ -751,6 +768,7 @@
           <w:p>
             <w:pPr>
               <w:pStyle w:val="Normal"/>
+              <w:spacing w:lineRule="auto" w:line="249" w:before="0" w:after="0"/>
               <w:rPr/>
             </w:pPr>
             <w:r>
@@ -778,6 +796,7 @@
           <w:p>
             <w:pPr>
               <w:pStyle w:val="Normal"/>
+              <w:spacing w:lineRule="auto" w:line="249" w:before="0" w:after="0"/>
               <w:rPr/>
             </w:pPr>
             <w:r>
@@ -805,6 +824,7 @@
           <w:p>
             <w:pPr>
               <w:pStyle w:val="Normal"/>
+              <w:spacing w:lineRule="auto" w:line="249" w:before="0" w:after="0"/>
               <w:rPr/>
             </w:pPr>
             <w:r>
@@ -838,6 +858,7 @@
           <w:p>
             <w:pPr>
               <w:pStyle w:val="Normal"/>
+              <w:spacing w:lineRule="auto" w:line="249" w:before="0" w:after="0"/>
               <w:rPr/>
             </w:pPr>
             <w:r>
@@ -865,6 +886,7 @@
           <w:p>
             <w:pPr>
               <w:pStyle w:val="Normal"/>
+              <w:spacing w:lineRule="auto" w:line="249" w:before="0" w:after="0"/>
               <w:jc w:val="center"/>
               <w:rPr/>
             </w:pPr>
@@ -949,6 +971,7 @@
           <w:p>
             <w:pPr>
               <w:pStyle w:val="Normal"/>
+              <w:spacing w:lineRule="auto" w:line="249" w:before="0" w:after="0"/>
               <w:jc w:val="center"/>
               <w:rPr/>
             </w:pPr>
@@ -1061,6 +1084,7 @@
           <w:p>
             <w:pPr>
               <w:pStyle w:val="Normal"/>
+              <w:spacing w:lineRule="auto" w:line="249" w:before="0" w:after="0"/>
               <w:jc w:val="center"/>
               <w:rPr/>
             </w:pPr>
@@ -1173,6 +1197,7 @@
           <w:p>
             <w:pPr>
               <w:pStyle w:val="Normal"/>
+              <w:spacing w:lineRule="auto" w:line="249" w:before="0" w:after="0"/>
               <w:jc w:val="center"/>
               <w:rPr/>
             </w:pPr>
@@ -1291,6 +1316,7 @@
           <w:p>
             <w:pPr>
               <w:pStyle w:val="Normal"/>
+              <w:spacing w:lineRule="auto" w:line="249" w:before="0" w:after="0"/>
               <w:rPr/>
             </w:pPr>
             <w:r>
@@ -1318,6 +1344,7 @@
           <w:p>
             <w:pPr>
               <w:pStyle w:val="Normal"/>
+              <w:spacing w:lineRule="auto" w:line="249" w:before="0" w:after="0"/>
               <w:rPr/>
             </w:pPr>
             <w:r>
@@ -1403,6 +1430,7 @@
           <w:p>
             <w:pPr>
               <w:pStyle w:val="Normal"/>
+              <w:spacing w:lineRule="auto" w:line="249" w:before="0" w:after="0"/>
               <w:rPr/>
             </w:pPr>
             <w:r>
@@ -1512,6 +1540,7 @@
           <w:p>
             <w:pPr>
               <w:pStyle w:val="Normal"/>
+              <w:spacing w:lineRule="auto" w:line="249" w:before="0" w:after="0"/>
               <w:rPr/>
             </w:pPr>
             <w:r>
@@ -1621,6 +1650,7 @@
           <w:p>
             <w:pPr>
               <w:pStyle w:val="Normal"/>
+              <w:spacing w:lineRule="auto" w:line="249" w:before="0" w:after="0"/>
               <w:rPr/>
             </w:pPr>
             <w:r>
@@ -1736,6 +1766,7 @@
           <w:p>
             <w:pPr>
               <w:pStyle w:val="Normal"/>
+              <w:spacing w:lineRule="auto" w:line="249" w:before="0" w:after="0"/>
               <w:rPr/>
             </w:pPr>
             <w:r>
@@ -1763,6 +1794,7 @@
           <w:p>
             <w:pPr>
               <w:pStyle w:val="Normal"/>
+              <w:spacing w:lineRule="auto" w:line="249" w:before="0" w:after="0"/>
               <w:rPr/>
             </w:pPr>
             <w:r>
@@ -1790,6 +1822,7 @@
           <w:p>
             <w:pPr>
               <w:pStyle w:val="Normal"/>
+              <w:spacing w:lineRule="auto" w:line="249" w:before="0" w:after="0"/>
               <w:rPr/>
             </w:pPr>
             <w:r>
@@ -1817,6 +1850,7 @@
           <w:p>
             <w:pPr>
               <w:pStyle w:val="Normal"/>
+              <w:spacing w:lineRule="auto" w:line="249" w:before="0" w:after="0"/>
               <w:rPr/>
             </w:pPr>
             <w:r>
@@ -1844,6 +1878,7 @@
           <w:p>
             <w:pPr>
               <w:pStyle w:val="Normal"/>
+              <w:spacing w:lineRule="auto" w:line="249" w:before="0" w:after="0"/>
               <w:rPr/>
             </w:pPr>
             <w:r>

--- a/output/elda-pathway-overview.docx
+++ b/output/elda-pathway-overview.docx
@@ -165,6 +165,36 @@
         </w:rPr>
         <w:t>September 2026</w:t>
       </w:r>
+      <w:r>
+        <w:rPr>
+          <w:rFonts w:cs="Arial"/>
+          <w:b w:val="false"/>
+          <w:i w:val="false"/>
+          <w:color w:val="000000"/>
+          <w:sz w:val="18"/>
+        </w:rPr>
+        <w:t xml:space="preserve">      </w:t>
+      </w:r>
+      <w:r>
+        <w:rPr>
+          <w:rFonts w:cs="Arial"/>
+          <w:b/>
+          <w:i w:val="false"/>
+          <w:color w:val="002516"/>
+          <w:sz w:val="17"/>
+        </w:rPr>
+        <w:t xml:space="preserve">Status  </w:t>
+      </w:r>
+      <w:r>
+        <w:rPr>
+          <w:rFonts w:cs="Arial"/>
+          <w:b w:val="false"/>
+          <w:i w:val="false"/>
+          <w:color w:val="000000"/>
+          <w:sz w:val="17"/>
+        </w:rPr>
+        <w:t>Draft for Validation</w:t>
+      </w:r>
     </w:p>
     <w:tbl>
       <w:tblPr>
@@ -751,7 +781,7 @@
                 <w:color w:val="000000"/>
                 <w:sz w:val="16"/>
               </w:rPr>
-              <w:t>Develop individual leadership effectiveness through experiential small-team leadership under pressure.</w:t>
+              <w:t>Individual leadership effectiveness through small-team leadership under pressure.</w:t>
             </w:r>
           </w:p>
         </w:tc>
@@ -779,7 +809,7 @@
                 <w:color w:val="000000"/>
                 <w:sz w:val="16"/>
               </w:rPr>
-              <w:t>Develop leadership effectiveness through increased self-awareness, reflection and deliberate adaptation of leadership behaviour in challenging environments.</w:t>
+              <w:t>Leadership effectiveness through self-awareness, reflection and deliberate adaptation of leadership behaviour.</w:t>
             </w:r>
           </w:p>
         </w:tc>
@@ -807,7 +837,7 @@
                 <w:color w:val="000000"/>
                 <w:sz w:val="16"/>
               </w:rPr>
-              <w:t>Develop leadership effectiveness within complex systems: understand interdependencies, influence beyond direct authority and achieve outcomes through others.</w:t>
+              <w:t>Leadership effectiveness within complex systems: interdependencies and influence beyond direct authority.</w:t>
             </w:r>
           </w:p>
         </w:tc>
@@ -835,7 +865,7 @@
                 <w:color w:val="000000"/>
                 <w:sz w:val="16"/>
               </w:rPr>
-              <w:t>Develop command effectiveness through self-awareness, judgement and deliberate leadership behaviour that creates the conditions for team and organisational performance.</w:t>
+              <w:t>Command effectiveness through self-awareness, judgement and creating the conditions for organisational performance.</w:t>
             </w:r>
           </w:p>
         </w:tc>
@@ -1365,7 +1395,7 @@
                 <w:color w:val="000000"/>
                 <w:sz w:val="16"/>
               </w:rPr>
-              <w:t>Maintain effective performance under pressure</w:t>
+              <w:t>Apply strategies to maintain effective performance under pressure</w:t>
             </w:r>
             <w:r>
               <w:rPr/>
@@ -1561,7 +1591,7 @@
                 <w:color w:val="000000"/>
                 <w:sz w:val="16"/>
               </w:rPr>
-              <w:t>Demonstrate Army ethos and values when leading within complex environments</w:t>
+              <w:t>Demonstrate Army ethos, values and sound judgement within complex environments</w:t>
             </w:r>
             <w:r>
               <w:rPr/>
@@ -1743,7 +1773,7 @@
                 <w:color w:val="000000"/>
                 <w:sz w:val="16"/>
               </w:rPr>
-              <w:t>Develop strategies for continued command and leadership effectiveness</w:t>
+              <w:t>Establish strategies for sustained command effectiveness across changing contexts</w:t>
             </w:r>
           </w:p>
         </w:tc>

--- a/output/elda-pathway-overview.docx
+++ b/output/elda-pathway-overview.docx
@@ -5,14 +5,14 @@
     <w:p>
       <w:pPr>
         <w:pStyle w:val="Normal"/>
-        <w:spacing w:before="0" w:after="60"/>
+        <w:spacing w:before="0" w:after="160"/>
         <w:rPr/>
       </w:pPr>
       <w:r>
         <w:rPr/>
         <w:drawing>
           <wp:inline distT="0" distB="0" distL="0" distR="0">
-            <wp:extent cx="1007745" cy="229870"/>
+            <wp:extent cx="935990" cy="213995"/>
             <wp:effectExtent l="0" t="0" r="0" b="0"/>
             <wp:docPr id="1" name="Picture 1" descr=""/>
             <wp:cNvGraphicFramePr>
@@ -36,7 +36,7 @@
                   <pic:spPr bwMode="auto">
                     <a:xfrm>
                       <a:off x="0" y="0"/>
-                      <a:ext cx="1007745" cy="229870"/>
+                      <a:ext cx="935990" cy="213995"/>
                     </a:xfrm>
                     <a:prstGeom prst="rect">
                       <a:avLst/>
@@ -60,8 +60,26 @@
           <w:rFonts w:cs="Arial"/>
           <w:b/>
           <w:i w:val="false"/>
+          <w:color w:val="002516"/>
+          <w:spacing w:val="40"/>
+          <w:sz w:val="17"/>
+        </w:rPr>
+        <w:t>PATHWAY OVERVIEW</w:t>
+      </w:r>
+    </w:p>
+    <w:p>
+      <w:pPr>
+        <w:pStyle w:val="Normal"/>
+        <w:spacing w:before="0" w:after="40"/>
+        <w:rPr/>
+      </w:pPr>
+      <w:r>
+        <w:rPr>
+          <w:rFonts w:cs="Arial"/>
+          <w:b/>
+          <w:i w:val="false"/>
           <w:color w:val="000000"/>
-          <w:sz w:val="36"/>
+          <w:sz w:val="40"/>
         </w:rPr>
         <w:t>ELDA Pathway</w:t>
       </w:r>
@@ -70,7 +88,7 @@
       <w:pPr>
         <w:pStyle w:val="Normal"/>
         <w:pBdr>
-          <w:bottom w:val="single" w:sz="18" w:space="6" w:color="C62026"/>
+          <w:bottom w:val="single" w:sz="18" w:space="5" w:color="C62026"/>
         </w:pBdr>
         <w:spacing w:before="0" w:after="60"/>
         <w:rPr/>
@@ -81,18 +99,16 @@
           <w:b/>
           <w:i w:val="false"/>
           <w:color w:val="002516"/>
-          <w:sz w:val="22"/>
+          <w:spacing w:val="30"/>
+          <w:sz w:val="18"/>
         </w:rPr>
-        <w:t>Experiential Leadership Development Activities: Course Overview</w:t>
+        <w:t>EXPERIENTIAL LEADERSHIP DEVELOPMENT ACTIVITIES</w:t>
       </w:r>
     </w:p>
     <w:p>
       <w:pPr>
         <w:pStyle w:val="Normal"/>
-        <w:pBdr>
-          <w:bottom w:val="single" w:sz="6" w:space="5" w:color="A89662"/>
-        </w:pBdr>
-        <w:spacing w:before="80" w:after="120"/>
+        <w:spacing w:before="60" w:after="0"/>
         <w:rPr/>
       </w:pPr>
       <w:r>
@@ -101,9 +117,9 @@
           <w:b w:val="false"/>
           <w:i w:val="false"/>
           <w:color w:val="002516"/>
-          <w:sz w:val="19"/>
+          <w:sz w:val="18"/>
         </w:rPr>
-        <w:t>NZ Army Leadership Centre | Army Command School</w:t>
+        <w:t>New Zealand Army Leadership Centre | Army Command School</w:t>
       </w:r>
       <w:r>
         <w:rPr>
@@ -123,7 +139,7 @@
           <w:color w:val="002516"/>
           <w:sz w:val="17"/>
         </w:rPr>
-        <w:t xml:space="preserve">Reference  </w:t>
+        <w:t xml:space="preserve">Reference: </w:t>
       </w:r>
       <w:r>
         <w:rPr>
@@ -133,17 +149,17 @@
           <w:color w:val="000000"/>
           <w:sz w:val="17"/>
         </w:rPr>
-        <w:t>Course Data Sheets A18011, A18008, A18010, A18009</w:t>
+        <w:t>CDS A18011, A18008, A18010, A18009</w:t>
       </w:r>
       <w:r>
         <w:rPr>
           <w:rFonts w:cs="Arial"/>
           <w:b w:val="false"/>
           <w:i w:val="false"/>
-          <w:color w:val="000000"/>
-          <w:sz w:val="18"/>
+          <w:color w:val="A89662"/>
+          <w:sz w:val="17"/>
         </w:rPr>
-        <w:t xml:space="preserve">      </w:t>
+        <w:t xml:space="preserve">   ·   </w:t>
       </w:r>
       <w:r>
         <w:rPr>
@@ -153,7 +169,7 @@
           <w:color w:val="002516"/>
           <w:sz w:val="17"/>
         </w:rPr>
-        <w:t xml:space="preserve">Date  </w:t>
+        <w:t xml:space="preserve">Date: </w:t>
       </w:r>
       <w:r>
         <w:rPr>
@@ -170,10 +186,10 @@
           <w:rFonts w:cs="Arial"/>
           <w:b w:val="false"/>
           <w:i w:val="false"/>
-          <w:color w:val="000000"/>
-          <w:sz w:val="18"/>
+          <w:color w:val="A89662"/>
+          <w:sz w:val="17"/>
         </w:rPr>
-        <w:t xml:space="preserve">      </w:t>
+        <w:t xml:space="preserve">   ·   </w:t>
       </w:r>
       <w:r>
         <w:rPr>
@@ -183,17 +199,98 @@
           <w:color w:val="002516"/>
           <w:sz w:val="17"/>
         </w:rPr>
-        <w:t xml:space="preserve">Status  </w:t>
+        <w:t xml:space="preserve">Status: </w:t>
       </w:r>
       <w:r>
         <w:rPr>
           <w:rFonts w:cs="Arial"/>
-          <w:b w:val="false"/>
+          <w:b/>
           <w:i w:val="false"/>
-          <w:color w:val="000000"/>
+          <w:color w:val="C62026"/>
           <w:sz w:val="17"/>
         </w:rPr>
         <w:t>Draft for Validation</w:t>
+      </w:r>
+    </w:p>
+    <w:p>
+      <w:pPr>
+        <w:pStyle w:val="Normal"/>
+        <w:spacing w:before="160" w:after="100"/>
+        <w:rPr/>
+      </w:pPr>
+      <w:r>
+        <w:rPr>
+          <w:rFonts w:cs="Arial"/>
+          <w:b/>
+          <w:i w:val="false"/>
+          <w:color w:val="002516"/>
+          <w:spacing w:val="20"/>
+          <w:sz w:val="24"/>
+        </w:rPr>
+        <w:t>LEAD TEAMS</w:t>
+      </w:r>
+      <w:r>
+        <w:rPr>
+          <w:rFonts w:cs="Arial"/>
+          <w:b/>
+          <w:i w:val="false"/>
+          <w:color w:val="C62026"/>
+          <w:sz w:val="24"/>
+        </w:rPr>
+        <w:t xml:space="preserve">   →   </w:t>
+      </w:r>
+      <w:r>
+        <w:rPr>
+          <w:rFonts w:cs="Arial"/>
+          <w:b/>
+          <w:i w:val="false"/>
+          <w:color w:val="002516"/>
+          <w:spacing w:val="20"/>
+          <w:sz w:val="24"/>
+        </w:rPr>
+        <w:t>LEAD LEADERS</w:t>
+      </w:r>
+      <w:r>
+        <w:rPr>
+          <w:rFonts w:cs="Arial"/>
+          <w:b/>
+          <w:i w:val="false"/>
+          <w:color w:val="C62026"/>
+          <w:sz w:val="24"/>
+        </w:rPr>
+        <w:t xml:space="preserve">   →   </w:t>
+      </w:r>
+      <w:r>
+        <w:rPr>
+          <w:rFonts w:cs="Arial"/>
+          <w:b/>
+          <w:i w:val="false"/>
+          <w:color w:val="002516"/>
+          <w:spacing w:val="20"/>
+          <w:sz w:val="24"/>
+        </w:rPr>
+        <w:t>LEAD SYSTEMS</w:t>
+      </w:r>
+      <w:r>
+        <w:rPr>
+          <w:rFonts w:cs="Arial"/>
+          <w:b/>
+          <w:i w:val="false"/>
+          <w:color w:val="C62026"/>
+          <w:sz w:val="24"/>
+        </w:rPr>
+        <w:t xml:space="preserve">   →   </w:t>
+      </w:r>
+      <w:r>
+        <w:rPr>
+          <w:rFonts w:cs="Arial"/>
+          <w:b/>
+          <w:i w:val="false"/>
+          <w:color w:val="002516"/>
+          <w:spacing w:val="20"/>
+          <w:sz w:val="24"/>
+        </w:rPr>
+        <w:t>COMMAND</w:t>
       </w:r>
     </w:p>
     <w:tbl>
@@ -203,9 +300,9 @@
         <w:tblInd w:w="0" w:type="dxa"/>
         <w:tblLayout w:type="fixed"/>
         <w:tblCellMar>
-          <w:top w:w="40" w:type="dxa"/>
+          <w:top w:w="45" w:type="dxa"/>
           <w:left w:w="90" w:type="dxa"/>
-          <w:bottom w:w="40" w:type="dxa"/>
+          <w:bottom w:w="45" w:type="dxa"/>
           <w:right w:w="90" w:type="dxa"/>
         </w:tblCellMar>
         <w:tblLook w:val="04a0" w:noHBand="0" w:noVBand="1" w:firstColumn="1" w:lastRow="0" w:lastColumn="0" w:firstRow="1"/>
@@ -227,7 +324,158 @@
             <w:tcBorders>
               <w:top w:val="single" w:sz="4" w:space="0" w:color="A89662"/>
               <w:left w:val="single" w:sz="4" w:space="0" w:color="A89662"/>
-              <w:bottom w:val="single" w:sz="4" w:space="0" w:color="A89662"/>
+              <w:bottom w:val="single" w:sz="4" w:space="0" w:color="D9D9D2"/>
+              <w:right w:val="single" w:sz="4" w:space="0" w:color="D9D9D2"/>
+            </w:tcBorders>
+            <w:shd w:color="auto" w:fill="002516" w:val="clear"/>
+          </w:tcPr>
+          <w:p>
+            <w:pPr>
+              <w:pStyle w:val="Normal"/>
+              <w:spacing w:lineRule="auto" w:line="249" w:before="0" w:after="0"/>
+              <w:rPr/>
+            </w:pPr>
+            <w:r>
+              <w:rPr/>
+            </w:r>
+          </w:p>
+        </w:tc>
+        <w:tc>
+          <w:tcPr>
+            <w:tcW w:w="3288" w:type="dxa"/>
+            <w:tcBorders>
+              <w:top w:val="single" w:sz="4" w:space="0" w:color="A89662"/>
+              <w:left w:val="single" w:sz="4" w:space="0" w:color="D9D9D2"/>
+              <w:bottom w:val="single" w:sz="4" w:space="0" w:color="D9D9D2"/>
+              <w:right w:val="single" w:sz="4" w:space="0" w:color="D9D9D2"/>
+            </w:tcBorders>
+            <w:shd w:color="auto" w:fill="002516" w:val="clear"/>
+          </w:tcPr>
+          <w:p>
+            <w:pPr>
+              <w:pStyle w:val="Normal"/>
+              <w:spacing w:lineRule="auto" w:line="249" w:before="0" w:after="0"/>
+              <w:rPr/>
+            </w:pPr>
+            <w:r>
+              <w:rPr>
+                <w:rFonts w:cs="Arial"/>
+                <w:b/>
+                <w:i w:val="false"/>
+                <w:color w:val="FFFFFF"/>
+                <w:sz w:val="22"/>
+              </w:rPr>
+              <w:t>ELDA Lead Teams</w:t>
+            </w:r>
+            <w:r>
+              <w:rPr/>
+              <w:br/>
+            </w:r>
+            <w:r>
+              <w:rPr>
+                <w:rFonts w:cs="Arial"/>
+                <w:b w:val="false"/>
+                <w:i w:val="false"/>
+                <w:color w:val="CDD2B7"/>
+                <w:sz w:val="16"/>
+              </w:rPr>
+              <w:t>A18011  |  6 Training Days</w:t>
+            </w:r>
+          </w:p>
+        </w:tc>
+        <w:tc>
+          <w:tcPr>
+            <w:tcW w:w="3289" w:type="dxa"/>
+            <w:tcBorders>
+              <w:top w:val="single" w:sz="4" w:space="0" w:color="A89662"/>
+              <w:left w:val="single" w:sz="4" w:space="0" w:color="D9D9D2"/>
+              <w:bottom w:val="single" w:sz="4" w:space="0" w:color="D9D9D2"/>
+              <w:right w:val="single" w:sz="4" w:space="0" w:color="D9D9D2"/>
+            </w:tcBorders>
+            <w:shd w:color="auto" w:fill="002516" w:val="clear"/>
+          </w:tcPr>
+          <w:p>
+            <w:pPr>
+              <w:pStyle w:val="Normal"/>
+              <w:spacing w:lineRule="auto" w:line="249" w:before="0" w:after="0"/>
+              <w:rPr/>
+            </w:pPr>
+            <w:r>
+              <w:rPr>
+                <w:rFonts w:cs="Arial"/>
+                <w:b/>
+                <w:i w:val="false"/>
+                <w:color w:val="FFFFFF"/>
+                <w:sz w:val="22"/>
+              </w:rPr>
+              <w:t>ELDA Lead Leaders</w:t>
+            </w:r>
+            <w:r>
+              <w:rPr/>
+              <w:br/>
+            </w:r>
+            <w:r>
+              <w:rPr>
+                <w:rFonts w:cs="Arial"/>
+                <w:b w:val="false"/>
+                <w:i w:val="false"/>
+                <w:color w:val="CDD2B7"/>
+                <w:sz w:val="16"/>
+              </w:rPr>
+              <w:t>A18008  |  6 Training Days</w:t>
+            </w:r>
+          </w:p>
+        </w:tc>
+        <w:tc>
+          <w:tcPr>
+            <w:tcW w:w="3288" w:type="dxa"/>
+            <w:tcBorders>
+              <w:top w:val="single" w:sz="4" w:space="0" w:color="A89662"/>
+              <w:left w:val="single" w:sz="4" w:space="0" w:color="D9D9D2"/>
+              <w:bottom w:val="single" w:sz="4" w:space="0" w:color="D9D9D2"/>
+              <w:right w:val="single" w:sz="4" w:space="0" w:color="D9D9D2"/>
+            </w:tcBorders>
+            <w:shd w:color="auto" w:fill="002516" w:val="clear"/>
+          </w:tcPr>
+          <w:p>
+            <w:pPr>
+              <w:pStyle w:val="Normal"/>
+              <w:spacing w:lineRule="auto" w:line="249" w:before="0" w:after="0"/>
+              <w:rPr/>
+            </w:pPr>
+            <w:r>
+              <w:rPr>
+                <w:rFonts w:cs="Arial"/>
+                <w:b/>
+                <w:i w:val="false"/>
+                <w:color w:val="FFFFFF"/>
+                <w:sz w:val="22"/>
+              </w:rPr>
+              <w:t>ELDA Lead Systems</w:t>
+            </w:r>
+            <w:r>
+              <w:rPr/>
+              <w:br/>
+            </w:r>
+            <w:r>
+              <w:rPr>
+                <w:rFonts w:cs="Arial"/>
+                <w:b w:val="false"/>
+                <w:i w:val="false"/>
+                <w:color w:val="CDD2B7"/>
+                <w:sz w:val="16"/>
+              </w:rPr>
+              <w:t>A18010  |  7 Training Days</w:t>
+            </w:r>
+          </w:p>
+        </w:tc>
+        <w:tc>
+          <w:tcPr>
+            <w:tcW w:w="3288" w:type="dxa"/>
+            <w:tcBorders>
+              <w:top w:val="single" w:sz="4" w:space="0" w:color="A89662"/>
+              <w:left w:val="single" w:sz="4" w:space="0" w:color="D9D9D2"/>
+              <w:bottom w:val="single" w:sz="4" w:space="0" w:color="D9D9D2"/>
               <w:right w:val="single" w:sz="4" w:space="0" w:color="A89662"/>
             </w:tcBorders>
             <w:shd w:color="auto" w:fill="002516" w:val="clear"/>
@@ -239,36 +487,14 @@
               <w:rPr/>
             </w:pPr>
             <w:r>
-              <w:rPr/>
-            </w:r>
-          </w:p>
-        </w:tc>
-        <w:tc>
-          <w:tcPr>
-            <w:tcW w:w="3288" w:type="dxa"/>
-            <w:tcBorders>
-              <w:top w:val="single" w:sz="4" w:space="0" w:color="A89662"/>
-              <w:left w:val="single" w:sz="4" w:space="0" w:color="A89662"/>
-              <w:bottom w:val="single" w:sz="4" w:space="0" w:color="A89662"/>
-              <w:right w:val="single" w:sz="4" w:space="0" w:color="A89662"/>
-            </w:tcBorders>
-            <w:shd w:color="auto" w:fill="002516" w:val="clear"/>
-          </w:tcPr>
-          <w:p>
-            <w:pPr>
-              <w:pStyle w:val="Normal"/>
-              <w:spacing w:lineRule="auto" w:line="249" w:before="0" w:after="0"/>
-              <w:rPr/>
-            </w:pPr>
-            <w:r>
               <w:rPr>
                 <w:rFonts w:cs="Arial"/>
                 <w:b/>
                 <w:i w:val="false"/>
                 <w:color w:val="FFFFFF"/>
-                <w:sz w:val="20"/>
-              </w:rPr>
-              <w:t>ELDA Lead Teams</w:t>
+                <w:sz w:val="22"/>
+              </w:rPr>
+              <w:t>ELDA Command</w:t>
             </w:r>
             <w:r>
               <w:rPr/>
@@ -280,136 +506,7 @@
                 <w:b w:val="false"/>
                 <w:i w:val="false"/>
                 <w:color w:val="CDD2B7"/>
-                <w:sz w:val="17"/>
-              </w:rPr>
-              <w:t>A18011  |  6 Training Days</w:t>
-            </w:r>
-          </w:p>
-        </w:tc>
-        <w:tc>
-          <w:tcPr>
-            <w:tcW w:w="3289" w:type="dxa"/>
-            <w:tcBorders>
-              <w:top w:val="single" w:sz="4" w:space="0" w:color="A89662"/>
-              <w:left w:val="single" w:sz="4" w:space="0" w:color="A89662"/>
-              <w:bottom w:val="single" w:sz="4" w:space="0" w:color="A89662"/>
-              <w:right w:val="single" w:sz="4" w:space="0" w:color="A89662"/>
-            </w:tcBorders>
-            <w:shd w:color="auto" w:fill="002516" w:val="clear"/>
-          </w:tcPr>
-          <w:p>
-            <w:pPr>
-              <w:pStyle w:val="Normal"/>
-              <w:spacing w:lineRule="auto" w:line="249" w:before="0" w:after="0"/>
-              <w:rPr/>
-            </w:pPr>
-            <w:r>
-              <w:rPr>
-                <w:rFonts w:cs="Arial"/>
-                <w:b/>
-                <w:i w:val="false"/>
-                <w:color w:val="FFFFFF"/>
-                <w:sz w:val="20"/>
-              </w:rPr>
-              <w:t>ELDA Lead Leaders</w:t>
-            </w:r>
-            <w:r>
-              <w:rPr/>
-              <w:br/>
-            </w:r>
-            <w:r>
-              <w:rPr>
-                <w:rFonts w:cs="Arial"/>
-                <w:b w:val="false"/>
-                <w:i w:val="false"/>
-                <w:color w:val="CDD2B7"/>
-                <w:sz w:val="17"/>
-              </w:rPr>
-              <w:t>A18008  |  6 Training Days</w:t>
-            </w:r>
-          </w:p>
-        </w:tc>
-        <w:tc>
-          <w:tcPr>
-            <w:tcW w:w="3288" w:type="dxa"/>
-            <w:tcBorders>
-              <w:top w:val="single" w:sz="4" w:space="0" w:color="A89662"/>
-              <w:left w:val="single" w:sz="4" w:space="0" w:color="A89662"/>
-              <w:bottom w:val="single" w:sz="4" w:space="0" w:color="A89662"/>
-              <w:right w:val="single" w:sz="4" w:space="0" w:color="A89662"/>
-            </w:tcBorders>
-            <w:shd w:color="auto" w:fill="002516" w:val="clear"/>
-          </w:tcPr>
-          <w:p>
-            <w:pPr>
-              <w:pStyle w:val="Normal"/>
-              <w:spacing w:lineRule="auto" w:line="249" w:before="0" w:after="0"/>
-              <w:rPr/>
-            </w:pPr>
-            <w:r>
-              <w:rPr>
-                <w:rFonts w:cs="Arial"/>
-                <w:b/>
-                <w:i w:val="false"/>
-                <w:color w:val="FFFFFF"/>
-                <w:sz w:val="20"/>
-              </w:rPr>
-              <w:t>ELDA Lead Systems</w:t>
-            </w:r>
-            <w:r>
-              <w:rPr/>
-              <w:br/>
-            </w:r>
-            <w:r>
-              <w:rPr>
-                <w:rFonts w:cs="Arial"/>
-                <w:b w:val="false"/>
-                <w:i w:val="false"/>
-                <w:color w:val="CDD2B7"/>
-                <w:sz w:val="17"/>
-              </w:rPr>
-              <w:t>A18010  |  7 Training Days</w:t>
-            </w:r>
-          </w:p>
-        </w:tc>
-        <w:tc>
-          <w:tcPr>
-            <w:tcW w:w="3288" w:type="dxa"/>
-            <w:tcBorders>
-              <w:top w:val="single" w:sz="4" w:space="0" w:color="A89662"/>
-              <w:left w:val="single" w:sz="4" w:space="0" w:color="A89662"/>
-              <w:bottom w:val="single" w:sz="4" w:space="0" w:color="A89662"/>
-              <w:right w:val="single" w:sz="4" w:space="0" w:color="A89662"/>
-            </w:tcBorders>
-            <w:shd w:color="auto" w:fill="002516" w:val="clear"/>
-          </w:tcPr>
-          <w:p>
-            <w:pPr>
-              <w:pStyle w:val="Normal"/>
-              <w:spacing w:lineRule="auto" w:line="249" w:before="0" w:after="0"/>
-              <w:rPr/>
-            </w:pPr>
-            <w:r>
-              <w:rPr>
-                <w:rFonts w:cs="Arial"/>
-                <w:b/>
-                <w:i w:val="false"/>
-                <w:color w:val="FFFFFF"/>
-                <w:sz w:val="20"/>
-              </w:rPr>
-              <w:t>ELDA Command</w:t>
-            </w:r>
-            <w:r>
-              <w:rPr/>
-              <w:br/>
-            </w:r>
-            <w:r>
-              <w:rPr>
-                <w:rFonts w:cs="Arial"/>
-                <w:b w:val="false"/>
-                <w:i w:val="false"/>
-                <w:color w:val="CDD2B7"/>
-                <w:sz w:val="17"/>
+                <w:sz w:val="16"/>
               </w:rPr>
               <w:t>A18009  |  8–10 Training Days</w:t>
             </w:r>
@@ -424,12 +521,16 @@
           <w:tcPr>
             <w:tcW w:w="1643" w:type="dxa"/>
             <w:tcBorders>
-              <w:top w:val="single" w:sz="4" w:space="0" w:color="A89662"/>
+              <w:top w:val="single" w:sz="4" w:space="0" w:color="D9D9D2"/>
               <w:left w:val="single" w:sz="4" w:space="0" w:color="A89662"/>
-              <w:bottom w:val="single" w:sz="4" w:space="0" w:color="A89662"/>
-              <w:right w:val="single" w:sz="4" w:space="0" w:color="A89662"/>
+              <w:bottom w:val="single" w:sz="4" w:space="0" w:color="D9D9D2"/>
+              <w:right w:val="single" w:sz="4" w:space="0" w:color="D9D9D2"/>
             </w:tcBorders>
             <w:shd w:color="auto" w:fill="CDD2B7" w:val="clear"/>
+            <w:tcMar>
+              <w:top w:w="65" w:type="dxa"/>
+              <w:bottom w:w="65" w:type="dxa"/>
+            </w:tcMar>
           </w:tcPr>
           <w:p>
             <w:pPr>
@@ -453,12 +554,16 @@
           <w:tcPr>
             <w:tcW w:w="3288" w:type="dxa"/>
             <w:tcBorders>
-              <w:top w:val="single" w:sz="4" w:space="0" w:color="A89662"/>
-              <w:left w:val="single" w:sz="4" w:space="0" w:color="A89662"/>
-              <w:bottom w:val="single" w:sz="4" w:space="0" w:color="A89662"/>
-              <w:right w:val="single" w:sz="4" w:space="0" w:color="A89662"/>
+              <w:top w:val="single" w:sz="4" w:space="0" w:color="D9D9D2"/>
+              <w:left w:val="single" w:sz="4" w:space="0" w:color="D9D9D2"/>
+              <w:bottom w:val="single" w:sz="4" w:space="0" w:color="D9D9D2"/>
+              <w:right w:val="single" w:sz="4" w:space="0" w:color="D9D9D2"/>
             </w:tcBorders>
             <w:shd w:color="auto" w:fill="CDD2B7" w:val="clear"/>
+            <w:tcMar>
+              <w:top w:w="65" w:type="dxa"/>
+              <w:bottom w:w="65" w:type="dxa"/>
+            </w:tcMar>
           </w:tcPr>
           <w:p>
             <w:pPr>
@@ -475,7 +580,7 @@
                 <w:b/>
                 <w:i w:val="false"/>
                 <w:color w:val="002516"/>
-                <w:sz w:val="19"/>
+                <w:sz w:val="22"/>
               </w:rPr>
               <w:t>Leading a team</w:t>
             </w:r>
@@ -485,12 +590,16 @@
           <w:tcPr>
             <w:tcW w:w="3289" w:type="dxa"/>
             <w:tcBorders>
-              <w:top w:val="single" w:sz="4" w:space="0" w:color="A89662"/>
-              <w:left w:val="single" w:sz="4" w:space="0" w:color="A89662"/>
-              <w:bottom w:val="single" w:sz="4" w:space="0" w:color="A89662"/>
-              <w:right w:val="single" w:sz="4" w:space="0" w:color="A89662"/>
+              <w:top w:val="single" w:sz="4" w:space="0" w:color="D9D9D2"/>
+              <w:left w:val="single" w:sz="4" w:space="0" w:color="D9D9D2"/>
+              <w:bottom w:val="single" w:sz="4" w:space="0" w:color="D9D9D2"/>
+              <w:right w:val="single" w:sz="4" w:space="0" w:color="D9D9D2"/>
             </w:tcBorders>
             <w:shd w:color="auto" w:fill="CDD2B7" w:val="clear"/>
+            <w:tcMar>
+              <w:top w:w="65" w:type="dxa"/>
+              <w:bottom w:w="65" w:type="dxa"/>
+            </w:tcMar>
           </w:tcPr>
           <w:p>
             <w:pPr>
@@ -507,7 +616,7 @@
                 <w:b/>
                 <w:i w:val="false"/>
                 <w:color w:val="002516"/>
-                <w:sz w:val="19"/>
+                <w:sz w:val="22"/>
               </w:rPr>
               <w:t>Leading among leaders</w:t>
             </w:r>
@@ -517,12 +626,16 @@
           <w:tcPr>
             <w:tcW w:w="3288" w:type="dxa"/>
             <w:tcBorders>
-              <w:top w:val="single" w:sz="4" w:space="0" w:color="A89662"/>
-              <w:left w:val="single" w:sz="4" w:space="0" w:color="A89662"/>
-              <w:bottom w:val="single" w:sz="4" w:space="0" w:color="A89662"/>
-              <w:right w:val="single" w:sz="4" w:space="0" w:color="A89662"/>
+              <w:top w:val="single" w:sz="4" w:space="0" w:color="D9D9D2"/>
+              <w:left w:val="single" w:sz="4" w:space="0" w:color="D9D9D2"/>
+              <w:bottom w:val="single" w:sz="4" w:space="0" w:color="D9D9D2"/>
+              <w:right w:val="single" w:sz="4" w:space="0" w:color="D9D9D2"/>
             </w:tcBorders>
             <w:shd w:color="auto" w:fill="CDD2B7" w:val="clear"/>
+            <w:tcMar>
+              <w:top w:w="65" w:type="dxa"/>
+              <w:bottom w:w="65" w:type="dxa"/>
+            </w:tcMar>
           </w:tcPr>
           <w:p>
             <w:pPr>
@@ -539,7 +652,7 @@
                 <w:b/>
                 <w:i w:val="false"/>
                 <w:color w:val="002516"/>
-                <w:sz w:val="19"/>
+                <w:sz w:val="22"/>
               </w:rPr>
               <w:t>Leading across a system</w:t>
             </w:r>
@@ -549,12 +662,16 @@
           <w:tcPr>
             <w:tcW w:w="3288" w:type="dxa"/>
             <w:tcBorders>
-              <w:top w:val="single" w:sz="4" w:space="0" w:color="A89662"/>
-              <w:left w:val="single" w:sz="4" w:space="0" w:color="A89662"/>
-              <w:bottom w:val="single" w:sz="4" w:space="0" w:color="A89662"/>
+              <w:top w:val="single" w:sz="4" w:space="0" w:color="D9D9D2"/>
+              <w:left w:val="single" w:sz="4" w:space="0" w:color="D9D9D2"/>
+              <w:bottom w:val="single" w:sz="4" w:space="0" w:color="D9D9D2"/>
               <w:right w:val="single" w:sz="4" w:space="0" w:color="A89662"/>
             </w:tcBorders>
             <w:shd w:color="auto" w:fill="CDD2B7" w:val="clear"/>
+            <w:tcMar>
+              <w:top w:w="65" w:type="dxa"/>
+              <w:bottom w:w="65" w:type="dxa"/>
+            </w:tcMar>
           </w:tcPr>
           <w:p>
             <w:pPr>
@@ -571,7 +688,7 @@
                 <w:b/>
                 <w:i w:val="false"/>
                 <w:color w:val="002516"/>
-                <w:sz w:val="19"/>
+                <w:sz w:val="22"/>
               </w:rPr>
               <w:t>Leading the organisation</w:t>
             </w:r>
@@ -586,10 +703,10 @@
           <w:tcPr>
             <w:tcW w:w="1643" w:type="dxa"/>
             <w:tcBorders>
-              <w:top w:val="single" w:sz="4" w:space="0" w:color="A89662"/>
+              <w:top w:val="single" w:sz="4" w:space="0" w:color="D9D9D2"/>
               <w:left w:val="single" w:sz="4" w:space="0" w:color="A89662"/>
-              <w:bottom w:val="single" w:sz="4" w:space="0" w:color="A89662"/>
-              <w:right w:val="single" w:sz="4" w:space="0" w:color="A89662"/>
+              <w:bottom w:val="single" w:sz="4" w:space="0" w:color="D9D9D2"/>
+              <w:right w:val="single" w:sz="4" w:space="0" w:color="D9D9D2"/>
             </w:tcBorders>
             <w:shd w:color="auto" w:fill="CDD2B7" w:val="clear"/>
           </w:tcPr>
@@ -615,10 +732,10 @@
           <w:tcPr>
             <w:tcW w:w="3288" w:type="dxa"/>
             <w:tcBorders>
-              <w:top w:val="single" w:sz="4" w:space="0" w:color="A89662"/>
-              <w:left w:val="single" w:sz="4" w:space="0" w:color="A89662"/>
-              <w:bottom w:val="single" w:sz="4" w:space="0" w:color="A89662"/>
-              <w:right w:val="single" w:sz="4" w:space="0" w:color="A89662"/>
+              <w:top w:val="single" w:sz="4" w:space="0" w:color="D9D9D2"/>
+              <w:left w:val="single" w:sz="4" w:space="0" w:color="D9D9D2"/>
+              <w:bottom w:val="single" w:sz="4" w:space="0" w:color="D9D9D2"/>
+              <w:right w:val="single" w:sz="4" w:space="0" w:color="D9D9D2"/>
             </w:tcBorders>
           </w:tcPr>
           <w:p>
@@ -643,10 +760,10 @@
           <w:tcPr>
             <w:tcW w:w="3289" w:type="dxa"/>
             <w:tcBorders>
-              <w:top w:val="single" w:sz="4" w:space="0" w:color="A89662"/>
-              <w:left w:val="single" w:sz="4" w:space="0" w:color="A89662"/>
-              <w:bottom w:val="single" w:sz="4" w:space="0" w:color="A89662"/>
-              <w:right w:val="single" w:sz="4" w:space="0" w:color="A89662"/>
+              <w:top w:val="single" w:sz="4" w:space="0" w:color="D9D9D2"/>
+              <w:left w:val="single" w:sz="4" w:space="0" w:color="D9D9D2"/>
+              <w:bottom w:val="single" w:sz="4" w:space="0" w:color="D9D9D2"/>
+              <w:right w:val="single" w:sz="4" w:space="0" w:color="D9D9D2"/>
             </w:tcBorders>
           </w:tcPr>
           <w:p>
@@ -671,10 +788,10 @@
           <w:tcPr>
             <w:tcW w:w="3288" w:type="dxa"/>
             <w:tcBorders>
-              <w:top w:val="single" w:sz="4" w:space="0" w:color="A89662"/>
-              <w:left w:val="single" w:sz="4" w:space="0" w:color="A89662"/>
-              <w:bottom w:val="single" w:sz="4" w:space="0" w:color="A89662"/>
-              <w:right w:val="single" w:sz="4" w:space="0" w:color="A89662"/>
+              <w:top w:val="single" w:sz="4" w:space="0" w:color="D9D9D2"/>
+              <w:left w:val="single" w:sz="4" w:space="0" w:color="D9D9D2"/>
+              <w:bottom w:val="single" w:sz="4" w:space="0" w:color="D9D9D2"/>
+              <w:right w:val="single" w:sz="4" w:space="0" w:color="D9D9D2"/>
             </w:tcBorders>
           </w:tcPr>
           <w:p>
@@ -699,9 +816,9 @@
           <w:tcPr>
             <w:tcW w:w="3288" w:type="dxa"/>
             <w:tcBorders>
-              <w:top w:val="single" w:sz="4" w:space="0" w:color="A89662"/>
-              <w:left w:val="single" w:sz="4" w:space="0" w:color="A89662"/>
-              <w:bottom w:val="single" w:sz="4" w:space="0" w:color="A89662"/>
+              <w:top w:val="single" w:sz="4" w:space="0" w:color="D9D9D2"/>
+              <w:left w:val="single" w:sz="4" w:space="0" w:color="D9D9D2"/>
+              <w:bottom w:val="single" w:sz="4" w:space="0" w:color="D9D9D2"/>
               <w:right w:val="single" w:sz="4" w:space="0" w:color="A89662"/>
             </w:tcBorders>
           </w:tcPr>
@@ -732,10 +849,10 @@
           <w:tcPr>
             <w:tcW w:w="1643" w:type="dxa"/>
             <w:tcBorders>
-              <w:top w:val="single" w:sz="4" w:space="0" w:color="A89662"/>
+              <w:top w:val="single" w:sz="4" w:space="0" w:color="D9D9D2"/>
               <w:left w:val="single" w:sz="4" w:space="0" w:color="A89662"/>
-              <w:bottom w:val="single" w:sz="4" w:space="0" w:color="A89662"/>
-              <w:right w:val="single" w:sz="4" w:space="0" w:color="A89662"/>
+              <w:bottom w:val="single" w:sz="4" w:space="0" w:color="D9D9D2"/>
+              <w:right w:val="single" w:sz="4" w:space="0" w:color="D9D9D2"/>
             </w:tcBorders>
             <w:shd w:color="auto" w:fill="CDD2B7" w:val="clear"/>
           </w:tcPr>
@@ -761,10 +878,10 @@
           <w:tcPr>
             <w:tcW w:w="3288" w:type="dxa"/>
             <w:tcBorders>
-              <w:top w:val="single" w:sz="4" w:space="0" w:color="A89662"/>
-              <w:left w:val="single" w:sz="4" w:space="0" w:color="A89662"/>
-              <w:bottom w:val="single" w:sz="4" w:space="0" w:color="A89662"/>
-              <w:right w:val="single" w:sz="4" w:space="0" w:color="A89662"/>
+              <w:top w:val="single" w:sz="4" w:space="0" w:color="D9D9D2"/>
+              <w:left w:val="single" w:sz="4" w:space="0" w:color="D9D9D2"/>
+              <w:bottom w:val="single" w:sz="4" w:space="0" w:color="D9D9D2"/>
+              <w:right w:val="single" w:sz="4" w:space="0" w:color="D9D9D2"/>
             </w:tcBorders>
           </w:tcPr>
           <w:p>
@@ -789,10 +906,10 @@
           <w:tcPr>
             <w:tcW w:w="3289" w:type="dxa"/>
             <w:tcBorders>
-              <w:top w:val="single" w:sz="4" w:space="0" w:color="A89662"/>
-              <w:left w:val="single" w:sz="4" w:space="0" w:color="A89662"/>
-              <w:bottom w:val="single" w:sz="4" w:space="0" w:color="A89662"/>
-              <w:right w:val="single" w:sz="4" w:space="0" w:color="A89662"/>
+              <w:top w:val="single" w:sz="4" w:space="0" w:color="D9D9D2"/>
+              <w:left w:val="single" w:sz="4" w:space="0" w:color="D9D9D2"/>
+              <w:bottom w:val="single" w:sz="4" w:space="0" w:color="D9D9D2"/>
+              <w:right w:val="single" w:sz="4" w:space="0" w:color="D9D9D2"/>
             </w:tcBorders>
           </w:tcPr>
           <w:p>
@@ -817,10 +934,10 @@
           <w:tcPr>
             <w:tcW w:w="3288" w:type="dxa"/>
             <w:tcBorders>
-              <w:top w:val="single" w:sz="4" w:space="0" w:color="A89662"/>
-              <w:left w:val="single" w:sz="4" w:space="0" w:color="A89662"/>
-              <w:bottom w:val="single" w:sz="4" w:space="0" w:color="A89662"/>
-              <w:right w:val="single" w:sz="4" w:space="0" w:color="A89662"/>
+              <w:top w:val="single" w:sz="4" w:space="0" w:color="D9D9D2"/>
+              <w:left w:val="single" w:sz="4" w:space="0" w:color="D9D9D2"/>
+              <w:bottom w:val="single" w:sz="4" w:space="0" w:color="D9D9D2"/>
+              <w:right w:val="single" w:sz="4" w:space="0" w:color="D9D9D2"/>
             </w:tcBorders>
           </w:tcPr>
           <w:p>
@@ -845,9 +962,9 @@
           <w:tcPr>
             <w:tcW w:w="3288" w:type="dxa"/>
             <w:tcBorders>
-              <w:top w:val="single" w:sz="4" w:space="0" w:color="A89662"/>
-              <w:left w:val="single" w:sz="4" w:space="0" w:color="A89662"/>
-              <w:bottom w:val="single" w:sz="4" w:space="0" w:color="A89662"/>
+              <w:top w:val="single" w:sz="4" w:space="0" w:color="D9D9D2"/>
+              <w:left w:val="single" w:sz="4" w:space="0" w:color="D9D9D2"/>
+              <w:bottom w:val="single" w:sz="4" w:space="0" w:color="D9D9D2"/>
               <w:right w:val="single" w:sz="4" w:space="0" w:color="A89662"/>
             </w:tcBorders>
           </w:tcPr>
@@ -878,45 +995,391 @@
           <w:tcPr>
             <w:tcW w:w="1643" w:type="dxa"/>
             <w:tcBorders>
-              <w:top w:val="single" w:sz="4" w:space="0" w:color="A89662"/>
+              <w:top w:val="single" w:sz="4" w:space="0" w:color="D9D9D2"/>
               <w:left w:val="single" w:sz="4" w:space="0" w:color="A89662"/>
-              <w:bottom w:val="single" w:sz="4" w:space="0" w:color="A89662"/>
+              <w:bottom w:val="single" w:sz="4" w:space="0" w:color="D9D9D2"/>
+              <w:right w:val="single" w:sz="4" w:space="0" w:color="D9D9D2"/>
+            </w:tcBorders>
+            <w:shd w:color="auto" w:fill="CDD2B7" w:val="clear"/>
+            <w:tcMar>
+              <w:top w:w="65" w:type="dxa"/>
+              <w:bottom w:w="65" w:type="dxa"/>
+            </w:tcMar>
+          </w:tcPr>
+          <w:p>
+            <w:pPr>
+              <w:pStyle w:val="Normal"/>
+              <w:spacing w:lineRule="auto" w:line="249" w:before="0" w:after="0"/>
+              <w:rPr/>
+            </w:pPr>
+            <w:r>
+              <w:rPr>
+                <w:rFonts w:cs="Arial"/>
+                <w:b/>
+                <w:i w:val="false"/>
+                <w:color w:val="002516"/>
+                <w:sz w:val="17"/>
+              </w:rPr>
+              <w:t>Developmental logic</w:t>
+            </w:r>
+          </w:p>
+        </w:tc>
+        <w:tc>
+          <w:tcPr>
+            <w:tcW w:w="3288" w:type="dxa"/>
+            <w:tcBorders>
+              <w:top w:val="single" w:sz="4" w:space="0" w:color="D9D9D2"/>
+              <w:left w:val="single" w:sz="4" w:space="0" w:color="D9D9D2"/>
+              <w:bottom w:val="single" w:sz="4" w:space="0" w:color="D9D9D2"/>
+              <w:right w:val="single" w:sz="4" w:space="0" w:color="D9D9D2"/>
+            </w:tcBorders>
+            <w:shd w:color="auto" w:fill="EEF1E5" w:val="clear"/>
+            <w:tcMar>
+              <w:top w:w="65" w:type="dxa"/>
+              <w:bottom w:w="65" w:type="dxa"/>
+            </w:tcMar>
+          </w:tcPr>
+          <w:p>
+            <w:pPr>
+              <w:pStyle w:val="Normal"/>
+              <w:spacing w:lineRule="auto" w:line="276" w:before="0" w:after="0"/>
+              <w:jc w:val="center"/>
+              <w:rPr/>
+            </w:pPr>
+            <w:r>
+              <w:rPr>
+                <w:rFonts w:cs="Arial"/>
+                <w:b/>
+                <w:i w:val="false"/>
+                <w:color w:val="002516"/>
+                <w:spacing w:val="10"/>
+                <w:sz w:val="19"/>
+              </w:rPr>
+              <w:t>SELF</w:t>
+            </w:r>
+            <w:r>
+              <w:rPr/>
+              <w:br/>
+            </w:r>
+            <w:r>
+              <w:rPr>
+                <w:rFonts w:cs="Arial"/>
+                <w:b w:val="false"/>
+                <w:i w:val="false"/>
+                <w:color w:val="C62026"/>
+                <w:sz w:val="16"/>
+              </w:rPr>
+              <w:t>▼</w:t>
+            </w:r>
+            <w:r>
+              <w:rPr/>
+              <w:br/>
+            </w:r>
+            <w:r>
+              <w:rPr>
+                <w:rFonts w:cs="Arial"/>
+                <w:b/>
+                <w:i w:val="false"/>
+                <w:color w:val="002516"/>
+                <w:spacing w:val="10"/>
+                <w:sz w:val="19"/>
+              </w:rPr>
+              <w:t>TEAM</w:t>
+            </w:r>
+            <w:r>
+              <w:rPr/>
+              <w:br/>
+            </w:r>
+            <w:r>
+              <w:rPr>
+                <w:rFonts w:cs="Arial"/>
+                <w:b w:val="false"/>
+                <w:i w:val="false"/>
+                <w:color w:val="C62026"/>
+                <w:sz w:val="16"/>
+              </w:rPr>
+              <w:t>▼</w:t>
+            </w:r>
+            <w:r>
+              <w:rPr/>
+              <w:br/>
+            </w:r>
+            <w:r>
+              <w:rPr>
+                <w:rFonts w:cs="Arial"/>
+                <w:b/>
+                <w:i w:val="false"/>
+                <w:color w:val="002516"/>
+                <w:spacing w:val="10"/>
+                <w:sz w:val="19"/>
+              </w:rPr>
+              <w:t>REFLECT</w:t>
+            </w:r>
+          </w:p>
+        </w:tc>
+        <w:tc>
+          <w:tcPr>
+            <w:tcW w:w="3289" w:type="dxa"/>
+            <w:tcBorders>
+              <w:top w:val="single" w:sz="4" w:space="0" w:color="D9D9D2"/>
+              <w:left w:val="single" w:sz="4" w:space="0" w:color="D9D9D2"/>
+              <w:bottom w:val="single" w:sz="4" w:space="0" w:color="D9D9D2"/>
+              <w:right w:val="single" w:sz="4" w:space="0" w:color="D9D9D2"/>
+            </w:tcBorders>
+            <w:shd w:color="auto" w:fill="EEF1E5" w:val="clear"/>
+            <w:tcMar>
+              <w:top w:w="65" w:type="dxa"/>
+              <w:bottom w:w="65" w:type="dxa"/>
+            </w:tcMar>
+          </w:tcPr>
+          <w:p>
+            <w:pPr>
+              <w:pStyle w:val="Normal"/>
+              <w:spacing w:lineRule="auto" w:line="276" w:before="0" w:after="0"/>
+              <w:jc w:val="center"/>
+              <w:rPr/>
+            </w:pPr>
+            <w:r>
+              <w:rPr>
+                <w:rFonts w:cs="Arial"/>
+                <w:b/>
+                <w:i w:val="false"/>
+                <w:color w:val="002516"/>
+                <w:spacing w:val="10"/>
+                <w:sz w:val="19"/>
+              </w:rPr>
+              <w:t>VALUES</w:t>
+            </w:r>
+            <w:r>
+              <w:rPr/>
+              <w:br/>
+            </w:r>
+            <w:r>
+              <w:rPr>
+                <w:rFonts w:cs="Arial"/>
+                <w:b w:val="false"/>
+                <w:i w:val="false"/>
+                <w:color w:val="C62026"/>
+                <w:sz w:val="16"/>
+              </w:rPr>
+              <w:t>▼</w:t>
+            </w:r>
+            <w:r>
+              <w:rPr/>
+              <w:br/>
+            </w:r>
+            <w:r>
+              <w:rPr>
+                <w:rFonts w:cs="Arial"/>
+                <w:b/>
+                <w:i w:val="false"/>
+                <w:color w:val="002516"/>
+                <w:spacing w:val="10"/>
+                <w:sz w:val="19"/>
+              </w:rPr>
+              <w:t>SELF-AWARENESS</w:t>
+            </w:r>
+            <w:r>
+              <w:rPr/>
+              <w:br/>
+            </w:r>
+            <w:r>
+              <w:rPr>
+                <w:rFonts w:cs="Arial"/>
+                <w:b w:val="false"/>
+                <w:i w:val="false"/>
+                <w:color w:val="C62026"/>
+                <w:sz w:val="16"/>
+              </w:rPr>
+              <w:t>▼</w:t>
+            </w:r>
+            <w:r>
+              <w:rPr/>
+              <w:br/>
+            </w:r>
+            <w:r>
+              <w:rPr>
+                <w:rFonts w:cs="Arial"/>
+                <w:b/>
+                <w:i w:val="false"/>
+                <w:color w:val="002516"/>
+                <w:spacing w:val="10"/>
+                <w:sz w:val="19"/>
+              </w:rPr>
+              <w:t>ADAPT</w:t>
+            </w:r>
+            <w:r>
+              <w:rPr/>
+              <w:br/>
+            </w:r>
+            <w:r>
+              <w:rPr>
+                <w:rFonts w:cs="Arial"/>
+                <w:b w:val="false"/>
+                <w:i w:val="false"/>
+                <w:color w:val="C62026"/>
+                <w:sz w:val="16"/>
+              </w:rPr>
+              <w:t>▼</w:t>
+            </w:r>
+            <w:r>
+              <w:rPr/>
+              <w:br/>
+            </w:r>
+            <w:r>
+              <w:rPr>
+                <w:rFonts w:cs="Arial"/>
+                <w:b/>
+                <w:i w:val="false"/>
+                <w:color w:val="002516"/>
+                <w:spacing w:val="10"/>
+                <w:sz w:val="19"/>
+              </w:rPr>
+              <w:t>DEVELOP</w:t>
+            </w:r>
+          </w:p>
+        </w:tc>
+        <w:tc>
+          <w:tcPr>
+            <w:tcW w:w="3288" w:type="dxa"/>
+            <w:tcBorders>
+              <w:top w:val="single" w:sz="4" w:space="0" w:color="D9D9D2"/>
+              <w:left w:val="single" w:sz="4" w:space="0" w:color="D9D9D2"/>
+              <w:bottom w:val="single" w:sz="4" w:space="0" w:color="D9D9D2"/>
+              <w:right w:val="single" w:sz="4" w:space="0" w:color="D9D9D2"/>
+            </w:tcBorders>
+            <w:shd w:color="auto" w:fill="EEF1E5" w:val="clear"/>
+            <w:tcMar>
+              <w:top w:w="65" w:type="dxa"/>
+              <w:bottom w:w="65" w:type="dxa"/>
+            </w:tcMar>
+          </w:tcPr>
+          <w:p>
+            <w:pPr>
+              <w:pStyle w:val="Normal"/>
+              <w:spacing w:lineRule="auto" w:line="276" w:before="0" w:after="0"/>
+              <w:jc w:val="center"/>
+              <w:rPr/>
+            </w:pPr>
+            <w:r>
+              <w:rPr>
+                <w:rFonts w:cs="Arial"/>
+                <w:b/>
+                <w:i w:val="false"/>
+                <w:color w:val="002516"/>
+                <w:spacing w:val="10"/>
+                <w:sz w:val="19"/>
+              </w:rPr>
+              <w:t>VALUES &amp; JUDGEMENT</w:t>
+            </w:r>
+            <w:r>
+              <w:rPr/>
+              <w:br/>
+            </w:r>
+            <w:r>
+              <w:rPr>
+                <w:rFonts w:cs="Arial"/>
+                <w:b w:val="false"/>
+                <w:i w:val="false"/>
+                <w:color w:val="C62026"/>
+                <w:sz w:val="16"/>
+              </w:rPr>
+              <w:t>▼</w:t>
+            </w:r>
+            <w:r>
+              <w:rPr/>
+              <w:br/>
+            </w:r>
+            <w:r>
+              <w:rPr>
+                <w:rFonts w:cs="Arial"/>
+                <w:b/>
+                <w:i w:val="false"/>
+                <w:color w:val="002516"/>
+                <w:spacing w:val="10"/>
+                <w:sz w:val="19"/>
+              </w:rPr>
+              <w:t>SYSTEM</w:t>
+            </w:r>
+            <w:r>
+              <w:rPr/>
+              <w:br/>
+            </w:r>
+            <w:r>
+              <w:rPr>
+                <w:rFonts w:cs="Arial"/>
+                <w:b w:val="false"/>
+                <w:i w:val="false"/>
+                <w:color w:val="C62026"/>
+                <w:sz w:val="16"/>
+              </w:rPr>
+              <w:t>▼</w:t>
+            </w:r>
+            <w:r>
+              <w:rPr/>
+              <w:br/>
+            </w:r>
+            <w:r>
+              <w:rPr>
+                <w:rFonts w:cs="Arial"/>
+                <w:b/>
+                <w:i w:val="false"/>
+                <w:color w:val="002516"/>
+                <w:spacing w:val="10"/>
+                <w:sz w:val="19"/>
+              </w:rPr>
+              <w:t>INFLUENCE</w:t>
+            </w:r>
+            <w:r>
+              <w:rPr/>
+              <w:br/>
+            </w:r>
+            <w:r>
+              <w:rPr>
+                <w:rFonts w:cs="Arial"/>
+                <w:b w:val="false"/>
+                <w:i w:val="false"/>
+                <w:color w:val="C62026"/>
+                <w:sz w:val="16"/>
+              </w:rPr>
+              <w:t>▼</w:t>
+            </w:r>
+            <w:r>
+              <w:rPr/>
+              <w:br/>
+            </w:r>
+            <w:r>
+              <w:rPr>
+                <w:rFonts w:cs="Arial"/>
+                <w:b/>
+                <w:i w:val="false"/>
+                <w:color w:val="002516"/>
+                <w:spacing w:val="10"/>
+                <w:sz w:val="19"/>
+              </w:rPr>
+              <w:t>ADAPT</w:t>
+            </w:r>
+          </w:p>
+        </w:tc>
+        <w:tc>
+          <w:tcPr>
+            <w:tcW w:w="3288" w:type="dxa"/>
+            <w:tcBorders>
+              <w:top w:val="single" w:sz="4" w:space="0" w:color="D9D9D2"/>
+              <w:left w:val="single" w:sz="4" w:space="0" w:color="D9D9D2"/>
+              <w:bottom w:val="single" w:sz="4" w:space="0" w:color="D9D9D2"/>
               <w:right w:val="single" w:sz="4" w:space="0" w:color="A89662"/>
             </w:tcBorders>
-            <w:shd w:color="auto" w:fill="CDD2B7" w:val="clear"/>
-          </w:tcPr>
-          <w:p>
-            <w:pPr>
-              <w:pStyle w:val="Normal"/>
-              <w:spacing w:lineRule="auto" w:line="249" w:before="0" w:after="0"/>
-              <w:rPr/>
-            </w:pPr>
-            <w:r>
-              <w:rPr>
-                <w:rFonts w:cs="Arial"/>
-                <w:b/>
-                <w:i w:val="false"/>
-                <w:color w:val="002516"/>
-                <w:sz w:val="17"/>
-              </w:rPr>
-              <w:t>Developmental logic</w:t>
-            </w:r>
-          </w:p>
-        </w:tc>
-        <w:tc>
-          <w:tcPr>
-            <w:tcW w:w="3288" w:type="dxa"/>
-            <w:tcBorders>
-              <w:top w:val="single" w:sz="4" w:space="0" w:color="A89662"/>
-              <w:left w:val="single" w:sz="4" w:space="0" w:color="A89662"/>
-              <w:bottom w:val="single" w:sz="4" w:space="0" w:color="A89662"/>
-              <w:right w:val="single" w:sz="4" w:space="0" w:color="A89662"/>
-            </w:tcBorders>
-          </w:tcPr>
-          <w:p>
-            <w:pPr>
-              <w:pStyle w:val="Normal"/>
-              <w:spacing w:lineRule="auto" w:line="249" w:before="0" w:after="0"/>
+            <w:shd w:color="auto" w:fill="EEF1E5" w:val="clear"/>
+            <w:tcMar>
+              <w:top w:w="65" w:type="dxa"/>
+              <w:bottom w:w="65" w:type="dxa"/>
+            </w:tcMar>
+          </w:tcPr>
+          <w:p>
+            <w:pPr>
+              <w:pStyle w:val="Normal"/>
+              <w:spacing w:lineRule="auto" w:line="276" w:before="0" w:after="0"/>
               <w:jc w:val="center"/>
               <w:rPr/>
             </w:pPr>
@@ -926,9 +1389,10 @@
                 <w:b/>
                 <w:i w:val="false"/>
                 <w:color w:val="002516"/>
-                <w:sz w:val="17"/>
-              </w:rPr>
-              <w:t>SELF</w:t>
+                <w:spacing w:val="10"/>
+                <w:sz w:val="19"/>
+              </w:rPr>
+              <w:t>STRATEGIC SELF-AWARENESS</w:t>
             </w:r>
             <w:r>
               <w:rPr/>
@@ -940,7 +1404,7 @@
                 <w:b w:val="false"/>
                 <w:i w:val="false"/>
                 <w:color w:val="C62026"/>
-                <w:sz w:val="14"/>
+                <w:sz w:val="16"/>
               </w:rPr>
               <w:t>▼</w:t>
             </w:r>
@@ -954,9 +1418,10 @@
                 <w:b/>
                 <w:i w:val="false"/>
                 <w:color w:val="002516"/>
-                <w:sz w:val="17"/>
-              </w:rPr>
-              <w:t>TEAM</w:t>
+                <w:spacing w:val="10"/>
+                <w:sz w:val="19"/>
+              </w:rPr>
+              <w:t>JUDGEMENT</w:t>
             </w:r>
             <w:r>
               <w:rPr/>
@@ -968,7 +1433,7 @@
                 <w:b w:val="false"/>
                 <w:i w:val="false"/>
                 <w:color w:val="C62026"/>
-                <w:sz w:val="14"/>
+                <w:sz w:val="16"/>
               </w:rPr>
               <w:t>▼</w:t>
             </w:r>
@@ -982,38 +1447,10 @@
                 <w:b/>
                 <w:i w:val="false"/>
                 <w:color w:val="002516"/>
-                <w:sz w:val="17"/>
-              </w:rPr>
-              <w:t>REFLECT</w:t>
-            </w:r>
-          </w:p>
-        </w:tc>
-        <w:tc>
-          <w:tcPr>
-            <w:tcW w:w="3289" w:type="dxa"/>
-            <w:tcBorders>
-              <w:top w:val="single" w:sz="4" w:space="0" w:color="A89662"/>
-              <w:left w:val="single" w:sz="4" w:space="0" w:color="A89662"/>
-              <w:bottom w:val="single" w:sz="4" w:space="0" w:color="A89662"/>
-              <w:right w:val="single" w:sz="4" w:space="0" w:color="A89662"/>
-            </w:tcBorders>
-          </w:tcPr>
-          <w:p>
-            <w:pPr>
-              <w:pStyle w:val="Normal"/>
-              <w:spacing w:lineRule="auto" w:line="249" w:before="0" w:after="0"/>
-              <w:jc w:val="center"/>
-              <w:rPr/>
-            </w:pPr>
-            <w:r>
-              <w:rPr>
-                <w:rFonts w:cs="Arial"/>
-                <w:b/>
-                <w:i w:val="false"/>
-                <w:color w:val="002516"/>
-                <w:sz w:val="17"/>
-              </w:rPr>
-              <w:t>VALUES</w:t>
+                <w:spacing w:val="10"/>
+                <w:sz w:val="19"/>
+              </w:rPr>
+              <w:t>CONDITIONS</w:t>
             </w:r>
             <w:r>
               <w:rPr/>
@@ -1025,7 +1462,7 @@
                 <w:b w:val="false"/>
                 <w:i w:val="false"/>
                 <w:color w:val="C62026"/>
-                <w:sz w:val="14"/>
+                <w:sz w:val="16"/>
               </w:rPr>
               <w:t>▼</w:t>
             </w:r>
@@ -1039,289 +1476,8 @@
                 <w:b/>
                 <w:i w:val="false"/>
                 <w:color w:val="002516"/>
-                <w:sz w:val="17"/>
-              </w:rPr>
-              <w:t>SELF-AWARENESS</w:t>
-            </w:r>
-            <w:r>
-              <w:rPr/>
-              <w:br/>
-            </w:r>
-            <w:r>
-              <w:rPr>
-                <w:rFonts w:cs="Arial"/>
-                <w:b w:val="false"/>
-                <w:i w:val="false"/>
-                <w:color w:val="C62026"/>
-                <w:sz w:val="14"/>
-              </w:rPr>
-              <w:t>▼</w:t>
-            </w:r>
-            <w:r>
-              <w:rPr/>
-              <w:br/>
-            </w:r>
-            <w:r>
-              <w:rPr>
-                <w:rFonts w:cs="Arial"/>
-                <w:b/>
-                <w:i w:val="false"/>
-                <w:color w:val="002516"/>
-                <w:sz w:val="17"/>
-              </w:rPr>
-              <w:t>ADAPT</w:t>
-            </w:r>
-            <w:r>
-              <w:rPr/>
-              <w:br/>
-            </w:r>
-            <w:r>
-              <w:rPr>
-                <w:rFonts w:cs="Arial"/>
-                <w:b w:val="false"/>
-                <w:i w:val="false"/>
-                <w:color w:val="C62026"/>
-                <w:sz w:val="14"/>
-              </w:rPr>
-              <w:t>▼</w:t>
-            </w:r>
-            <w:r>
-              <w:rPr/>
-              <w:br/>
-            </w:r>
-            <w:r>
-              <w:rPr>
-                <w:rFonts w:cs="Arial"/>
-                <w:b/>
-                <w:i w:val="false"/>
-                <w:color w:val="002516"/>
-                <w:sz w:val="17"/>
-              </w:rPr>
-              <w:t>DEVELOP</w:t>
-            </w:r>
-          </w:p>
-        </w:tc>
-        <w:tc>
-          <w:tcPr>
-            <w:tcW w:w="3288" w:type="dxa"/>
-            <w:tcBorders>
-              <w:top w:val="single" w:sz="4" w:space="0" w:color="A89662"/>
-              <w:left w:val="single" w:sz="4" w:space="0" w:color="A89662"/>
-              <w:bottom w:val="single" w:sz="4" w:space="0" w:color="A89662"/>
-              <w:right w:val="single" w:sz="4" w:space="0" w:color="A89662"/>
-            </w:tcBorders>
-          </w:tcPr>
-          <w:p>
-            <w:pPr>
-              <w:pStyle w:val="Normal"/>
-              <w:spacing w:lineRule="auto" w:line="249" w:before="0" w:after="0"/>
-              <w:jc w:val="center"/>
-              <w:rPr/>
-            </w:pPr>
-            <w:r>
-              <w:rPr>
-                <w:rFonts w:cs="Arial"/>
-                <w:b/>
-                <w:i w:val="false"/>
-                <w:color w:val="002516"/>
-                <w:sz w:val="17"/>
-              </w:rPr>
-              <w:t>VALUES &amp; JUDGEMENT</w:t>
-            </w:r>
-            <w:r>
-              <w:rPr/>
-              <w:br/>
-            </w:r>
-            <w:r>
-              <w:rPr>
-                <w:rFonts w:cs="Arial"/>
-                <w:b w:val="false"/>
-                <w:i w:val="false"/>
-                <w:color w:val="C62026"/>
-                <w:sz w:val="14"/>
-              </w:rPr>
-              <w:t>▼</w:t>
-            </w:r>
-            <w:r>
-              <w:rPr/>
-              <w:br/>
-            </w:r>
-            <w:r>
-              <w:rPr>
-                <w:rFonts w:cs="Arial"/>
-                <w:b/>
-                <w:i w:val="false"/>
-                <w:color w:val="002516"/>
-                <w:sz w:val="17"/>
-              </w:rPr>
-              <w:t>SYSTEM</w:t>
-            </w:r>
-            <w:r>
-              <w:rPr/>
-              <w:br/>
-            </w:r>
-            <w:r>
-              <w:rPr>
-                <w:rFonts w:cs="Arial"/>
-                <w:b w:val="false"/>
-                <w:i w:val="false"/>
-                <w:color w:val="C62026"/>
-                <w:sz w:val="14"/>
-              </w:rPr>
-              <w:t>▼</w:t>
-            </w:r>
-            <w:r>
-              <w:rPr/>
-              <w:br/>
-            </w:r>
-            <w:r>
-              <w:rPr>
-                <w:rFonts w:cs="Arial"/>
-                <w:b/>
-                <w:i w:val="false"/>
-                <w:color w:val="002516"/>
-                <w:sz w:val="17"/>
-              </w:rPr>
-              <w:t>INFLUENCE</w:t>
-            </w:r>
-            <w:r>
-              <w:rPr/>
-              <w:br/>
-            </w:r>
-            <w:r>
-              <w:rPr>
-                <w:rFonts w:cs="Arial"/>
-                <w:b w:val="false"/>
-                <w:i w:val="false"/>
-                <w:color w:val="C62026"/>
-                <w:sz w:val="14"/>
-              </w:rPr>
-              <w:t>▼</w:t>
-            </w:r>
-            <w:r>
-              <w:rPr/>
-              <w:br/>
-            </w:r>
-            <w:r>
-              <w:rPr>
-                <w:rFonts w:cs="Arial"/>
-                <w:b/>
-                <w:i w:val="false"/>
-                <w:color w:val="002516"/>
-                <w:sz w:val="17"/>
-              </w:rPr>
-              <w:t>ADAPT</w:t>
-            </w:r>
-          </w:p>
-        </w:tc>
-        <w:tc>
-          <w:tcPr>
-            <w:tcW w:w="3288" w:type="dxa"/>
-            <w:tcBorders>
-              <w:top w:val="single" w:sz="4" w:space="0" w:color="A89662"/>
-              <w:left w:val="single" w:sz="4" w:space="0" w:color="A89662"/>
-              <w:bottom w:val="single" w:sz="4" w:space="0" w:color="A89662"/>
-              <w:right w:val="single" w:sz="4" w:space="0" w:color="A89662"/>
-            </w:tcBorders>
-          </w:tcPr>
-          <w:p>
-            <w:pPr>
-              <w:pStyle w:val="Normal"/>
-              <w:spacing w:lineRule="auto" w:line="249" w:before="0" w:after="0"/>
-              <w:jc w:val="center"/>
-              <w:rPr/>
-            </w:pPr>
-            <w:r>
-              <w:rPr>
-                <w:rFonts w:cs="Arial"/>
-                <w:b/>
-                <w:i w:val="false"/>
-                <w:color w:val="002516"/>
-                <w:sz w:val="17"/>
-              </w:rPr>
-              <w:t>STRATEGIC SELF-AWARENESS</w:t>
-            </w:r>
-            <w:r>
-              <w:rPr/>
-              <w:br/>
-            </w:r>
-            <w:r>
-              <w:rPr>
-                <w:rFonts w:cs="Arial"/>
-                <w:b w:val="false"/>
-                <w:i w:val="false"/>
-                <w:color w:val="C62026"/>
-                <w:sz w:val="14"/>
-              </w:rPr>
-              <w:t>▼</w:t>
-            </w:r>
-            <w:r>
-              <w:rPr/>
-              <w:br/>
-            </w:r>
-            <w:r>
-              <w:rPr>
-                <w:rFonts w:cs="Arial"/>
-                <w:b/>
-                <w:i w:val="false"/>
-                <w:color w:val="002516"/>
-                <w:sz w:val="17"/>
-              </w:rPr>
-              <w:t>JUDGEMENT</w:t>
-            </w:r>
-            <w:r>
-              <w:rPr/>
-              <w:br/>
-            </w:r>
-            <w:r>
-              <w:rPr>
-                <w:rFonts w:cs="Arial"/>
-                <w:b w:val="false"/>
-                <w:i w:val="false"/>
-                <w:color w:val="C62026"/>
-                <w:sz w:val="14"/>
-              </w:rPr>
-              <w:t>▼</w:t>
-            </w:r>
-            <w:r>
-              <w:rPr/>
-              <w:br/>
-            </w:r>
-            <w:r>
-              <w:rPr>
-                <w:rFonts w:cs="Arial"/>
-                <w:b/>
-                <w:i w:val="false"/>
-                <w:color w:val="002516"/>
-                <w:sz w:val="17"/>
-              </w:rPr>
-              <w:t>CONDITIONS</w:t>
-            </w:r>
-            <w:r>
-              <w:rPr/>
-              <w:br/>
-            </w:r>
-            <w:r>
-              <w:rPr>
-                <w:rFonts w:cs="Arial"/>
-                <w:b w:val="false"/>
-                <w:i w:val="false"/>
-                <w:color w:val="C62026"/>
-                <w:sz w:val="14"/>
-              </w:rPr>
-              <w:t>▼</w:t>
-            </w:r>
-            <w:r>
-              <w:rPr/>
-              <w:br/>
-            </w:r>
-            <w:r>
-              <w:rPr>
-                <w:rFonts w:cs="Arial"/>
-                <w:b/>
-                <w:i w:val="false"/>
-                <w:color w:val="002516"/>
-                <w:sz w:val="17"/>
+                <w:spacing w:val="10"/>
+                <w:sz w:val="19"/>
               </w:rPr>
               <w:t>DELIBERATE DEVELOPMENT</w:t>
             </w:r>
@@ -1336,54 +1492,360 @@
           <w:tcPr>
             <w:tcW w:w="1643" w:type="dxa"/>
             <w:tcBorders>
-              <w:top w:val="single" w:sz="4" w:space="0" w:color="A89662"/>
+              <w:top w:val="single" w:sz="4" w:space="0" w:color="D9D9D2"/>
               <w:left w:val="single" w:sz="4" w:space="0" w:color="A89662"/>
-              <w:bottom w:val="single" w:sz="4" w:space="0" w:color="A89662"/>
+              <w:bottom w:val="single" w:sz="4" w:space="0" w:color="D9D9D2"/>
+              <w:right w:val="single" w:sz="4" w:space="0" w:color="D9D9D2"/>
+            </w:tcBorders>
+            <w:shd w:color="auto" w:fill="CDD2B7" w:val="clear"/>
+          </w:tcPr>
+          <w:p>
+            <w:pPr>
+              <w:pStyle w:val="Normal"/>
+              <w:spacing w:lineRule="auto" w:line="249" w:before="0" w:after="0"/>
+              <w:rPr/>
+            </w:pPr>
+            <w:r>
+              <w:rPr>
+                <w:rFonts w:cs="Arial"/>
+                <w:b/>
+                <w:i w:val="false"/>
+                <w:color w:val="002516"/>
+                <w:sz w:val="17"/>
+              </w:rPr>
+              <w:t>Learning outcomes</w:t>
+            </w:r>
+          </w:p>
+        </w:tc>
+        <w:tc>
+          <w:tcPr>
+            <w:tcW w:w="3288" w:type="dxa"/>
+            <w:tcBorders>
+              <w:top w:val="single" w:sz="4" w:space="0" w:color="D9D9D2"/>
+              <w:left w:val="single" w:sz="4" w:space="0" w:color="D9D9D2"/>
+              <w:bottom w:val="single" w:sz="4" w:space="0" w:color="D9D9D2"/>
+              <w:right w:val="single" w:sz="4" w:space="0" w:color="D9D9D2"/>
+            </w:tcBorders>
+          </w:tcPr>
+          <w:p>
+            <w:pPr>
+              <w:pStyle w:val="Normal"/>
+              <w:spacing w:lineRule="auto" w:line="249" w:before="0" w:after="0"/>
+              <w:rPr/>
+            </w:pPr>
+            <w:r>
+              <w:rPr>
+                <w:rFonts w:cs="Arial"/>
+                <w:b/>
+                <w:i w:val="false"/>
+                <w:color w:val="002516"/>
+                <w:sz w:val="15"/>
+              </w:rPr>
+              <w:t xml:space="preserve">LO 1.1  </w:t>
+            </w:r>
+            <w:r>
+              <w:rPr>
+                <w:rFonts w:cs="Arial"/>
+                <w:b w:val="false"/>
+                <w:i w:val="false"/>
+                <w:color w:val="000000"/>
+                <w:sz w:val="15"/>
+              </w:rPr>
+              <w:t>Apply strategies to maintain effective performance under pressure</w:t>
+            </w:r>
+            <w:r>
+              <w:rPr/>
+              <w:br/>
+            </w:r>
+            <w:r>
+              <w:rPr>
+                <w:rFonts w:cs="Arial"/>
+                <w:b/>
+                <w:i w:val="false"/>
+                <w:color w:val="002516"/>
+                <w:sz w:val="15"/>
+              </w:rPr>
+              <w:t xml:space="preserve">LO 1.2  </w:t>
+            </w:r>
+            <w:r>
+              <w:rPr>
+                <w:rFonts w:cs="Arial"/>
+                <w:b w:val="false"/>
+                <w:i w:val="false"/>
+                <w:color w:val="000000"/>
+                <w:sz w:val="15"/>
+              </w:rPr>
+              <w:t>Apply effective leadership behaviours within a small team under challenging conditions</w:t>
+            </w:r>
+            <w:r>
+              <w:rPr/>
+              <w:br/>
+            </w:r>
+            <w:r>
+              <w:rPr>
+                <w:rFonts w:cs="Arial"/>
+                <w:b/>
+                <w:i w:val="false"/>
+                <w:color w:val="002516"/>
+                <w:sz w:val="15"/>
+              </w:rPr>
+              <w:t xml:space="preserve">LO 1.3  </w:t>
+            </w:r>
+            <w:r>
+              <w:rPr>
+                <w:rFonts w:cs="Arial"/>
+                <w:b w:val="false"/>
+                <w:i w:val="false"/>
+                <w:color w:val="000000"/>
+                <w:sz w:val="15"/>
+              </w:rPr>
+              <w:t>Evaluate personal leadership performance and develop an individual leadership development plan</w:t>
+            </w:r>
+          </w:p>
+        </w:tc>
+        <w:tc>
+          <w:tcPr>
+            <w:tcW w:w="3289" w:type="dxa"/>
+            <w:tcBorders>
+              <w:top w:val="single" w:sz="4" w:space="0" w:color="D9D9D2"/>
+              <w:left w:val="single" w:sz="4" w:space="0" w:color="D9D9D2"/>
+              <w:bottom w:val="single" w:sz="4" w:space="0" w:color="D9D9D2"/>
+              <w:right w:val="single" w:sz="4" w:space="0" w:color="D9D9D2"/>
+            </w:tcBorders>
+          </w:tcPr>
+          <w:p>
+            <w:pPr>
+              <w:pStyle w:val="Normal"/>
+              <w:spacing w:lineRule="auto" w:line="249" w:before="0" w:after="0"/>
+              <w:rPr/>
+            </w:pPr>
+            <w:r>
+              <w:rPr>
+                <w:rFonts w:cs="Arial"/>
+                <w:b/>
+                <w:i w:val="false"/>
+                <w:color w:val="002516"/>
+                <w:sz w:val="15"/>
+              </w:rPr>
+              <w:t xml:space="preserve">LO 1.1  </w:t>
+            </w:r>
+            <w:r>
+              <w:rPr>
+                <w:rFonts w:cs="Arial"/>
+                <w:b w:val="false"/>
+                <w:i w:val="false"/>
+                <w:color w:val="000000"/>
+                <w:sz w:val="15"/>
+              </w:rPr>
+              <w:t>Demonstrate Army ethos and values through leadership behaviour under challenging conditions</w:t>
+            </w:r>
+            <w:r>
+              <w:rPr/>
+              <w:br/>
+            </w:r>
+            <w:r>
+              <w:rPr>
+                <w:rFonts w:cs="Arial"/>
+                <w:b/>
+                <w:i w:val="false"/>
+                <w:color w:val="002516"/>
+                <w:sz w:val="15"/>
+              </w:rPr>
+              <w:t xml:space="preserve">LO 1.2  </w:t>
+            </w:r>
+            <w:r>
+              <w:rPr>
+                <w:rFonts w:cs="Arial"/>
+                <w:b w:val="false"/>
+                <w:i w:val="false"/>
+                <w:color w:val="000000"/>
+                <w:sz w:val="15"/>
+              </w:rPr>
+              <w:t>Evaluate personal leadership behaviour and its impact on others</w:t>
+            </w:r>
+            <w:r>
+              <w:rPr/>
+              <w:br/>
+            </w:r>
+            <w:r>
+              <w:rPr>
+                <w:rFonts w:cs="Arial"/>
+                <w:b/>
+                <w:i w:val="false"/>
+                <w:color w:val="002516"/>
+                <w:sz w:val="15"/>
+              </w:rPr>
+              <w:t xml:space="preserve">LO 1.3  </w:t>
+            </w:r>
+            <w:r>
+              <w:rPr>
+                <w:rFonts w:cs="Arial"/>
+                <w:b w:val="false"/>
+                <w:i w:val="false"/>
+                <w:color w:val="000000"/>
+                <w:sz w:val="15"/>
+              </w:rPr>
+              <w:t>Adapt leadership behaviour to improve effectiveness</w:t>
+            </w:r>
+            <w:r>
+              <w:rPr/>
+              <w:br/>
+            </w:r>
+            <w:r>
+              <w:rPr>
+                <w:rFonts w:cs="Arial"/>
+                <w:b/>
+                <w:i w:val="false"/>
+                <w:color w:val="002516"/>
+                <w:sz w:val="15"/>
+              </w:rPr>
+              <w:t xml:space="preserve">LO 1.4  </w:t>
+            </w:r>
+            <w:r>
+              <w:rPr>
+                <w:rFonts w:cs="Arial"/>
+                <w:b w:val="false"/>
+                <w:i w:val="false"/>
+                <w:color w:val="000000"/>
+                <w:sz w:val="15"/>
+              </w:rPr>
+              <w:t>Develop an individual leadership development strategy</w:t>
+            </w:r>
+          </w:p>
+        </w:tc>
+        <w:tc>
+          <w:tcPr>
+            <w:tcW w:w="3288" w:type="dxa"/>
+            <w:tcBorders>
+              <w:top w:val="single" w:sz="4" w:space="0" w:color="D9D9D2"/>
+              <w:left w:val="single" w:sz="4" w:space="0" w:color="D9D9D2"/>
+              <w:bottom w:val="single" w:sz="4" w:space="0" w:color="D9D9D2"/>
+              <w:right w:val="single" w:sz="4" w:space="0" w:color="D9D9D2"/>
+            </w:tcBorders>
+          </w:tcPr>
+          <w:p>
+            <w:pPr>
+              <w:pStyle w:val="Normal"/>
+              <w:spacing w:lineRule="auto" w:line="249" w:before="0" w:after="0"/>
+              <w:rPr/>
+            </w:pPr>
+            <w:r>
+              <w:rPr>
+                <w:rFonts w:cs="Arial"/>
+                <w:b/>
+                <w:i w:val="false"/>
+                <w:color w:val="002516"/>
+                <w:sz w:val="15"/>
+              </w:rPr>
+              <w:t xml:space="preserve">LO 1.1  </w:t>
+            </w:r>
+            <w:r>
+              <w:rPr>
+                <w:rFonts w:cs="Arial"/>
+                <w:b w:val="false"/>
+                <w:i w:val="false"/>
+                <w:color w:val="000000"/>
+                <w:sz w:val="15"/>
+              </w:rPr>
+              <w:t>Demonstrate Army ethos, values and sound judgement within complex environments</w:t>
+            </w:r>
+            <w:r>
+              <w:rPr/>
+              <w:br/>
+            </w:r>
+            <w:r>
+              <w:rPr>
+                <w:rFonts w:cs="Arial"/>
+                <w:b/>
+                <w:i w:val="false"/>
+                <w:color w:val="002516"/>
+                <w:sz w:val="15"/>
+              </w:rPr>
+              <w:t xml:space="preserve">LO 1.2  </w:t>
+            </w:r>
+            <w:r>
+              <w:rPr>
+                <w:rFonts w:cs="Arial"/>
+                <w:b w:val="false"/>
+                <w:i w:val="false"/>
+                <w:color w:val="000000"/>
+                <w:sz w:val="15"/>
+              </w:rPr>
+              <w:t>Analyse relationships and interdependencies within a complex system</w:t>
+            </w:r>
+            <w:r>
+              <w:rPr/>
+              <w:br/>
+            </w:r>
+            <w:r>
+              <w:rPr>
+                <w:rFonts w:cs="Arial"/>
+                <w:b/>
+                <w:i w:val="false"/>
+                <w:color w:val="002516"/>
+                <w:sz w:val="15"/>
+              </w:rPr>
+              <w:t xml:space="preserve">LO 1.3  </w:t>
+            </w:r>
+            <w:r>
+              <w:rPr>
+                <w:rFonts w:cs="Arial"/>
+                <w:b w:val="false"/>
+                <w:i w:val="false"/>
+                <w:color w:val="000000"/>
+                <w:sz w:val="15"/>
+              </w:rPr>
+              <w:t>Influence others to achieve outcomes beyond direct authority</w:t>
+            </w:r>
+            <w:r>
+              <w:rPr/>
+              <w:br/>
+            </w:r>
+            <w:r>
+              <w:rPr>
+                <w:rFonts w:cs="Arial"/>
+                <w:b/>
+                <w:i w:val="false"/>
+                <w:color w:val="002516"/>
+                <w:sz w:val="15"/>
+              </w:rPr>
+              <w:t xml:space="preserve">LO 1.4  </w:t>
+            </w:r>
+            <w:r>
+              <w:rPr>
+                <w:rFonts w:cs="Arial"/>
+                <w:b w:val="false"/>
+                <w:i w:val="false"/>
+                <w:color w:val="000000"/>
+                <w:sz w:val="15"/>
+              </w:rPr>
+              <w:t>Evaluate and adapt leadership behaviour to improve system effectiveness</w:t>
+            </w:r>
+          </w:p>
+        </w:tc>
+        <w:tc>
+          <w:tcPr>
+            <w:tcW w:w="3288" w:type="dxa"/>
+            <w:tcBorders>
+              <w:top w:val="single" w:sz="4" w:space="0" w:color="D9D9D2"/>
+              <w:left w:val="single" w:sz="4" w:space="0" w:color="D9D9D2"/>
+              <w:bottom w:val="single" w:sz="4" w:space="0" w:color="D9D9D2"/>
               <w:right w:val="single" w:sz="4" w:space="0" w:color="A89662"/>
             </w:tcBorders>
-            <w:shd w:color="auto" w:fill="CDD2B7" w:val="clear"/>
-          </w:tcPr>
-          <w:p>
-            <w:pPr>
-              <w:pStyle w:val="Normal"/>
-              <w:spacing w:lineRule="auto" w:line="249" w:before="0" w:after="0"/>
-              <w:rPr/>
-            </w:pPr>
-            <w:r>
-              <w:rPr>
-                <w:rFonts w:cs="Arial"/>
-                <w:b/>
-                <w:i w:val="false"/>
-                <w:color w:val="002516"/>
-                <w:sz w:val="17"/>
-              </w:rPr>
-              <w:t>Learning outcomes</w:t>
-            </w:r>
-          </w:p>
-        </w:tc>
-        <w:tc>
-          <w:tcPr>
-            <w:tcW w:w="3288" w:type="dxa"/>
-            <w:tcBorders>
-              <w:top w:val="single" w:sz="4" w:space="0" w:color="A89662"/>
-              <w:left w:val="single" w:sz="4" w:space="0" w:color="A89662"/>
-              <w:bottom w:val="single" w:sz="4" w:space="0" w:color="A89662"/>
-              <w:right w:val="single" w:sz="4" w:space="0" w:color="A89662"/>
-            </w:tcBorders>
-          </w:tcPr>
-          <w:p>
-            <w:pPr>
-              <w:pStyle w:val="Normal"/>
-              <w:spacing w:lineRule="auto" w:line="249" w:before="0" w:after="0"/>
-              <w:rPr/>
-            </w:pPr>
-            <w:r>
-              <w:rPr>
-                <w:rFonts w:cs="Arial"/>
-                <w:b/>
-                <w:i w:val="false"/>
-                <w:color w:val="002516"/>
-                <w:sz w:val="16"/>
+          </w:tcPr>
+          <w:p>
+            <w:pPr>
+              <w:pStyle w:val="Normal"/>
+              <w:spacing w:lineRule="auto" w:line="249" w:before="0" w:after="0"/>
+              <w:rPr/>
+            </w:pPr>
+            <w:r>
+              <w:rPr>
+                <w:rFonts w:cs="Arial"/>
+                <w:b/>
+                <w:i w:val="false"/>
+                <w:color w:val="002516"/>
+                <w:sz w:val="15"/>
               </w:rPr>
               <w:t xml:space="preserve">LO 1.1  </w:t>
             </w:r>
@@ -1393,21 +1855,21 @@
                 <w:b w:val="false"/>
                 <w:i w:val="false"/>
                 <w:color w:val="000000"/>
-                <w:sz w:val="16"/>
-              </w:rPr>
-              <w:t>Apply strategies to maintain effective performance under pressure</w:t>
-            </w:r>
-            <w:r>
-              <w:rPr/>
-              <w:br/>
-            </w:r>
-            <w:r>
-              <w:rPr>
-                <w:rFonts w:cs="Arial"/>
-                <w:b/>
-                <w:i w:val="false"/>
-                <w:color w:val="002516"/>
-                <w:sz w:val="16"/>
+                <w:sz w:val="15"/>
+              </w:rPr>
+              <w:t>Evaluate personal command behaviour, judgement and bias</w:t>
+            </w:r>
+            <w:r>
+              <w:rPr/>
+              <w:br/>
+            </w:r>
+            <w:r>
+              <w:rPr>
+                <w:rFonts w:cs="Arial"/>
+                <w:b/>
+                <w:i w:val="false"/>
+                <w:color w:val="002516"/>
+                <w:sz w:val="15"/>
               </w:rPr>
               <w:t xml:space="preserve">LO 1.2  </w:t>
             </w:r>
@@ -1417,21 +1879,21 @@
                 <w:b w:val="false"/>
                 <w:i w:val="false"/>
                 <w:color w:val="000000"/>
-                <w:sz w:val="16"/>
-              </w:rPr>
-              <w:t>Apply effective leadership behaviours within a small team under challenging conditions</w:t>
-            </w:r>
-            <w:r>
-              <w:rPr/>
-              <w:br/>
-            </w:r>
-            <w:r>
-              <w:rPr>
-                <w:rFonts w:cs="Arial"/>
-                <w:b/>
-                <w:i w:val="false"/>
-                <w:color w:val="002516"/>
-                <w:sz w:val="16"/>
+                <w:sz w:val="15"/>
+              </w:rPr>
+              <w:t>Exercise judgement and make decisions in complex and demanding conditions</w:t>
+            </w:r>
+            <w:r>
+              <w:rPr/>
+              <w:br/>
+            </w:r>
+            <w:r>
+              <w:rPr>
+                <w:rFonts w:cs="Arial"/>
+                <w:b/>
+                <w:i w:val="false"/>
+                <w:color w:val="002516"/>
+                <w:sz w:val="15"/>
               </w:rPr>
               <w:t xml:space="preserve">LO 1.3  </w:t>
             </w:r>
@@ -1441,37 +1903,23 @@
                 <w:b w:val="false"/>
                 <w:i w:val="false"/>
                 <w:color w:val="000000"/>
-                <w:sz w:val="16"/>
-              </w:rPr>
-              <w:t>Evaluate personal leadership performance and develop an individual leadership development plan</w:t>
-            </w:r>
-          </w:p>
-        </w:tc>
-        <w:tc>
-          <w:tcPr>
-            <w:tcW w:w="3289" w:type="dxa"/>
-            <w:tcBorders>
-              <w:top w:val="single" w:sz="4" w:space="0" w:color="A89662"/>
-              <w:left w:val="single" w:sz="4" w:space="0" w:color="A89662"/>
-              <w:bottom w:val="single" w:sz="4" w:space="0" w:color="A89662"/>
-              <w:right w:val="single" w:sz="4" w:space="0" w:color="A89662"/>
-            </w:tcBorders>
-          </w:tcPr>
-          <w:p>
-            <w:pPr>
-              <w:pStyle w:val="Normal"/>
-              <w:spacing w:lineRule="auto" w:line="249" w:before="0" w:after="0"/>
-              <w:rPr/>
-            </w:pPr>
-            <w:r>
-              <w:rPr>
-                <w:rFonts w:cs="Arial"/>
-                <w:b/>
-                <w:i w:val="false"/>
-                <w:color w:val="002516"/>
-                <w:sz w:val="16"/>
-              </w:rPr>
-              <w:t xml:space="preserve">LO 1.1  </w:t>
+                <w:sz w:val="15"/>
+              </w:rPr>
+              <w:t>Create the conditions for effective team and organisational performance</w:t>
+            </w:r>
+            <w:r>
+              <w:rPr/>
+              <w:br/>
+            </w:r>
+            <w:r>
+              <w:rPr>
+                <w:rFonts w:cs="Arial"/>
+                <w:b/>
+                <w:i w:val="false"/>
+                <w:color w:val="002516"/>
+                <w:sz w:val="15"/>
+              </w:rPr>
+              <w:t xml:space="preserve">LO 1.4  </w:t>
             </w:r>
             <w:r>
               <w:rPr>
@@ -1479,299 +1927,7 @@
                 <w:b w:val="false"/>
                 <w:i w:val="false"/>
                 <w:color w:val="000000"/>
-                <w:sz w:val="16"/>
-              </w:rPr>
-              <w:t>Demonstrate Army ethos and values through leadership behaviour under challenging conditions</w:t>
-            </w:r>
-            <w:r>
-              <w:rPr/>
-              <w:br/>
-            </w:r>
-            <w:r>
-              <w:rPr>
-                <w:rFonts w:cs="Arial"/>
-                <w:b/>
-                <w:i w:val="false"/>
-                <w:color w:val="002516"/>
-                <w:sz w:val="16"/>
-              </w:rPr>
-              <w:t xml:space="preserve">LO 1.2  </w:t>
-            </w:r>
-            <w:r>
-              <w:rPr>
-                <w:rFonts w:cs="Arial"/>
-                <w:b w:val="false"/>
-                <w:i w:val="false"/>
-                <w:color w:val="000000"/>
-                <w:sz w:val="16"/>
-              </w:rPr>
-              <w:t>Evaluate personal leadership behaviour and its impact on others</w:t>
-            </w:r>
-            <w:r>
-              <w:rPr/>
-              <w:br/>
-            </w:r>
-            <w:r>
-              <w:rPr>
-                <w:rFonts w:cs="Arial"/>
-                <w:b/>
-                <w:i w:val="false"/>
-                <w:color w:val="002516"/>
-                <w:sz w:val="16"/>
-              </w:rPr>
-              <w:t xml:space="preserve">LO 1.3  </w:t>
-            </w:r>
-            <w:r>
-              <w:rPr>
-                <w:rFonts w:cs="Arial"/>
-                <w:b w:val="false"/>
-                <w:i w:val="false"/>
-                <w:color w:val="000000"/>
-                <w:sz w:val="16"/>
-              </w:rPr>
-              <w:t>Adapt leadership behaviour to improve effectiveness</w:t>
-            </w:r>
-            <w:r>
-              <w:rPr/>
-              <w:br/>
-            </w:r>
-            <w:r>
-              <w:rPr>
-                <w:rFonts w:cs="Arial"/>
-                <w:b/>
-                <w:i w:val="false"/>
-                <w:color w:val="002516"/>
-                <w:sz w:val="16"/>
-              </w:rPr>
-              <w:t xml:space="preserve">LO 1.4  </w:t>
-            </w:r>
-            <w:r>
-              <w:rPr>
-                <w:rFonts w:cs="Arial"/>
-                <w:b w:val="false"/>
-                <w:i w:val="false"/>
-                <w:color w:val="000000"/>
-                <w:sz w:val="16"/>
-              </w:rPr>
-              <w:t>Develop an individual leadership development strategy</w:t>
-            </w:r>
-          </w:p>
-        </w:tc>
-        <w:tc>
-          <w:tcPr>
-            <w:tcW w:w="3288" w:type="dxa"/>
-            <w:tcBorders>
-              <w:top w:val="single" w:sz="4" w:space="0" w:color="A89662"/>
-              <w:left w:val="single" w:sz="4" w:space="0" w:color="A89662"/>
-              <w:bottom w:val="single" w:sz="4" w:space="0" w:color="A89662"/>
-              <w:right w:val="single" w:sz="4" w:space="0" w:color="A89662"/>
-            </w:tcBorders>
-          </w:tcPr>
-          <w:p>
-            <w:pPr>
-              <w:pStyle w:val="Normal"/>
-              <w:spacing w:lineRule="auto" w:line="249" w:before="0" w:after="0"/>
-              <w:rPr/>
-            </w:pPr>
-            <w:r>
-              <w:rPr>
-                <w:rFonts w:cs="Arial"/>
-                <w:b/>
-                <w:i w:val="false"/>
-                <w:color w:val="002516"/>
-                <w:sz w:val="16"/>
-              </w:rPr>
-              <w:t xml:space="preserve">LO 1.1  </w:t>
-            </w:r>
-            <w:r>
-              <w:rPr>
-                <w:rFonts w:cs="Arial"/>
-                <w:b w:val="false"/>
-                <w:i w:val="false"/>
-                <w:color w:val="000000"/>
-                <w:sz w:val="16"/>
-              </w:rPr>
-              <w:t>Demonstrate Army ethos, values and sound judgement within complex environments</w:t>
-            </w:r>
-            <w:r>
-              <w:rPr/>
-              <w:br/>
-            </w:r>
-            <w:r>
-              <w:rPr>
-                <w:rFonts w:cs="Arial"/>
-                <w:b/>
-                <w:i w:val="false"/>
-                <w:color w:val="002516"/>
-                <w:sz w:val="16"/>
-              </w:rPr>
-              <w:t xml:space="preserve">LO 1.2  </w:t>
-            </w:r>
-            <w:r>
-              <w:rPr>
-                <w:rFonts w:cs="Arial"/>
-                <w:b w:val="false"/>
-                <w:i w:val="false"/>
-                <w:color w:val="000000"/>
-                <w:sz w:val="16"/>
-              </w:rPr>
-              <w:t>Analyse relationships and interdependencies within a complex system</w:t>
-            </w:r>
-            <w:r>
-              <w:rPr/>
-              <w:br/>
-            </w:r>
-            <w:r>
-              <w:rPr>
-                <w:rFonts w:cs="Arial"/>
-                <w:b/>
-                <w:i w:val="false"/>
-                <w:color w:val="002516"/>
-                <w:sz w:val="16"/>
-              </w:rPr>
-              <w:t xml:space="preserve">LO 1.3  </w:t>
-            </w:r>
-            <w:r>
-              <w:rPr>
-                <w:rFonts w:cs="Arial"/>
-                <w:b w:val="false"/>
-                <w:i w:val="false"/>
-                <w:color w:val="000000"/>
-                <w:sz w:val="16"/>
-              </w:rPr>
-              <w:t>Influence others to achieve outcomes beyond direct authority</w:t>
-            </w:r>
-            <w:r>
-              <w:rPr/>
-              <w:br/>
-            </w:r>
-            <w:r>
-              <w:rPr>
-                <w:rFonts w:cs="Arial"/>
-                <w:b/>
-                <w:i w:val="false"/>
-                <w:color w:val="002516"/>
-                <w:sz w:val="16"/>
-              </w:rPr>
-              <w:t xml:space="preserve">LO 1.4  </w:t>
-            </w:r>
-            <w:r>
-              <w:rPr>
-                <w:rFonts w:cs="Arial"/>
-                <w:b w:val="false"/>
-                <w:i w:val="false"/>
-                <w:color w:val="000000"/>
-                <w:sz w:val="16"/>
-              </w:rPr>
-              <w:t>Evaluate and adapt leadership behaviour to improve system effectiveness</w:t>
-            </w:r>
-          </w:p>
-        </w:tc>
-        <w:tc>
-          <w:tcPr>
-            <w:tcW w:w="3288" w:type="dxa"/>
-            <w:tcBorders>
-              <w:top w:val="single" w:sz="4" w:space="0" w:color="A89662"/>
-              <w:left w:val="single" w:sz="4" w:space="0" w:color="A89662"/>
-              <w:bottom w:val="single" w:sz="4" w:space="0" w:color="A89662"/>
-              <w:right w:val="single" w:sz="4" w:space="0" w:color="A89662"/>
-            </w:tcBorders>
-          </w:tcPr>
-          <w:p>
-            <w:pPr>
-              <w:pStyle w:val="Normal"/>
-              <w:spacing w:lineRule="auto" w:line="249" w:before="0" w:after="0"/>
-              <w:rPr/>
-            </w:pPr>
-            <w:r>
-              <w:rPr>
-                <w:rFonts w:cs="Arial"/>
-                <w:b/>
-                <w:i w:val="false"/>
-                <w:color w:val="002516"/>
-                <w:sz w:val="16"/>
-              </w:rPr>
-              <w:t xml:space="preserve">LO 1.1  </w:t>
-            </w:r>
-            <w:r>
-              <w:rPr>
-                <w:rFonts w:cs="Arial"/>
-                <w:b w:val="false"/>
-                <w:i w:val="false"/>
-                <w:color w:val="000000"/>
-                <w:sz w:val="16"/>
-              </w:rPr>
-              <w:t>Evaluate personal command behaviour, judgement and bias</w:t>
-            </w:r>
-            <w:r>
-              <w:rPr/>
-              <w:br/>
-            </w:r>
-            <w:r>
-              <w:rPr>
-                <w:rFonts w:cs="Arial"/>
-                <w:b/>
-                <w:i w:val="false"/>
-                <w:color w:val="002516"/>
-                <w:sz w:val="16"/>
-              </w:rPr>
-              <w:t xml:space="preserve">LO 1.2  </w:t>
-            </w:r>
-            <w:r>
-              <w:rPr>
-                <w:rFonts w:cs="Arial"/>
-                <w:b w:val="false"/>
-                <w:i w:val="false"/>
-                <w:color w:val="000000"/>
-                <w:sz w:val="16"/>
-              </w:rPr>
-              <w:t>Exercise judgement and make decisions in complex and demanding conditions</w:t>
-            </w:r>
-            <w:r>
-              <w:rPr/>
-              <w:br/>
-            </w:r>
-            <w:r>
-              <w:rPr>
-                <w:rFonts w:cs="Arial"/>
-                <w:b/>
-                <w:i w:val="false"/>
-                <w:color w:val="002516"/>
-                <w:sz w:val="16"/>
-              </w:rPr>
-              <w:t xml:space="preserve">LO 1.3  </w:t>
-            </w:r>
-            <w:r>
-              <w:rPr>
-                <w:rFonts w:cs="Arial"/>
-                <w:b w:val="false"/>
-                <w:i w:val="false"/>
-                <w:color w:val="000000"/>
-                <w:sz w:val="16"/>
-              </w:rPr>
-              <w:t>Create the conditions for effective team and organisational performance</w:t>
-            </w:r>
-            <w:r>
-              <w:rPr/>
-              <w:br/>
-            </w:r>
-            <w:r>
-              <w:rPr>
-                <w:rFonts w:cs="Arial"/>
-                <w:b/>
-                <w:i w:val="false"/>
-                <w:color w:val="002516"/>
-                <w:sz w:val="16"/>
-              </w:rPr>
-              <w:t xml:space="preserve">LO 1.4  </w:t>
-            </w:r>
-            <w:r>
-              <w:rPr>
-                <w:rFonts w:cs="Arial"/>
-                <w:b w:val="false"/>
-                <w:i w:val="false"/>
-                <w:color w:val="000000"/>
-                <w:sz w:val="16"/>
+                <w:sz w:val="15"/>
               </w:rPr>
               <w:t>Establish strategies for sustained command effectiveness across changing contexts</w:t>
             </w:r>
@@ -1786,10 +1942,10 @@
           <w:tcPr>
             <w:tcW w:w="1643" w:type="dxa"/>
             <w:tcBorders>
-              <w:top w:val="single" w:sz="4" w:space="0" w:color="A89662"/>
+              <w:top w:val="single" w:sz="4" w:space="0" w:color="D9D9D2"/>
               <w:left w:val="single" w:sz="4" w:space="0" w:color="A89662"/>
               <w:bottom w:val="single" w:sz="4" w:space="0" w:color="A89662"/>
-              <w:right w:val="single" w:sz="4" w:space="0" w:color="A89662"/>
+              <w:right w:val="single" w:sz="4" w:space="0" w:color="D9D9D2"/>
             </w:tcBorders>
             <w:shd w:color="auto" w:fill="CDD2B7" w:val="clear"/>
           </w:tcPr>
@@ -1815,10 +1971,10 @@
           <w:tcPr>
             <w:tcW w:w="3288" w:type="dxa"/>
             <w:tcBorders>
-              <w:top w:val="single" w:sz="4" w:space="0" w:color="A89662"/>
-              <w:left w:val="single" w:sz="4" w:space="0" w:color="A89662"/>
+              <w:top w:val="single" w:sz="4" w:space="0" w:color="D9D9D2"/>
+              <w:left w:val="single" w:sz="4" w:space="0" w:color="D9D9D2"/>
               <w:bottom w:val="single" w:sz="4" w:space="0" w:color="A89662"/>
-              <w:right w:val="single" w:sz="4" w:space="0" w:color="A89662"/>
+              <w:right w:val="single" w:sz="4" w:space="0" w:color="D9D9D2"/>
             </w:tcBorders>
           </w:tcPr>
           <w:p>
@@ -1843,10 +1999,10 @@
           <w:tcPr>
             <w:tcW w:w="3289" w:type="dxa"/>
             <w:tcBorders>
-              <w:top w:val="single" w:sz="4" w:space="0" w:color="A89662"/>
-              <w:left w:val="single" w:sz="4" w:space="0" w:color="A89662"/>
+              <w:top w:val="single" w:sz="4" w:space="0" w:color="D9D9D2"/>
+              <w:left w:val="single" w:sz="4" w:space="0" w:color="D9D9D2"/>
               <w:bottom w:val="single" w:sz="4" w:space="0" w:color="A89662"/>
-              <w:right w:val="single" w:sz="4" w:space="0" w:color="A89662"/>
+              <w:right w:val="single" w:sz="4" w:space="0" w:color="D9D9D2"/>
             </w:tcBorders>
           </w:tcPr>
           <w:p>
@@ -1871,10 +2027,10 @@
           <w:tcPr>
             <w:tcW w:w="3288" w:type="dxa"/>
             <w:tcBorders>
-              <w:top w:val="single" w:sz="4" w:space="0" w:color="A89662"/>
-              <w:left w:val="single" w:sz="4" w:space="0" w:color="A89662"/>
+              <w:top w:val="single" w:sz="4" w:space="0" w:color="D9D9D2"/>
+              <w:left w:val="single" w:sz="4" w:space="0" w:color="D9D9D2"/>
               <w:bottom w:val="single" w:sz="4" w:space="0" w:color="A89662"/>
-              <w:right w:val="single" w:sz="4" w:space="0" w:color="A89662"/>
+              <w:right w:val="single" w:sz="4" w:space="0" w:color="D9D9D2"/>
             </w:tcBorders>
           </w:tcPr>
           <w:p>
@@ -1899,8 +2055,8 @@
           <w:tcPr>
             <w:tcW w:w="3288" w:type="dxa"/>
             <w:tcBorders>
-              <w:top w:val="single" w:sz="4" w:space="0" w:color="A89662"/>
-              <w:left w:val="single" w:sz="4" w:space="0" w:color="A89662"/>
+              <w:top w:val="single" w:sz="4" w:space="0" w:color="D9D9D2"/>
+              <w:left w:val="single" w:sz="4" w:space="0" w:color="D9D9D2"/>
               <w:bottom w:val="single" w:sz="4" w:space="0" w:color="A89662"/>
               <w:right w:val="single" w:sz="4" w:space="0" w:color="A89662"/>
             </w:tcBorders>
@@ -1929,11 +2085,11 @@
       <w:pPr>
         <w:pStyle w:val="Normal"/>
         <w:pBdr>
-          <w:left w:val="single" w:sz="28" w:space="8" w:color="C62026"/>
+          <w:left w:val="single" w:sz="28" w:space="10" w:color="C62026"/>
         </w:pBdr>
-        <w:shd w:val="clear" w:color="auto" w:fill="CDD2B7"/>
+        <w:shd w:val="clear" w:color="auto" w:fill="002516"/>
         <w:spacing w:before="160" w:after="0"/>
-        <w:ind w:left="227" w:right="227"/>
+        <w:ind w:left="170" w:right="170"/>
         <w:rPr/>
       </w:pPr>
       <w:r>
@@ -1941,8 +2097,23 @@
           <w:rFonts w:cs="Arial"/>
           <w:b/>
           <w:i w:val="false"/>
-          <w:color w:val="000000"/>
-          <w:sz w:val="17"/>
+          <w:color w:val="CDD2B7"/>
+          <w:spacing w:val="30"/>
+          <w:sz w:val="15"/>
+        </w:rPr>
+        <w:t>KEY MESSAGE</w:t>
+      </w:r>
+      <w:r>
+        <w:rPr/>
+        <w:br/>
+      </w:r>
+      <w:r>
+        <w:rPr>
+          <w:rFonts w:cs="Arial"/>
+          <w:b/>
+          <w:i w:val="false"/>
+          <w:color w:val="FFFFFF"/>
+          <w:sz w:val="18"/>
         </w:rPr>
         <w:t>The pathway is not simply an increase in physical difficulty. It is an increase in the scope, complexity and reach of leadership: from leading a team, to understanding one's impact on other leaders, to influencing outcomes across a wider system, to integrating these capabilities into command judgement and the deliberate creation of the conditions for organisational effectiveness.</w:t>
       </w:r>
@@ -2018,7 +2189,7 @@
         <w:color w:val="000000"/>
         <w:sz w:val="17"/>
       </w:rPr>
-      <w:t>ELDA Pathway Overview</w:t>
+      <w:t>NZALC | ELDA Pathway Overview</w:t>
       <w:tab/>
       <w:t>ACS 2026</w:t>
       <w:tab/>
@@ -2146,7 +2317,7 @@
         <w:color w:val="000000"/>
         <w:sz w:val="17"/>
       </w:rPr>
-      <w:t>ELDA Pathway Overview</w:t>
+      <w:t>NZALC | ELDA Pathway Overview</w:t>
       <w:tab/>
       <w:t>ACS 2026</w:t>
       <w:tab/>

--- a/output/elda-pathway-overview.docx
+++ b/output/elda-pathway-overview.docx
@@ -690,7 +690,7 @@
                 <w:color w:val="002516"/>
                 <w:sz w:val="22"/>
               </w:rPr>
-              <w:t>Leading the organisation</w:t>
+              <w:t>Leading as a command team</w:t>
             </w:r>
           </w:p>
         </w:tc>
@@ -836,7 +836,7 @@
                 <w:color w:val="000000"/>
                 <w:sz w:val="16"/>
               </w:rPr>
-              <w:t>Personnel selected for, preparing for, or undertaking significant command or senior leadership appointments.</w:t>
+              <w:t>Established or forming command teams and leadership groups: unit headquarters, command teams and subordinate command teams.</w:t>
             </w:r>
           </w:p>
         </w:tc>
@@ -982,7 +982,7 @@
                 <w:color w:val="000000"/>
                 <w:sz w:val="16"/>
               </w:rPr>
-              <w:t>Command effectiveness through self-awareness, judgement and creating the conditions for organisational performance.</w:t>
+              <w:t>Collective effectiveness of command teams: shared understanding, cohesion, judgement and leadership alignment.</w:t>
             </w:r>
           </w:p>
         </w:tc>
@@ -1020,7 +1020,7 @@
                 <w:color w:val="002516"/>
                 <w:sz w:val="17"/>
               </w:rPr>
-              <w:t>Developmental logic</w:t>
+              <w:t>Developmental progression</w:t>
             </w:r>
           </w:p>
         </w:tc>
@@ -1042,10 +1042,24 @@
           <w:p>
             <w:pPr>
               <w:pStyle w:val="Normal"/>
-              <w:spacing w:lineRule="auto" w:line="276" w:before="0" w:after="0"/>
-              <w:jc w:val="center"/>
-              <w:rPr/>
-            </w:pPr>
+              <w:spacing w:lineRule="auto" w:line="268" w:before="0" w:after="0"/>
+              <w:rPr/>
+            </w:pPr>
+            <w:r>
+              <w:rPr>
+                <w:rFonts w:cs="Arial"/>
+                <w:b/>
+                <w:i w:val="false"/>
+                <w:color w:val="A89662"/>
+                <w:spacing w:val="30"/>
+                <w:sz w:val="15"/>
+              </w:rPr>
+              <w:t>SELF   →</w:t>
+            </w:r>
+            <w:r>
+              <w:rPr/>
+              <w:br/>
+            </w:r>
             <w:r>
               <w:rPr>
                 <w:rFonts w:cs="Arial"/>
@@ -1053,9 +1067,9 @@
                 <w:i w:val="false"/>
                 <w:color w:val="002516"/>
                 <w:spacing w:val="10"/>
-                <w:sz w:val="19"/>
-              </w:rPr>
-              <w:t>SELF</w:t>
+                <w:sz w:val="21"/>
+              </w:rPr>
+              <w:t>LEAD THE TEAM</w:t>
             </w:r>
             <w:r>
               <w:rPr/>
@@ -1066,54 +1080,10 @@
                 <w:rFonts w:cs="Arial"/>
                 <w:b w:val="false"/>
                 <w:i w:val="false"/>
-                <w:color w:val="C62026"/>
-                <w:sz w:val="16"/>
-              </w:rPr>
-              <w:t>▼</w:t>
-            </w:r>
-            <w:r>
-              <w:rPr/>
-              <w:br/>
-            </w:r>
-            <w:r>
-              <w:rPr>
-                <w:rFonts w:cs="Arial"/>
-                <w:b/>
-                <w:i w:val="false"/>
-                <w:color w:val="002516"/>
-                <w:spacing w:val="10"/>
-                <w:sz w:val="19"/>
-              </w:rPr>
-              <w:t>TEAM</w:t>
-            </w:r>
-            <w:r>
-              <w:rPr/>
-              <w:br/>
-            </w:r>
-            <w:r>
-              <w:rPr>
-                <w:rFonts w:cs="Arial"/>
-                <w:b w:val="false"/>
-                <w:i w:val="false"/>
-                <w:color w:val="C62026"/>
-                <w:sz w:val="16"/>
-              </w:rPr>
-              <w:t>▼</w:t>
-            </w:r>
-            <w:r>
-              <w:rPr/>
-              <w:br/>
-            </w:r>
-            <w:r>
-              <w:rPr>
-                <w:rFonts w:cs="Arial"/>
-                <w:b/>
-                <w:i w:val="false"/>
-                <w:color w:val="002516"/>
-                <w:spacing w:val="10"/>
-                <w:sz w:val="19"/>
-              </w:rPr>
-              <w:t>REFLECT</w:t>
+                <w:color w:val="000000"/>
+                <w:sz w:val="17"/>
+              </w:rPr>
+              <w:t>Perform and lead under pressure</w:t>
             </w:r>
           </w:p>
         </w:tc>
@@ -1135,10 +1105,24 @@
           <w:p>
             <w:pPr>
               <w:pStyle w:val="Normal"/>
-              <w:spacing w:lineRule="auto" w:line="276" w:before="0" w:after="0"/>
-              <w:jc w:val="center"/>
-              <w:rPr/>
-            </w:pPr>
+              <w:spacing w:lineRule="auto" w:line="268" w:before="0" w:after="0"/>
+              <w:rPr/>
+            </w:pPr>
+            <w:r>
+              <w:rPr>
+                <w:rFonts w:cs="Arial"/>
+                <w:b/>
+                <w:i w:val="false"/>
+                <w:color w:val="A89662"/>
+                <w:spacing w:val="30"/>
+                <w:sz w:val="15"/>
+              </w:rPr>
+              <w:t>OTHERS   →</w:t>
+            </w:r>
+            <w:r>
+              <w:rPr/>
+              <w:br/>
+            </w:r>
             <w:r>
               <w:rPr>
                 <w:rFonts w:cs="Arial"/>
@@ -1146,9 +1130,9 @@
                 <w:i w:val="false"/>
                 <w:color w:val="002516"/>
                 <w:spacing w:val="10"/>
-                <w:sz w:val="19"/>
-              </w:rPr>
-              <w:t>VALUES</w:t>
+                <w:sz w:val="21"/>
+              </w:rPr>
+              <w:t>UNDERSTAND YOUR IMPACT</w:t>
             </w:r>
             <w:r>
               <w:rPr/>
@@ -1159,83 +1143,10 @@
                 <w:rFonts w:cs="Arial"/>
                 <w:b w:val="false"/>
                 <w:i w:val="false"/>
-                <w:color w:val="C62026"/>
-                <w:sz w:val="16"/>
-              </w:rPr>
-              <w:t>▼</w:t>
-            </w:r>
-            <w:r>
-              <w:rPr/>
-              <w:br/>
-            </w:r>
-            <w:r>
-              <w:rPr>
-                <w:rFonts w:cs="Arial"/>
-                <w:b/>
-                <w:i w:val="false"/>
-                <w:color w:val="002516"/>
-                <w:spacing w:val="10"/>
-                <w:sz w:val="19"/>
-              </w:rPr>
-              <w:t>SELF-AWARENESS</w:t>
-            </w:r>
-            <w:r>
-              <w:rPr/>
-              <w:br/>
-            </w:r>
-            <w:r>
-              <w:rPr>
-                <w:rFonts w:cs="Arial"/>
-                <w:b w:val="false"/>
-                <w:i w:val="false"/>
-                <w:color w:val="C62026"/>
-                <w:sz w:val="16"/>
-              </w:rPr>
-              <w:t>▼</w:t>
-            </w:r>
-            <w:r>
-              <w:rPr/>
-              <w:br/>
-            </w:r>
-            <w:r>
-              <w:rPr>
-                <w:rFonts w:cs="Arial"/>
-                <w:b/>
-                <w:i w:val="false"/>
-                <w:color w:val="002516"/>
-                <w:spacing w:val="10"/>
-                <w:sz w:val="19"/>
-              </w:rPr>
-              <w:t>ADAPT</w:t>
-            </w:r>
-            <w:r>
-              <w:rPr/>
-              <w:br/>
-            </w:r>
-            <w:r>
-              <w:rPr>
-                <w:rFonts w:cs="Arial"/>
-                <w:b w:val="false"/>
-                <w:i w:val="false"/>
-                <w:color w:val="C62026"/>
-                <w:sz w:val="16"/>
-              </w:rPr>
-              <w:t>▼</w:t>
-            </w:r>
-            <w:r>
-              <w:rPr/>
-              <w:br/>
-            </w:r>
-            <w:r>
-              <w:rPr>
-                <w:rFonts w:cs="Arial"/>
-                <w:b/>
-                <w:i w:val="false"/>
-                <w:color w:val="002516"/>
-                <w:spacing w:val="10"/>
-                <w:sz w:val="19"/>
-              </w:rPr>
-              <w:t>DEVELOP</w:t>
+                <w:color w:val="000000"/>
+                <w:sz w:val="17"/>
+              </w:rPr>
+              <w:t>Understand and adapt your leadership impact</w:t>
             </w:r>
           </w:p>
         </w:tc>
@@ -1257,10 +1168,24 @@
           <w:p>
             <w:pPr>
               <w:pStyle w:val="Normal"/>
-              <w:spacing w:lineRule="auto" w:line="276" w:before="0" w:after="0"/>
-              <w:jc w:val="center"/>
-              <w:rPr/>
-            </w:pPr>
+              <w:spacing w:lineRule="auto" w:line="268" w:before="0" w:after="0"/>
+              <w:rPr/>
+            </w:pPr>
+            <w:r>
+              <w:rPr>
+                <w:rFonts w:cs="Arial"/>
+                <w:b/>
+                <w:i w:val="false"/>
+                <w:color w:val="A89662"/>
+                <w:spacing w:val="30"/>
+                <w:sz w:val="15"/>
+              </w:rPr>
+              <w:t>SYSTEM   →</w:t>
+            </w:r>
+            <w:r>
+              <w:rPr/>
+              <w:br/>
+            </w:r>
             <w:r>
               <w:rPr>
                 <w:rFonts w:cs="Arial"/>
@@ -1268,9 +1193,9 @@
                 <w:i w:val="false"/>
                 <w:color w:val="002516"/>
                 <w:spacing w:val="10"/>
-                <w:sz w:val="19"/>
-              </w:rPr>
-              <w:t>VALUES &amp; JUDGEMENT</w:t>
+                <w:sz w:val="21"/>
+              </w:rPr>
+              <w:t>INFLUENCE THE SYSTEM</w:t>
             </w:r>
             <w:r>
               <w:rPr/>
@@ -1281,83 +1206,10 @@
                 <w:rFonts w:cs="Arial"/>
                 <w:b w:val="false"/>
                 <w:i w:val="false"/>
-                <w:color w:val="C62026"/>
-                <w:sz w:val="16"/>
-              </w:rPr>
-              <w:t>▼</w:t>
-            </w:r>
-            <w:r>
-              <w:rPr/>
-              <w:br/>
-            </w:r>
-            <w:r>
-              <w:rPr>
-                <w:rFonts w:cs="Arial"/>
-                <w:b/>
-                <w:i w:val="false"/>
-                <w:color w:val="002516"/>
-                <w:spacing w:val="10"/>
-                <w:sz w:val="19"/>
-              </w:rPr>
-              <w:t>SYSTEM</w:t>
-            </w:r>
-            <w:r>
-              <w:rPr/>
-              <w:br/>
-            </w:r>
-            <w:r>
-              <w:rPr>
-                <w:rFonts w:cs="Arial"/>
-                <w:b w:val="false"/>
-                <w:i w:val="false"/>
-                <w:color w:val="C62026"/>
-                <w:sz w:val="16"/>
-              </w:rPr>
-              <w:t>▼</w:t>
-            </w:r>
-            <w:r>
-              <w:rPr/>
-              <w:br/>
-            </w:r>
-            <w:r>
-              <w:rPr>
-                <w:rFonts w:cs="Arial"/>
-                <w:b/>
-                <w:i w:val="false"/>
-                <w:color w:val="002516"/>
-                <w:spacing w:val="10"/>
-                <w:sz w:val="19"/>
-              </w:rPr>
-              <w:t>INFLUENCE</w:t>
-            </w:r>
-            <w:r>
-              <w:rPr/>
-              <w:br/>
-            </w:r>
-            <w:r>
-              <w:rPr>
-                <w:rFonts w:cs="Arial"/>
-                <w:b w:val="false"/>
-                <w:i w:val="false"/>
-                <w:color w:val="C62026"/>
-                <w:sz w:val="16"/>
-              </w:rPr>
-              <w:t>▼</w:t>
-            </w:r>
-            <w:r>
-              <w:rPr/>
-              <w:br/>
-            </w:r>
-            <w:r>
-              <w:rPr>
-                <w:rFonts w:cs="Arial"/>
-                <w:b/>
-                <w:i w:val="false"/>
-                <w:color w:val="002516"/>
-                <w:spacing w:val="10"/>
-                <w:sz w:val="19"/>
-              </w:rPr>
-              <w:t>ADAPT</w:t>
+                <w:color w:val="000000"/>
+                <w:sz w:val="17"/>
+              </w:rPr>
+              <w:t>Understand interdependencies and influence beyond authority</w:t>
             </w:r>
           </w:p>
         </w:tc>
@@ -1379,10 +1231,24 @@
           <w:p>
             <w:pPr>
               <w:pStyle w:val="Normal"/>
-              <w:spacing w:lineRule="auto" w:line="276" w:before="0" w:after="0"/>
-              <w:jc w:val="center"/>
-              <w:rPr/>
-            </w:pPr>
+              <w:spacing w:lineRule="auto" w:line="268" w:before="0" w:after="0"/>
+              <w:rPr/>
+            </w:pPr>
+            <w:r>
+              <w:rPr>
+                <w:rFonts w:cs="Arial"/>
+                <w:b/>
+                <w:i w:val="false"/>
+                <w:color w:val="A89662"/>
+                <w:spacing w:val="30"/>
+                <w:sz w:val="15"/>
+              </w:rPr>
+              <w:t>COLLECTIVE</w:t>
+            </w:r>
+            <w:r>
+              <w:rPr/>
+              <w:br/>
+            </w:r>
             <w:r>
               <w:rPr>
                 <w:rFonts w:cs="Arial"/>
@@ -1390,9 +1256,9 @@
                 <w:i w:val="false"/>
                 <w:color w:val="002516"/>
                 <w:spacing w:val="10"/>
-                <w:sz w:val="19"/>
-              </w:rPr>
-              <w:t>STRATEGIC SELF-AWARENESS</w:t>
+                <w:sz w:val="21"/>
+              </w:rPr>
+              <w:t>LEAD EFFECTIVELY TOGETHER</w:t>
             </w:r>
             <w:r>
               <w:rPr/>
@@ -1403,83 +1269,10 @@
                 <w:rFonts w:cs="Arial"/>
                 <w:b w:val="false"/>
                 <w:i w:val="false"/>
-                <w:color w:val="C62026"/>
-                <w:sz w:val="16"/>
-              </w:rPr>
-              <w:t>▼</w:t>
-            </w:r>
-            <w:r>
-              <w:rPr/>
-              <w:br/>
-            </w:r>
-            <w:r>
-              <w:rPr>
-                <w:rFonts w:cs="Arial"/>
-                <w:b/>
-                <w:i w:val="false"/>
-                <w:color w:val="002516"/>
-                <w:spacing w:val="10"/>
-                <w:sz w:val="19"/>
-              </w:rPr>
-              <w:t>JUDGEMENT</w:t>
-            </w:r>
-            <w:r>
-              <w:rPr/>
-              <w:br/>
-            </w:r>
-            <w:r>
-              <w:rPr>
-                <w:rFonts w:cs="Arial"/>
-                <w:b w:val="false"/>
-                <w:i w:val="false"/>
-                <w:color w:val="C62026"/>
-                <w:sz w:val="16"/>
-              </w:rPr>
-              <w:t>▼</w:t>
-            </w:r>
-            <w:r>
-              <w:rPr/>
-              <w:br/>
-            </w:r>
-            <w:r>
-              <w:rPr>
-                <w:rFonts w:cs="Arial"/>
-                <w:b/>
-                <w:i w:val="false"/>
-                <w:color w:val="002516"/>
-                <w:spacing w:val="10"/>
-                <w:sz w:val="19"/>
-              </w:rPr>
-              <w:t>CONDITIONS</w:t>
-            </w:r>
-            <w:r>
-              <w:rPr/>
-              <w:br/>
-            </w:r>
-            <w:r>
-              <w:rPr>
-                <w:rFonts w:cs="Arial"/>
-                <w:b w:val="false"/>
-                <w:i w:val="false"/>
-                <w:color w:val="C62026"/>
-                <w:sz w:val="16"/>
-              </w:rPr>
-              <w:t>▼</w:t>
-            </w:r>
-            <w:r>
-              <w:rPr/>
-              <w:br/>
-            </w:r>
-            <w:r>
-              <w:rPr>
-                <w:rFonts w:cs="Arial"/>
-                <w:b/>
-                <w:i w:val="false"/>
-                <w:color w:val="002516"/>
-                <w:spacing w:val="10"/>
-                <w:sz w:val="19"/>
-              </w:rPr>
-              <w:t>DELIBERATE DEVELOPMENT</w:t>
+                <w:color w:val="000000"/>
+                <w:sz w:val="17"/>
+              </w:rPr>
+              <w:t>Build cohesion, alignment and collective command effectiveness</w:t>
             </w:r>
           </w:p>
         </w:tc>
@@ -1857,7 +1650,7 @@
                 <w:color w:val="000000"/>
                 <w:sz w:val="15"/>
               </w:rPr>
-              <w:t>Evaluate personal command behaviour, judgement and bias</w:t>
+              <w:t>Develop shared understanding within the command team</w:t>
             </w:r>
             <w:r>
               <w:rPr/>
@@ -1881,7 +1674,7 @@
                 <w:color w:val="000000"/>
                 <w:sz w:val="15"/>
               </w:rPr>
-              <w:t>Exercise judgement and make decisions in complex and demanding conditions</w:t>
+              <w:t>Strengthen cohesion and effectiveness across the command team</w:t>
             </w:r>
             <w:r>
               <w:rPr/>
@@ -1905,7 +1698,7 @@
                 <w:color w:val="000000"/>
                 <w:sz w:val="15"/>
               </w:rPr>
-              <w:t>Create the conditions for effective team and organisational performance</w:t>
+              <w:t>Exercise collective judgement in complex and demanding conditions</w:t>
             </w:r>
             <w:r>
               <w:rPr/>
@@ -1929,7 +1722,7 @@
                 <w:color w:val="000000"/>
                 <w:sz w:val="15"/>
               </w:rPr>
-              <w:t>Establish strategies for sustained command effectiveness across changing contexts</w:t>
+              <w:t>Create the conditions for organisational performance</w:t>
             </w:r>
           </w:p>
         </w:tc>
@@ -2019,7 +1812,7 @@
                 <w:color w:val="000000"/>
                 <w:sz w:val="16"/>
               </w:rPr>
-              <w:t>ELDA Lead Systems or ELDA Command, as appropriate to career pathway</w:t>
+              <w:t>ELDA Lead Systems; ELDA Command as part of a command team</w:t>
             </w:r>
           </w:p>
         </w:tc>
@@ -2047,7 +1840,7 @@
                 <w:color w:val="000000"/>
                 <w:sz w:val="16"/>
               </w:rPr>
-              <w:t>ELDA Command, as appropriate to career pathway</w:t>
+              <w:t>ELDA Command as part of a command team</w:t>
             </w:r>
           </w:p>
         </w:tc>
@@ -2075,7 +1868,7 @@
                 <w:color w:val="000000"/>
                 <w:sz w:val="16"/>
               </w:rPr>
-              <w:t>Command and senior leadership appointments</w:t>
+              <w:t>Applied within the command team's appointments; individual Leadership Development Plans</w:t>
             </w:r>
           </w:p>
         </w:tc>
@@ -2115,7 +1908,7 @@
           <w:color w:val="FFFFFF"/>
           <w:sz w:val="18"/>
         </w:rPr>
-        <w:t>The pathway is not simply an increase in physical difficulty. It is an increase in the scope, complexity and reach of leadership: from leading a team, to understanding one's impact on other leaders, to influencing outcomes across a wider system, to integrating these capabilities into command judgement and the deliberate creation of the conditions for organisational effectiveness.</w:t>
+        <w:t>The ELDA pathway progressively broadens the leadership challenge: from leading effectively within a team, to understanding one's impact on other leaders, to influencing across complex systems. ELDA Command brings these capabilities together at the collective level, developing cohesive command teams able to align leadership effort, exercise sound judgement and create the conditions for organisational effectiveness.</w:t>
       </w:r>
     </w:p>
     <w:sectPr>

--- a/output/elda-pathway-overview.docx
+++ b/output/elda-pathway-overview.docx
@@ -5,14 +5,14 @@
     <w:p>
       <w:pPr>
         <w:pStyle w:val="Normal"/>
-        <w:spacing w:before="0" w:after="160"/>
+        <w:spacing w:before="0" w:after="100"/>
         <w:rPr/>
       </w:pPr>
       <w:r>
         <w:rPr/>
         <w:drawing>
           <wp:inline distT="0" distB="0" distL="0" distR="0">
-            <wp:extent cx="935990" cy="213995"/>
+            <wp:extent cx="864235" cy="197485"/>
             <wp:effectExtent l="0" t="0" r="0" b="0"/>
             <wp:docPr id="1" name="Picture 1" descr=""/>
             <wp:cNvGraphicFramePr>
@@ -36,7 +36,7 @@
                   <pic:spPr bwMode="auto">
                     <a:xfrm>
                       <a:off x="0" y="0"/>
-                      <a:ext cx="935990" cy="213995"/>
+                      <a:ext cx="864235" cy="197485"/>
                     </a:xfrm>
                     <a:prstGeom prst="rect">
                       <a:avLst/>
@@ -64,31 +64,14 @@
           <w:spacing w:val="40"/>
           <w:sz w:val="17"/>
         </w:rPr>
-        <w:t>PATHWAY OVERVIEW</w:t>
-      </w:r>
-    </w:p>
-    <w:p>
-      <w:pPr>
-        <w:pStyle w:val="Normal"/>
-        <w:spacing w:before="0" w:after="40"/>
-        <w:rPr/>
-      </w:pPr>
-      <w:r>
-        <w:rPr>
-          <w:rFonts w:cs="Arial"/>
-          <w:b/>
-          <w:i w:val="false"/>
-          <w:color w:val="000000"/>
-          <w:sz w:val="40"/>
-        </w:rPr>
-        <w:t>ELDA Pathway</w:t>
+        <w:t>NEW ZEALAND ARMY LEADERSHIP CENTRE</w:t>
       </w:r>
     </w:p>
     <w:p>
       <w:pPr>
         <w:pStyle w:val="Normal"/>
         <w:pBdr>
-          <w:bottom w:val="single" w:sz="18" w:space="5" w:color="C62026"/>
+          <w:bottom w:val="single" w:sz="18" w:space="4" w:color="C62026"/>
         </w:pBdr>
         <w:spacing w:before="0" w:after="60"/>
         <w:rPr/>
@@ -98,11 +81,10 @@
           <w:rFonts w:cs="Arial"/>
           <w:b/>
           <w:i w:val="false"/>
-          <w:color w:val="002516"/>
-          <w:spacing w:val="30"/>
-          <w:sz w:val="18"/>
+          <w:color w:val="000000"/>
+          <w:sz w:val="34"/>
         </w:rPr>
-        <w:t>EXPERIENTIAL LEADERSHIP DEVELOPMENT ACTIVITIES</w:t>
+        <w:t>Experiential Leadership Development Activity Pathway</w:t>
       </w:r>
     </w:p>
     <w:p>
@@ -215,7 +197,7 @@
     <w:p>
       <w:pPr>
         <w:pStyle w:val="Normal"/>
-        <w:spacing w:before="160" w:after="100"/>
+        <w:spacing w:before="100" w:after="0"/>
         <w:rPr/>
       </w:pPr>
       <w:r>
@@ -293,6 +275,25 @@
         <w:t>COMMAND</w:t>
       </w:r>
     </w:p>
+    <w:p>
+      <w:pPr>
+        <w:pStyle w:val="Normal"/>
+        <w:spacing w:before="0" w:after="40"/>
+        <w:jc w:val="right"/>
+        <w:rPr/>
+      </w:pPr>
+      <w:r>
+        <w:rPr>
+          <w:rFonts w:cs="Arial"/>
+          <w:b/>
+          <w:i w:val="false"/>
+          <w:color w:val="A89662"/>
+          <w:spacing w:val="25"/>
+          <w:sz w:val="14"/>
+        </w:rPr>
+        <w:t>INCREASING SCOPE, INTERDEPENDENCE AND ORGANISATIONAL CONSEQUENCE  →</w:t>
+      </w:r>
+    </w:p>
     <w:tbl>
       <w:tblPr>
         <w:tblW w:w="14796" w:type="dxa"/>
@@ -300,9 +301,9 @@
         <w:tblInd w:w="0" w:type="dxa"/>
         <w:tblLayout w:type="fixed"/>
         <w:tblCellMar>
-          <w:top w:w="45" w:type="dxa"/>
+          <w:top w:w="35" w:type="dxa"/>
           <w:left w:w="90" w:type="dxa"/>
-          <w:bottom w:w="45" w:type="dxa"/>
+          <w:bottom w:w="35" w:type="dxa"/>
           <w:right w:w="90" w:type="dxa"/>
         </w:tblCellMar>
         <w:tblLook w:val="04a0" w:noHBand="0" w:noVBand="1" w:firstColumn="1" w:lastRow="0" w:lastColumn="0" w:firstRow="1"/>
@@ -379,7 +380,7 @@
                 <w:color w:val="CDD2B7"/>
                 <w:sz w:val="16"/>
               </w:rPr>
-              <w:t>A18011  |  6 Training Days</w:t>
+              <w:t>A18011  ·  6 Training Days</w:t>
             </w:r>
           </w:p>
         </w:tc>
@@ -422,7 +423,7 @@
                 <w:color w:val="CDD2B7"/>
                 <w:sz w:val="16"/>
               </w:rPr>
-              <w:t>A18008  |  6 Training Days</w:t>
+              <w:t>A18008  ·  6 Training Days</w:t>
             </w:r>
           </w:p>
         </w:tc>
@@ -465,7 +466,7 @@
                 <w:color w:val="CDD2B7"/>
                 <w:sz w:val="16"/>
               </w:rPr>
-              <w:t>A18010  |  7 Training Days</w:t>
+              <w:t>A18010  ·  7 Training Days</w:t>
             </w:r>
           </w:p>
         </w:tc>
@@ -508,7 +509,7 @@
                 <w:color w:val="CDD2B7"/>
                 <w:sz w:val="16"/>
               </w:rPr>
-              <w:t>A18009  |  8–10 Training Days</w:t>
+              <w:t>A18009  ·  8–10 Training Days</w:t>
             </w:r>
           </w:p>
         </w:tc>
@@ -526,10 +527,10 @@
               <w:bottom w:val="single" w:sz="4" w:space="0" w:color="D9D9D2"/>
               <w:right w:val="single" w:sz="4" w:space="0" w:color="D9D9D2"/>
             </w:tcBorders>
-            <w:shd w:color="auto" w:fill="CDD2B7" w:val="clear"/>
+            <w:shd w:color="auto" w:fill="A89662" w:val="clear"/>
             <w:tcMar>
-              <w:top w:w="65" w:type="dxa"/>
-              <w:bottom w:w="65" w:type="dxa"/>
+              <w:top w:w="12" w:type="dxa"/>
+              <w:bottom w:w="12" w:type="dxa"/>
             </w:tcMar>
           </w:tcPr>
           <w:p>
@@ -543,10 +544,11 @@
                 <w:rFonts w:cs="Arial"/>
                 <w:b/>
                 <w:i w:val="false"/>
-                <w:color w:val="002516"/>
-                <w:sz w:val="17"/>
-              </w:rPr>
-              <w:t>Scope</w:t>
+                <w:color w:val="FFFFFF"/>
+                <w:spacing w:val="30"/>
+                <w:sz w:val="14"/>
+              </w:rPr>
+              <w:t>SCOPE</w:t>
             </w:r>
           </w:p>
         </w:tc>
@@ -559,30 +561,28 @@
               <w:bottom w:val="single" w:sz="4" w:space="0" w:color="D9D9D2"/>
               <w:right w:val="single" w:sz="4" w:space="0" w:color="D9D9D2"/>
             </w:tcBorders>
-            <w:shd w:color="auto" w:fill="CDD2B7" w:val="clear"/>
+            <w:shd w:color="auto" w:fill="A89662" w:val="clear"/>
             <w:tcMar>
-              <w:top w:w="65" w:type="dxa"/>
-              <w:bottom w:w="65" w:type="dxa"/>
+              <w:top w:w="12" w:type="dxa"/>
+              <w:bottom w:w="12" w:type="dxa"/>
             </w:tcMar>
           </w:tcPr>
           <w:p>
             <w:pPr>
               <w:pStyle w:val="Normal"/>
-              <w:pBdr>
-                <w:left w:val="single" w:sz="18" w:space="4" w:color="C62026"/>
-              </w:pBdr>
-              <w:spacing w:lineRule="auto" w:line="249" w:before="0" w:after="0"/>
-              <w:rPr/>
-            </w:pPr>
-            <w:r>
-              <w:rPr>
-                <w:rFonts w:cs="Arial"/>
-                <w:b/>
-                <w:i w:val="false"/>
-                <w:color w:val="002516"/>
-                <w:sz w:val="22"/>
-              </w:rPr>
-              <w:t>Leading a team</w:t>
+              <w:spacing w:lineRule="auto" w:line="249" w:before="0" w:after="0"/>
+              <w:rPr/>
+            </w:pPr>
+            <w:r>
+              <w:rPr>
+                <w:rFonts w:cs="Arial"/>
+                <w:b/>
+                <w:i w:val="false"/>
+                <w:color w:val="FFFFFF"/>
+                <w:spacing w:val="25"/>
+                <w:sz w:val="15"/>
+              </w:rPr>
+              <w:t>INDIVIDUAL / TEAM   →</w:t>
             </w:r>
           </w:p>
         </w:tc>
@@ -595,30 +595,28 @@
               <w:bottom w:val="single" w:sz="4" w:space="0" w:color="D9D9D2"/>
               <w:right w:val="single" w:sz="4" w:space="0" w:color="D9D9D2"/>
             </w:tcBorders>
-            <w:shd w:color="auto" w:fill="CDD2B7" w:val="clear"/>
+            <w:shd w:color="auto" w:fill="A89662" w:val="clear"/>
             <w:tcMar>
-              <w:top w:w="65" w:type="dxa"/>
-              <w:bottom w:w="65" w:type="dxa"/>
+              <w:top w:w="12" w:type="dxa"/>
+              <w:bottom w:w="12" w:type="dxa"/>
             </w:tcMar>
           </w:tcPr>
           <w:p>
             <w:pPr>
               <w:pStyle w:val="Normal"/>
-              <w:pBdr>
-                <w:left w:val="single" w:sz="18" w:space="4" w:color="C62026"/>
-              </w:pBdr>
-              <w:spacing w:lineRule="auto" w:line="249" w:before="0" w:after="0"/>
-              <w:rPr/>
-            </w:pPr>
-            <w:r>
-              <w:rPr>
-                <w:rFonts w:cs="Arial"/>
-                <w:b/>
-                <w:i w:val="false"/>
-                <w:color w:val="002516"/>
-                <w:sz w:val="22"/>
-              </w:rPr>
-              <w:t>Leading among leaders</w:t>
+              <w:spacing w:lineRule="auto" w:line="249" w:before="0" w:after="0"/>
+              <w:rPr/>
+            </w:pPr>
+            <w:r>
+              <w:rPr>
+                <w:rFonts w:cs="Arial"/>
+                <w:b/>
+                <w:i w:val="false"/>
+                <w:color w:val="FFFFFF"/>
+                <w:spacing w:val="25"/>
+                <w:sz w:val="15"/>
+              </w:rPr>
+              <w:t>OTHER LEADERS   →</w:t>
             </w:r>
           </w:p>
         </w:tc>
@@ -631,30 +629,28 @@
               <w:bottom w:val="single" w:sz="4" w:space="0" w:color="D9D9D2"/>
               <w:right w:val="single" w:sz="4" w:space="0" w:color="D9D9D2"/>
             </w:tcBorders>
-            <w:shd w:color="auto" w:fill="CDD2B7" w:val="clear"/>
+            <w:shd w:color="auto" w:fill="A89662" w:val="clear"/>
             <w:tcMar>
-              <w:top w:w="65" w:type="dxa"/>
-              <w:bottom w:w="65" w:type="dxa"/>
+              <w:top w:w="12" w:type="dxa"/>
+              <w:bottom w:w="12" w:type="dxa"/>
             </w:tcMar>
           </w:tcPr>
           <w:p>
             <w:pPr>
               <w:pStyle w:val="Normal"/>
-              <w:pBdr>
-                <w:left w:val="single" w:sz="18" w:space="4" w:color="C62026"/>
-              </w:pBdr>
-              <w:spacing w:lineRule="auto" w:line="249" w:before="0" w:after="0"/>
-              <w:rPr/>
-            </w:pPr>
-            <w:r>
-              <w:rPr>
-                <w:rFonts w:cs="Arial"/>
-                <w:b/>
-                <w:i w:val="false"/>
-                <w:color w:val="002516"/>
-                <w:sz w:val="22"/>
-              </w:rPr>
-              <w:t>Leading across a system</w:t>
+              <w:spacing w:lineRule="auto" w:line="249" w:before="0" w:after="0"/>
+              <w:rPr/>
+            </w:pPr>
+            <w:r>
+              <w:rPr>
+                <w:rFonts w:cs="Arial"/>
+                <w:b/>
+                <w:i w:val="false"/>
+                <w:color w:val="FFFFFF"/>
+                <w:spacing w:val="25"/>
+                <w:sz w:val="15"/>
+              </w:rPr>
+              <w:t>SYSTEM   →</w:t>
             </w:r>
           </w:p>
         </w:tc>
@@ -667,30 +663,28 @@
               <w:bottom w:val="single" w:sz="4" w:space="0" w:color="D9D9D2"/>
               <w:right w:val="single" w:sz="4" w:space="0" w:color="A89662"/>
             </w:tcBorders>
-            <w:shd w:color="auto" w:fill="CDD2B7" w:val="clear"/>
+            <w:shd w:color="auto" w:fill="A89662" w:val="clear"/>
             <w:tcMar>
-              <w:top w:w="65" w:type="dxa"/>
-              <w:bottom w:w="65" w:type="dxa"/>
+              <w:top w:w="12" w:type="dxa"/>
+              <w:bottom w:w="12" w:type="dxa"/>
             </w:tcMar>
           </w:tcPr>
           <w:p>
             <w:pPr>
               <w:pStyle w:val="Normal"/>
-              <w:pBdr>
-                <w:left w:val="single" w:sz="18" w:space="4" w:color="C62026"/>
-              </w:pBdr>
-              <w:spacing w:lineRule="auto" w:line="249" w:before="0" w:after="0"/>
-              <w:rPr/>
-            </w:pPr>
-            <w:r>
-              <w:rPr>
-                <w:rFonts w:cs="Arial"/>
-                <w:b/>
-                <w:i w:val="false"/>
-                <w:color w:val="002516"/>
-                <w:sz w:val="22"/>
-              </w:rPr>
-              <w:t>Leading as a command team</w:t>
+              <w:spacing w:lineRule="auto" w:line="249" w:before="0" w:after="0"/>
+              <w:rPr/>
+            </w:pPr>
+            <w:r>
+              <w:rPr>
+                <w:rFonts w:cs="Arial"/>
+                <w:b/>
+                <w:i w:val="false"/>
+                <w:color w:val="FFFFFF"/>
+                <w:spacing w:val="25"/>
+                <w:sz w:val="15"/>
+              </w:rPr>
+              <w:t>COMMAND COLLECTIVE / ORGANISATION</w:t>
             </w:r>
           </w:p>
         </w:tc>
@@ -709,6 +703,10 @@
               <w:right w:val="single" w:sz="4" w:space="0" w:color="D9D9D2"/>
             </w:tcBorders>
             <w:shd w:color="auto" w:fill="CDD2B7" w:val="clear"/>
+            <w:tcMar>
+              <w:top w:w="45" w:type="dxa"/>
+              <w:bottom w:w="45" w:type="dxa"/>
+            </w:tcMar>
           </w:tcPr>
           <w:p>
             <w:pPr>
@@ -724,7 +722,7 @@
                 <w:color w:val="002516"/>
                 <w:sz w:val="17"/>
               </w:rPr>
-              <w:t>Learners</w:t>
+              <w:t>Scope</w:t>
             </w:r>
           </w:p>
         </w:tc>
@@ -737,22 +735,30 @@
               <w:bottom w:val="single" w:sz="4" w:space="0" w:color="D9D9D2"/>
               <w:right w:val="single" w:sz="4" w:space="0" w:color="D9D9D2"/>
             </w:tcBorders>
-          </w:tcPr>
-          <w:p>
-            <w:pPr>
-              <w:pStyle w:val="Normal"/>
-              <w:spacing w:lineRule="auto" w:line="249" w:before="0" w:after="0"/>
-              <w:rPr/>
-            </w:pPr>
-            <w:r>
-              <w:rPr>
-                <w:rFonts w:cs="Arial"/>
-                <w:b w:val="false"/>
-                <w:i w:val="false"/>
-                <w:color w:val="000000"/>
-                <w:sz w:val="16"/>
-              </w:rPr>
-              <w:t>Regular Force personnel selected for the A1530 Promotion All Corps RF JNCO Course.</w:t>
+            <w:shd w:color="auto" w:fill="CDD2B7" w:val="clear"/>
+            <w:tcMar>
+              <w:top w:w="45" w:type="dxa"/>
+              <w:bottom w:w="45" w:type="dxa"/>
+            </w:tcMar>
+          </w:tcPr>
+          <w:p>
+            <w:pPr>
+              <w:pStyle w:val="Normal"/>
+              <w:pBdr>
+                <w:left w:val="single" w:sz="18" w:space="4" w:color="C62026"/>
+              </w:pBdr>
+              <w:spacing w:lineRule="auto" w:line="249" w:before="0" w:after="0"/>
+              <w:rPr/>
+            </w:pPr>
+            <w:r>
+              <w:rPr>
+                <w:rFonts w:cs="Arial"/>
+                <w:b/>
+                <w:i w:val="false"/>
+                <w:color w:val="002516"/>
+                <w:sz w:val="21"/>
+              </w:rPr>
+              <w:t>Leading a team</w:t>
             </w:r>
           </w:p>
         </w:tc>
@@ -765,22 +771,30 @@
               <w:bottom w:val="single" w:sz="4" w:space="0" w:color="D9D9D2"/>
               <w:right w:val="single" w:sz="4" w:space="0" w:color="D9D9D2"/>
             </w:tcBorders>
-          </w:tcPr>
-          <w:p>
-            <w:pPr>
-              <w:pStyle w:val="Normal"/>
-              <w:spacing w:lineRule="auto" w:line="249" w:before="0" w:after="0"/>
-              <w:rPr/>
-            </w:pPr>
-            <w:r>
-              <w:rPr>
-                <w:rFonts w:cs="Arial"/>
-                <w:b w:val="false"/>
-                <w:i w:val="false"/>
-                <w:color w:val="000000"/>
-                <w:sz w:val="16"/>
-              </w:rPr>
-              <w:t>Regular Force Officers (2LT and LT); Regular Force NCOs accepted onto the A1531 SNCO Promotion Course.</w:t>
+            <w:shd w:color="auto" w:fill="CDD2B7" w:val="clear"/>
+            <w:tcMar>
+              <w:top w:w="45" w:type="dxa"/>
+              <w:bottom w:w="45" w:type="dxa"/>
+            </w:tcMar>
+          </w:tcPr>
+          <w:p>
+            <w:pPr>
+              <w:pStyle w:val="Normal"/>
+              <w:pBdr>
+                <w:left w:val="single" w:sz="18" w:space="4" w:color="C62026"/>
+              </w:pBdr>
+              <w:spacing w:lineRule="auto" w:line="249" w:before="0" w:after="0"/>
+              <w:rPr/>
+            </w:pPr>
+            <w:r>
+              <w:rPr>
+                <w:rFonts w:cs="Arial"/>
+                <w:b/>
+                <w:i w:val="false"/>
+                <w:color w:val="002516"/>
+                <w:sz w:val="21"/>
+              </w:rPr>
+              <w:t>Leading among leaders</w:t>
             </w:r>
           </w:p>
         </w:tc>
@@ -793,22 +807,30 @@
               <w:bottom w:val="single" w:sz="4" w:space="0" w:color="D9D9D2"/>
               <w:right w:val="single" w:sz="4" w:space="0" w:color="D9D9D2"/>
             </w:tcBorders>
-          </w:tcPr>
-          <w:p>
-            <w:pPr>
-              <w:pStyle w:val="Normal"/>
-              <w:spacing w:lineRule="auto" w:line="249" w:before="0" w:after="0"/>
-              <w:rPr/>
-            </w:pPr>
-            <w:r>
-              <w:rPr>
-                <w:rFonts w:cs="Arial"/>
-                <w:b w:val="false"/>
-                <w:i w:val="false"/>
-                <w:color w:val="000000"/>
-                <w:sz w:val="16"/>
-              </w:rPr>
-              <w:t>SNCOs and WOs accepted onto the A1532 All Corps Warrant Officer Course; Captains preparing for promotion to Major.</w:t>
+            <w:shd w:color="auto" w:fill="CDD2B7" w:val="clear"/>
+            <w:tcMar>
+              <w:top w:w="45" w:type="dxa"/>
+              <w:bottom w:w="45" w:type="dxa"/>
+            </w:tcMar>
+          </w:tcPr>
+          <w:p>
+            <w:pPr>
+              <w:pStyle w:val="Normal"/>
+              <w:pBdr>
+                <w:left w:val="single" w:sz="18" w:space="4" w:color="C62026"/>
+              </w:pBdr>
+              <w:spacing w:lineRule="auto" w:line="249" w:before="0" w:after="0"/>
+              <w:rPr/>
+            </w:pPr>
+            <w:r>
+              <w:rPr>
+                <w:rFonts w:cs="Arial"/>
+                <w:b/>
+                <w:i w:val="false"/>
+                <w:color w:val="002516"/>
+                <w:sz w:val="21"/>
+              </w:rPr>
+              <w:t>Leading across a system</w:t>
             </w:r>
           </w:p>
         </w:tc>
@@ -821,22 +843,30 @@
               <w:bottom w:val="single" w:sz="4" w:space="0" w:color="D9D9D2"/>
               <w:right w:val="single" w:sz="4" w:space="0" w:color="A89662"/>
             </w:tcBorders>
-          </w:tcPr>
-          <w:p>
-            <w:pPr>
-              <w:pStyle w:val="Normal"/>
-              <w:spacing w:lineRule="auto" w:line="249" w:before="0" w:after="0"/>
-              <w:rPr/>
-            </w:pPr>
-            <w:r>
-              <w:rPr>
-                <w:rFonts w:cs="Arial"/>
-                <w:b w:val="false"/>
-                <w:i w:val="false"/>
-                <w:color w:val="000000"/>
-                <w:sz w:val="16"/>
-              </w:rPr>
-              <w:t>Established or forming command teams and leadership groups: unit headquarters, command teams and subordinate command teams.</w:t>
+            <w:shd w:color="auto" w:fill="CDD2B7" w:val="clear"/>
+            <w:tcMar>
+              <w:top w:w="45" w:type="dxa"/>
+              <w:bottom w:w="45" w:type="dxa"/>
+            </w:tcMar>
+          </w:tcPr>
+          <w:p>
+            <w:pPr>
+              <w:pStyle w:val="Normal"/>
+              <w:pBdr>
+                <w:left w:val="single" w:sz="18" w:space="4" w:color="C62026"/>
+              </w:pBdr>
+              <w:spacing w:lineRule="auto" w:line="249" w:before="0" w:after="0"/>
+              <w:rPr/>
+            </w:pPr>
+            <w:r>
+              <w:rPr>
+                <w:rFonts w:cs="Arial"/>
+                <w:b/>
+                <w:i w:val="false"/>
+                <w:color w:val="002516"/>
+                <w:sz w:val="21"/>
+              </w:rPr>
+              <w:t>Leading collectively at command level</w:t>
             </w:r>
           </w:p>
         </w:tc>
@@ -870,7 +900,7 @@
                 <w:color w:val="002516"/>
                 <w:sz w:val="17"/>
               </w:rPr>
-              <w:t>Aim</w:t>
+              <w:t>Learners</w:t>
             </w:r>
           </w:p>
         </w:tc>
@@ -898,7 +928,7 @@
                 <w:color w:val="000000"/>
                 <w:sz w:val="16"/>
               </w:rPr>
-              <w:t>Individual leadership effectiveness through small-team leadership under pressure.</w:t>
+              <w:t>Regular Force personnel selected for the A1530 Promotion All Corps RF JNCO Course.</w:t>
             </w:r>
           </w:p>
         </w:tc>
@@ -926,7 +956,7 @@
                 <w:color w:val="000000"/>
                 <w:sz w:val="16"/>
               </w:rPr>
-              <w:t>Leadership effectiveness through self-awareness, reflection and deliberate adaptation of leadership behaviour.</w:t>
+              <w:t>Regular Force Officers (2LT and LT); Regular Force NCOs accepted onto the A1531 SNCO Promotion Course.</w:t>
             </w:r>
           </w:p>
         </w:tc>
@@ -954,7 +984,7 @@
                 <w:color w:val="000000"/>
                 <w:sz w:val="16"/>
               </w:rPr>
-              <w:t>Leadership effectiveness within complex systems: interdependencies and influence beyond direct authority.</w:t>
+              <w:t>SNCOs and WOs accepted onto the A1532 All Corps Warrant Officer Course; Captains preparing for promotion to Major.</w:t>
             </w:r>
           </w:p>
         </w:tc>
@@ -982,7 +1012,7 @@
                 <w:color w:val="000000"/>
                 <w:sz w:val="16"/>
               </w:rPr>
-              <w:t>Collective effectiveness of command teams: shared understanding, cohesion, judgement and leadership alignment.</w:t>
+              <w:t>Established or forming command teams and leadership groups, including unit HQs, command teams, principal staff and subordinate command teams.</w:t>
             </w:r>
           </w:p>
         </w:tc>
@@ -1001,10 +1031,6 @@
               <w:right w:val="single" w:sz="4" w:space="0" w:color="D9D9D2"/>
             </w:tcBorders>
             <w:shd w:color="auto" w:fill="CDD2B7" w:val="clear"/>
-            <w:tcMar>
-              <w:top w:w="65" w:type="dxa"/>
-              <w:bottom w:w="65" w:type="dxa"/>
-            </w:tcMar>
           </w:tcPr>
           <w:p>
             <w:pPr>
@@ -1020,7 +1046,7 @@
                 <w:color w:val="002516"/>
                 <w:sz w:val="17"/>
               </w:rPr>
-              <w:t>Developmental progression</w:t>
+              <w:t>Aim</w:t>
             </w:r>
           </w:p>
         </w:tc>
@@ -1033,57 +1059,22 @@
               <w:bottom w:val="single" w:sz="4" w:space="0" w:color="D9D9D2"/>
               <w:right w:val="single" w:sz="4" w:space="0" w:color="D9D9D2"/>
             </w:tcBorders>
-            <w:shd w:color="auto" w:fill="EEF1E5" w:val="clear"/>
-            <w:tcMar>
-              <w:top w:w="65" w:type="dxa"/>
-              <w:bottom w:w="65" w:type="dxa"/>
-            </w:tcMar>
-          </w:tcPr>
-          <w:p>
-            <w:pPr>
-              <w:pStyle w:val="Normal"/>
-              <w:spacing w:lineRule="auto" w:line="268" w:before="0" w:after="0"/>
-              <w:rPr/>
-            </w:pPr>
-            <w:r>
-              <w:rPr>
-                <w:rFonts w:cs="Arial"/>
-                <w:b/>
-                <w:i w:val="false"/>
-                <w:color w:val="A89662"/>
-                <w:spacing w:val="30"/>
-                <w:sz w:val="15"/>
-              </w:rPr>
-              <w:t>SELF   →</w:t>
-            </w:r>
-            <w:r>
-              <w:rPr/>
-              <w:br/>
-            </w:r>
-            <w:r>
-              <w:rPr>
-                <w:rFonts w:cs="Arial"/>
-                <w:b/>
-                <w:i w:val="false"/>
-                <w:color w:val="002516"/>
-                <w:spacing w:val="10"/>
-                <w:sz w:val="21"/>
-              </w:rPr>
-              <w:t>LEAD THE TEAM</w:t>
-            </w:r>
-            <w:r>
-              <w:rPr/>
-              <w:br/>
-            </w:r>
+          </w:tcPr>
+          <w:p>
+            <w:pPr>
+              <w:pStyle w:val="Normal"/>
+              <w:spacing w:lineRule="auto" w:line="249" w:before="0" w:after="0"/>
+              <w:rPr/>
+            </w:pPr>
             <w:r>
               <w:rPr>
                 <w:rFonts w:cs="Arial"/>
                 <w:b w:val="false"/>
                 <w:i w:val="false"/>
                 <w:color w:val="000000"/>
-                <w:sz w:val="17"/>
-              </w:rPr>
-              <w:t>Perform and lead under pressure</w:t>
+                <w:sz w:val="16"/>
+              </w:rPr>
+              <w:t>Develop individual leadership effectiveness through small-team leadership under pressure.</w:t>
             </w:r>
           </w:p>
         </w:tc>
@@ -1096,57 +1087,22 @@
               <w:bottom w:val="single" w:sz="4" w:space="0" w:color="D9D9D2"/>
               <w:right w:val="single" w:sz="4" w:space="0" w:color="D9D9D2"/>
             </w:tcBorders>
-            <w:shd w:color="auto" w:fill="EEF1E5" w:val="clear"/>
-            <w:tcMar>
-              <w:top w:w="65" w:type="dxa"/>
-              <w:bottom w:w="65" w:type="dxa"/>
-            </w:tcMar>
-          </w:tcPr>
-          <w:p>
-            <w:pPr>
-              <w:pStyle w:val="Normal"/>
-              <w:spacing w:lineRule="auto" w:line="268" w:before="0" w:after="0"/>
-              <w:rPr/>
-            </w:pPr>
-            <w:r>
-              <w:rPr>
-                <w:rFonts w:cs="Arial"/>
-                <w:b/>
-                <w:i w:val="false"/>
-                <w:color w:val="A89662"/>
-                <w:spacing w:val="30"/>
-                <w:sz w:val="15"/>
-              </w:rPr>
-              <w:t>OTHERS   →</w:t>
-            </w:r>
-            <w:r>
-              <w:rPr/>
-              <w:br/>
-            </w:r>
-            <w:r>
-              <w:rPr>
-                <w:rFonts w:cs="Arial"/>
-                <w:b/>
-                <w:i w:val="false"/>
-                <w:color w:val="002516"/>
-                <w:spacing w:val="10"/>
-                <w:sz w:val="21"/>
-              </w:rPr>
-              <w:t>UNDERSTAND YOUR IMPACT</w:t>
-            </w:r>
-            <w:r>
-              <w:rPr/>
-              <w:br/>
-            </w:r>
+          </w:tcPr>
+          <w:p>
+            <w:pPr>
+              <w:pStyle w:val="Normal"/>
+              <w:spacing w:lineRule="auto" w:line="249" w:before="0" w:after="0"/>
+              <w:rPr/>
+            </w:pPr>
             <w:r>
               <w:rPr>
                 <w:rFonts w:cs="Arial"/>
                 <w:b w:val="false"/>
                 <w:i w:val="false"/>
                 <w:color w:val="000000"/>
-                <w:sz w:val="17"/>
-              </w:rPr>
-              <w:t>Understand and adapt your leadership impact</w:t>
+                <w:sz w:val="16"/>
+              </w:rPr>
+              <w:t>Develop leadership effectiveness through self-awareness, reflection and deliberate adaptation of leadership behaviour.</w:t>
             </w:r>
           </w:p>
         </w:tc>
@@ -1159,57 +1115,22 @@
               <w:bottom w:val="single" w:sz="4" w:space="0" w:color="D9D9D2"/>
               <w:right w:val="single" w:sz="4" w:space="0" w:color="D9D9D2"/>
             </w:tcBorders>
-            <w:shd w:color="auto" w:fill="EEF1E5" w:val="clear"/>
-            <w:tcMar>
-              <w:top w:w="65" w:type="dxa"/>
-              <w:bottom w:w="65" w:type="dxa"/>
-            </w:tcMar>
-          </w:tcPr>
-          <w:p>
-            <w:pPr>
-              <w:pStyle w:val="Normal"/>
-              <w:spacing w:lineRule="auto" w:line="268" w:before="0" w:after="0"/>
-              <w:rPr/>
-            </w:pPr>
-            <w:r>
-              <w:rPr>
-                <w:rFonts w:cs="Arial"/>
-                <w:b/>
-                <w:i w:val="false"/>
-                <w:color w:val="A89662"/>
-                <w:spacing w:val="30"/>
-                <w:sz w:val="15"/>
-              </w:rPr>
-              <w:t>SYSTEM   →</w:t>
-            </w:r>
-            <w:r>
-              <w:rPr/>
-              <w:br/>
-            </w:r>
-            <w:r>
-              <w:rPr>
-                <w:rFonts w:cs="Arial"/>
-                <w:b/>
-                <w:i w:val="false"/>
-                <w:color w:val="002516"/>
-                <w:spacing w:val="10"/>
-                <w:sz w:val="21"/>
-              </w:rPr>
-              <w:t>INFLUENCE THE SYSTEM</w:t>
-            </w:r>
-            <w:r>
-              <w:rPr/>
-              <w:br/>
-            </w:r>
+          </w:tcPr>
+          <w:p>
+            <w:pPr>
+              <w:pStyle w:val="Normal"/>
+              <w:spacing w:lineRule="auto" w:line="249" w:before="0" w:after="0"/>
+              <w:rPr/>
+            </w:pPr>
             <w:r>
               <w:rPr>
                 <w:rFonts w:cs="Arial"/>
                 <w:b w:val="false"/>
                 <w:i w:val="false"/>
                 <w:color w:val="000000"/>
-                <w:sz w:val="17"/>
-              </w:rPr>
-              <w:t>Understand interdependencies and influence beyond authority</w:t>
+                <w:sz w:val="16"/>
+              </w:rPr>
+              <w:t>Develop leadership effectiveness within complex systems through understanding interdependencies, exercising influence and adapting leadership behaviour.</w:t>
             </w:r>
           </w:p>
         </w:tc>
@@ -1222,57 +1143,22 @@
               <w:bottom w:val="single" w:sz="4" w:space="0" w:color="D9D9D2"/>
               <w:right w:val="single" w:sz="4" w:space="0" w:color="A89662"/>
             </w:tcBorders>
-            <w:shd w:color="auto" w:fill="EEF1E5" w:val="clear"/>
-            <w:tcMar>
-              <w:top w:w="65" w:type="dxa"/>
-              <w:bottom w:w="65" w:type="dxa"/>
-            </w:tcMar>
-          </w:tcPr>
-          <w:p>
-            <w:pPr>
-              <w:pStyle w:val="Normal"/>
-              <w:spacing w:lineRule="auto" w:line="268" w:before="0" w:after="0"/>
-              <w:rPr/>
-            </w:pPr>
-            <w:r>
-              <w:rPr>
-                <w:rFonts w:cs="Arial"/>
-                <w:b/>
-                <w:i w:val="false"/>
-                <w:color w:val="A89662"/>
-                <w:spacing w:val="30"/>
-                <w:sz w:val="15"/>
-              </w:rPr>
-              <w:t>COLLECTIVE</w:t>
-            </w:r>
-            <w:r>
-              <w:rPr/>
-              <w:br/>
-            </w:r>
-            <w:r>
-              <w:rPr>
-                <w:rFonts w:cs="Arial"/>
-                <w:b/>
-                <w:i w:val="false"/>
-                <w:color w:val="002516"/>
-                <w:spacing w:val="10"/>
-                <w:sz w:val="21"/>
-              </w:rPr>
-              <w:t>LEAD EFFECTIVELY TOGETHER</w:t>
-            </w:r>
-            <w:r>
-              <w:rPr/>
-              <w:br/>
-            </w:r>
+          </w:tcPr>
+          <w:p>
+            <w:pPr>
+              <w:pStyle w:val="Normal"/>
+              <w:spacing w:lineRule="auto" w:line="249" w:before="0" w:after="0"/>
+              <w:rPr/>
+            </w:pPr>
             <w:r>
               <w:rPr>
                 <w:rFonts w:cs="Arial"/>
                 <w:b w:val="false"/>
                 <w:i w:val="false"/>
                 <w:color w:val="000000"/>
-                <w:sz w:val="17"/>
-              </w:rPr>
-              <w:t>Build cohesion, alignment and collective command effectiveness</w:t>
+                <w:sz w:val="16"/>
+              </w:rPr>
+              <w:t>Develop collective command effectiveness through shared understanding, cohesion, collective judgement and deliberate creation of the conditions for organisational performance.</w:t>
             </w:r>
           </w:p>
         </w:tc>
@@ -1291,6 +1177,10 @@
               <w:right w:val="single" w:sz="4" w:space="0" w:color="D9D9D2"/>
             </w:tcBorders>
             <w:shd w:color="auto" w:fill="CDD2B7" w:val="clear"/>
+            <w:tcMar>
+              <w:top w:w="45" w:type="dxa"/>
+              <w:bottom w:w="45" w:type="dxa"/>
+            </w:tcMar>
           </w:tcPr>
           <w:p>
             <w:pPr>
@@ -1306,7 +1196,7 @@
                 <w:color w:val="002516"/>
                 <w:sz w:val="17"/>
               </w:rPr>
-              <w:t>Learning outcomes</w:t>
+              <w:t>Developmental logic</w:t>
             </w:r>
           </w:p>
         </w:tc>
@@ -1319,80 +1209,116 @@
               <w:bottom w:val="single" w:sz="4" w:space="0" w:color="D9D9D2"/>
               <w:right w:val="single" w:sz="4" w:space="0" w:color="D9D9D2"/>
             </w:tcBorders>
-          </w:tcPr>
-          <w:p>
-            <w:pPr>
-              <w:pStyle w:val="Normal"/>
-              <w:spacing w:lineRule="auto" w:line="249" w:before="0" w:after="0"/>
-              <w:rPr/>
-            </w:pPr>
-            <w:r>
-              <w:rPr>
-                <w:rFonts w:cs="Arial"/>
-                <w:b/>
-                <w:i w:val="false"/>
-                <w:color w:val="002516"/>
-                <w:sz w:val="15"/>
-              </w:rPr>
-              <w:t xml:space="preserve">LO 1.1  </w:t>
-            </w:r>
-            <w:r>
-              <w:rPr>
-                <w:rFonts w:cs="Arial"/>
-                <w:b w:val="false"/>
-                <w:i w:val="false"/>
-                <w:color w:val="000000"/>
-                <w:sz w:val="15"/>
-              </w:rPr>
-              <w:t>Apply strategies to maintain effective performance under pressure</w:t>
-            </w:r>
-            <w:r>
-              <w:rPr/>
-              <w:br/>
-            </w:r>
-            <w:r>
-              <w:rPr>
-                <w:rFonts w:cs="Arial"/>
-                <w:b/>
-                <w:i w:val="false"/>
-                <w:color w:val="002516"/>
-                <w:sz w:val="15"/>
-              </w:rPr>
-              <w:t xml:space="preserve">LO 1.2  </w:t>
-            </w:r>
-            <w:r>
-              <w:rPr>
-                <w:rFonts w:cs="Arial"/>
-                <w:b w:val="false"/>
-                <w:i w:val="false"/>
-                <w:color w:val="000000"/>
-                <w:sz w:val="15"/>
-              </w:rPr>
-              <w:t>Apply effective leadership behaviours within a small team under challenging conditions</w:t>
-            </w:r>
-            <w:r>
-              <w:rPr/>
-              <w:br/>
-            </w:r>
-            <w:r>
-              <w:rPr>
-                <w:rFonts w:cs="Arial"/>
-                <w:b/>
-                <w:i w:val="false"/>
-                <w:color w:val="002516"/>
-                <w:sz w:val="15"/>
-              </w:rPr>
-              <w:t xml:space="preserve">LO 1.3  </w:t>
-            </w:r>
-            <w:r>
-              <w:rPr>
-                <w:rFonts w:cs="Arial"/>
-                <w:b w:val="false"/>
-                <w:i w:val="false"/>
-                <w:color w:val="000000"/>
-                <w:sz w:val="15"/>
-              </w:rPr>
-              <w:t>Evaluate personal leadership performance and develop an individual leadership development plan</w:t>
+            <w:shd w:color="auto" w:fill="EEF1E5" w:val="clear"/>
+            <w:tcMar>
+              <w:top w:w="45" w:type="dxa"/>
+              <w:bottom w:w="45" w:type="dxa"/>
+            </w:tcMar>
+          </w:tcPr>
+          <w:p>
+            <w:pPr>
+              <w:pStyle w:val="Normal"/>
+              <w:spacing w:lineRule="auto" w:line="240" w:before="0" w:after="0"/>
+              <w:jc w:val="center"/>
+              <w:rPr/>
+            </w:pPr>
+            <w:r>
+              <w:rPr>
+                <w:rFonts w:cs="Arial"/>
+                <w:b/>
+                <w:i w:val="false"/>
+                <w:color w:val="002516"/>
+                <w:spacing w:val="8"/>
+                <w:sz w:val="17"/>
+              </w:rPr>
+              <w:t>LEAD SELF</w:t>
+            </w:r>
+            <w:r>
+              <w:rPr/>
+              <w:br/>
+            </w:r>
+            <w:r>
+              <w:rPr>
+                <w:rFonts w:cs="Arial"/>
+                <w:b w:val="false"/>
+                <w:i w:val="false"/>
+                <w:color w:val="C62026"/>
+                <w:sz w:val="14"/>
+              </w:rPr>
+              <w:t>▼</w:t>
+            </w:r>
+            <w:r>
+              <w:rPr/>
+              <w:br/>
+            </w:r>
+            <w:r>
+              <w:rPr>
+                <w:rFonts w:cs="Arial"/>
+                <w:b/>
+                <w:i w:val="false"/>
+                <w:color w:val="002516"/>
+                <w:spacing w:val="8"/>
+                <w:sz w:val="17"/>
+              </w:rPr>
+              <w:t>LEAD TEAM</w:t>
+            </w:r>
+            <w:r>
+              <w:rPr/>
+              <w:br/>
+            </w:r>
+            <w:r>
+              <w:rPr>
+                <w:rFonts w:cs="Arial"/>
+                <w:b w:val="false"/>
+                <w:i w:val="false"/>
+                <w:color w:val="C62026"/>
+                <w:sz w:val="14"/>
+              </w:rPr>
+              <w:t>▼</w:t>
+            </w:r>
+            <w:r>
+              <w:rPr/>
+              <w:br/>
+            </w:r>
+            <w:r>
+              <w:rPr>
+                <w:rFonts w:cs="Arial"/>
+                <w:b/>
+                <w:i w:val="false"/>
+                <w:color w:val="002516"/>
+                <w:spacing w:val="8"/>
+                <w:sz w:val="17"/>
+              </w:rPr>
+              <w:t>REFLECT</w:t>
+            </w:r>
+            <w:r>
+              <w:rPr/>
+              <w:br/>
+            </w:r>
+            <w:r>
+              <w:rPr>
+                <w:rFonts w:cs="Arial"/>
+                <w:b w:val="false"/>
+                <w:i w:val="false"/>
+                <w:color w:val="C62026"/>
+                <w:sz w:val="14"/>
+              </w:rPr>
+              <w:t>▼</w:t>
+            </w:r>
+            <w:r>
+              <w:rPr/>
+              <w:br/>
+            </w:r>
+            <w:r>
+              <w:rPr>
+                <w:rFonts w:cs="Arial"/>
+                <w:b/>
+                <w:i w:val="false"/>
+                <w:color w:val="002516"/>
+                <w:spacing w:val="8"/>
+                <w:sz w:val="17"/>
+              </w:rPr>
+              <w:t>DEVELOP</w:t>
             </w:r>
           </w:p>
         </w:tc>
@@ -1405,104 +1331,116 @@
               <w:bottom w:val="single" w:sz="4" w:space="0" w:color="D9D9D2"/>
               <w:right w:val="single" w:sz="4" w:space="0" w:color="D9D9D2"/>
             </w:tcBorders>
-          </w:tcPr>
-          <w:p>
-            <w:pPr>
-              <w:pStyle w:val="Normal"/>
-              <w:spacing w:lineRule="auto" w:line="249" w:before="0" w:after="0"/>
-              <w:rPr/>
-            </w:pPr>
-            <w:r>
-              <w:rPr>
-                <w:rFonts w:cs="Arial"/>
-                <w:b/>
-                <w:i w:val="false"/>
-                <w:color w:val="002516"/>
-                <w:sz w:val="15"/>
-              </w:rPr>
-              <w:t xml:space="preserve">LO 1.1  </w:t>
-            </w:r>
-            <w:r>
-              <w:rPr>
-                <w:rFonts w:cs="Arial"/>
-                <w:b w:val="false"/>
-                <w:i w:val="false"/>
-                <w:color w:val="000000"/>
-                <w:sz w:val="15"/>
-              </w:rPr>
-              <w:t>Demonstrate Army ethos and values through leadership behaviour under challenging conditions</w:t>
-            </w:r>
-            <w:r>
-              <w:rPr/>
-              <w:br/>
-            </w:r>
-            <w:r>
-              <w:rPr>
-                <w:rFonts w:cs="Arial"/>
-                <w:b/>
-                <w:i w:val="false"/>
-                <w:color w:val="002516"/>
-                <w:sz w:val="15"/>
-              </w:rPr>
-              <w:t xml:space="preserve">LO 1.2  </w:t>
-            </w:r>
-            <w:r>
-              <w:rPr>
-                <w:rFonts w:cs="Arial"/>
-                <w:b w:val="false"/>
-                <w:i w:val="false"/>
-                <w:color w:val="000000"/>
-                <w:sz w:val="15"/>
-              </w:rPr>
-              <w:t>Evaluate personal leadership behaviour and its impact on others</w:t>
-            </w:r>
-            <w:r>
-              <w:rPr/>
-              <w:br/>
-            </w:r>
-            <w:r>
-              <w:rPr>
-                <w:rFonts w:cs="Arial"/>
-                <w:b/>
-                <w:i w:val="false"/>
-                <w:color w:val="002516"/>
-                <w:sz w:val="15"/>
-              </w:rPr>
-              <w:t xml:space="preserve">LO 1.3  </w:t>
-            </w:r>
-            <w:r>
-              <w:rPr>
-                <w:rFonts w:cs="Arial"/>
-                <w:b w:val="false"/>
-                <w:i w:val="false"/>
-                <w:color w:val="000000"/>
-                <w:sz w:val="15"/>
-              </w:rPr>
-              <w:t>Adapt leadership behaviour to improve effectiveness</w:t>
-            </w:r>
-            <w:r>
-              <w:rPr/>
-              <w:br/>
-            </w:r>
-            <w:r>
-              <w:rPr>
-                <w:rFonts w:cs="Arial"/>
-                <w:b/>
-                <w:i w:val="false"/>
-                <w:color w:val="002516"/>
-                <w:sz w:val="15"/>
-              </w:rPr>
-              <w:t xml:space="preserve">LO 1.4  </w:t>
-            </w:r>
-            <w:r>
-              <w:rPr>
-                <w:rFonts w:cs="Arial"/>
-                <w:b w:val="false"/>
-                <w:i w:val="false"/>
-                <w:color w:val="000000"/>
-                <w:sz w:val="15"/>
-              </w:rPr>
-              <w:t>Develop an individual leadership development strategy</w:t>
+            <w:shd w:color="auto" w:fill="EEF1E5" w:val="clear"/>
+            <w:tcMar>
+              <w:top w:w="45" w:type="dxa"/>
+              <w:bottom w:w="45" w:type="dxa"/>
+            </w:tcMar>
+          </w:tcPr>
+          <w:p>
+            <w:pPr>
+              <w:pStyle w:val="Normal"/>
+              <w:spacing w:lineRule="auto" w:line="240" w:before="0" w:after="0"/>
+              <w:jc w:val="center"/>
+              <w:rPr/>
+            </w:pPr>
+            <w:r>
+              <w:rPr>
+                <w:rFonts w:cs="Arial"/>
+                <w:b/>
+                <w:i w:val="false"/>
+                <w:color w:val="002516"/>
+                <w:spacing w:val="8"/>
+                <w:sz w:val="17"/>
+              </w:rPr>
+              <w:t>UNDERSTAND SELF</w:t>
+            </w:r>
+            <w:r>
+              <w:rPr/>
+              <w:br/>
+            </w:r>
+            <w:r>
+              <w:rPr>
+                <w:rFonts w:cs="Arial"/>
+                <w:b w:val="false"/>
+                <w:i w:val="false"/>
+                <w:color w:val="C62026"/>
+                <w:sz w:val="14"/>
+              </w:rPr>
+              <w:t>▼</w:t>
+            </w:r>
+            <w:r>
+              <w:rPr/>
+              <w:br/>
+            </w:r>
+            <w:r>
+              <w:rPr>
+                <w:rFonts w:cs="Arial"/>
+                <w:b/>
+                <w:i w:val="false"/>
+                <w:color w:val="002516"/>
+                <w:spacing w:val="8"/>
+                <w:sz w:val="17"/>
+              </w:rPr>
+              <w:t>UNDERSTAND OTHERS</w:t>
+            </w:r>
+            <w:r>
+              <w:rPr/>
+              <w:br/>
+            </w:r>
+            <w:r>
+              <w:rPr>
+                <w:rFonts w:cs="Arial"/>
+                <w:b w:val="false"/>
+                <w:i w:val="false"/>
+                <w:color w:val="C62026"/>
+                <w:sz w:val="14"/>
+              </w:rPr>
+              <w:t>▼</w:t>
+            </w:r>
+            <w:r>
+              <w:rPr/>
+              <w:br/>
+            </w:r>
+            <w:r>
+              <w:rPr>
+                <w:rFonts w:cs="Arial"/>
+                <w:b/>
+                <w:i w:val="false"/>
+                <w:color w:val="002516"/>
+                <w:spacing w:val="8"/>
+                <w:sz w:val="17"/>
+              </w:rPr>
+              <w:t>ADAPT BEHAVIOUR</w:t>
+            </w:r>
+            <w:r>
+              <w:rPr/>
+              <w:br/>
+            </w:r>
+            <w:r>
+              <w:rPr>
+                <w:rFonts w:cs="Arial"/>
+                <w:b w:val="false"/>
+                <w:i w:val="false"/>
+                <w:color w:val="C62026"/>
+                <w:sz w:val="14"/>
+              </w:rPr>
+              <w:t>▼</w:t>
+            </w:r>
+            <w:r>
+              <w:rPr/>
+              <w:br/>
+            </w:r>
+            <w:r>
+              <w:rPr>
+                <w:rFonts w:cs="Arial"/>
+                <w:b/>
+                <w:i w:val="false"/>
+                <w:color w:val="002516"/>
+                <w:spacing w:val="8"/>
+                <w:sz w:val="17"/>
+              </w:rPr>
+              <w:t>DEVELOP DELIBERATELY</w:t>
             </w:r>
           </w:p>
         </w:tc>
@@ -1515,104 +1453,116 @@
               <w:bottom w:val="single" w:sz="4" w:space="0" w:color="D9D9D2"/>
               <w:right w:val="single" w:sz="4" w:space="0" w:color="D9D9D2"/>
             </w:tcBorders>
-          </w:tcPr>
-          <w:p>
-            <w:pPr>
-              <w:pStyle w:val="Normal"/>
-              <w:spacing w:lineRule="auto" w:line="249" w:before="0" w:after="0"/>
-              <w:rPr/>
-            </w:pPr>
-            <w:r>
-              <w:rPr>
-                <w:rFonts w:cs="Arial"/>
-                <w:b/>
-                <w:i w:val="false"/>
-                <w:color w:val="002516"/>
-                <w:sz w:val="15"/>
-              </w:rPr>
-              <w:t xml:space="preserve">LO 1.1  </w:t>
-            </w:r>
-            <w:r>
-              <w:rPr>
-                <w:rFonts w:cs="Arial"/>
-                <w:b w:val="false"/>
-                <w:i w:val="false"/>
-                <w:color w:val="000000"/>
-                <w:sz w:val="15"/>
-              </w:rPr>
-              <w:t>Demonstrate Army ethos, values and sound judgement within complex environments</w:t>
-            </w:r>
-            <w:r>
-              <w:rPr/>
-              <w:br/>
-            </w:r>
-            <w:r>
-              <w:rPr>
-                <w:rFonts w:cs="Arial"/>
-                <w:b/>
-                <w:i w:val="false"/>
-                <w:color w:val="002516"/>
-                <w:sz w:val="15"/>
-              </w:rPr>
-              <w:t xml:space="preserve">LO 1.2  </w:t>
-            </w:r>
-            <w:r>
-              <w:rPr>
-                <w:rFonts w:cs="Arial"/>
-                <w:b w:val="false"/>
-                <w:i w:val="false"/>
-                <w:color w:val="000000"/>
-                <w:sz w:val="15"/>
-              </w:rPr>
-              <w:t>Analyse relationships and interdependencies within a complex system</w:t>
-            </w:r>
-            <w:r>
-              <w:rPr/>
-              <w:br/>
-            </w:r>
-            <w:r>
-              <w:rPr>
-                <w:rFonts w:cs="Arial"/>
-                <w:b/>
-                <w:i w:val="false"/>
-                <w:color w:val="002516"/>
-                <w:sz w:val="15"/>
-              </w:rPr>
-              <w:t xml:space="preserve">LO 1.3  </w:t>
-            </w:r>
-            <w:r>
-              <w:rPr>
-                <w:rFonts w:cs="Arial"/>
-                <w:b w:val="false"/>
-                <w:i w:val="false"/>
-                <w:color w:val="000000"/>
-                <w:sz w:val="15"/>
-              </w:rPr>
-              <w:t>Influence others to achieve outcomes beyond direct authority</w:t>
-            </w:r>
-            <w:r>
-              <w:rPr/>
-              <w:br/>
-            </w:r>
-            <w:r>
-              <w:rPr>
-                <w:rFonts w:cs="Arial"/>
-                <w:b/>
-                <w:i w:val="false"/>
-                <w:color w:val="002516"/>
-                <w:sz w:val="15"/>
-              </w:rPr>
-              <w:t xml:space="preserve">LO 1.4  </w:t>
-            </w:r>
-            <w:r>
-              <w:rPr>
-                <w:rFonts w:cs="Arial"/>
-                <w:b w:val="false"/>
-                <w:i w:val="false"/>
-                <w:color w:val="000000"/>
-                <w:sz w:val="15"/>
-              </w:rPr>
-              <w:t>Evaluate and adapt leadership behaviour to improve system effectiveness</w:t>
+            <w:shd w:color="auto" w:fill="EEF1E5" w:val="clear"/>
+            <w:tcMar>
+              <w:top w:w="45" w:type="dxa"/>
+              <w:bottom w:w="45" w:type="dxa"/>
+            </w:tcMar>
+          </w:tcPr>
+          <w:p>
+            <w:pPr>
+              <w:pStyle w:val="Normal"/>
+              <w:spacing w:lineRule="auto" w:line="240" w:before="0" w:after="0"/>
+              <w:jc w:val="center"/>
+              <w:rPr/>
+            </w:pPr>
+            <w:r>
+              <w:rPr>
+                <w:rFonts w:cs="Arial"/>
+                <w:b/>
+                <w:i w:val="false"/>
+                <w:color w:val="002516"/>
+                <w:spacing w:val="8"/>
+                <w:sz w:val="17"/>
+              </w:rPr>
+              <w:t>UNDERSTAND THE SYSTEM</w:t>
+            </w:r>
+            <w:r>
+              <w:rPr/>
+              <w:br/>
+            </w:r>
+            <w:r>
+              <w:rPr>
+                <w:rFonts w:cs="Arial"/>
+                <w:b w:val="false"/>
+                <w:i w:val="false"/>
+                <w:color w:val="C62026"/>
+                <w:sz w:val="14"/>
+              </w:rPr>
+              <w:t>▼</w:t>
+            </w:r>
+            <w:r>
+              <w:rPr/>
+              <w:br/>
+            </w:r>
+            <w:r>
+              <w:rPr>
+                <w:rFonts w:cs="Arial"/>
+                <w:b/>
+                <w:i w:val="false"/>
+                <w:color w:val="002516"/>
+                <w:spacing w:val="8"/>
+                <w:sz w:val="17"/>
+              </w:rPr>
+              <w:t>NAVIGATE INTERDEPENDENCE</w:t>
+            </w:r>
+            <w:r>
+              <w:rPr/>
+              <w:br/>
+            </w:r>
+            <w:r>
+              <w:rPr>
+                <w:rFonts w:cs="Arial"/>
+                <w:b w:val="false"/>
+                <w:i w:val="false"/>
+                <w:color w:val="C62026"/>
+                <w:sz w:val="14"/>
+              </w:rPr>
+              <w:t>▼</w:t>
+            </w:r>
+            <w:r>
+              <w:rPr/>
+              <w:br/>
+            </w:r>
+            <w:r>
+              <w:rPr>
+                <w:rFonts w:cs="Arial"/>
+                <w:b/>
+                <w:i w:val="false"/>
+                <w:color w:val="002516"/>
+                <w:spacing w:val="8"/>
+                <w:sz w:val="17"/>
+              </w:rPr>
+              <w:t>INFLUENCE OUTCOMES</w:t>
+            </w:r>
+            <w:r>
+              <w:rPr/>
+              <w:br/>
+            </w:r>
+            <w:r>
+              <w:rPr>
+                <w:rFonts w:cs="Arial"/>
+                <w:b w:val="false"/>
+                <w:i w:val="false"/>
+                <w:color w:val="C62026"/>
+                <w:sz w:val="14"/>
+              </w:rPr>
+              <w:t>▼</w:t>
+            </w:r>
+            <w:r>
+              <w:rPr/>
+              <w:br/>
+            </w:r>
+            <w:r>
+              <w:rPr>
+                <w:rFonts w:cs="Arial"/>
+                <w:b/>
+                <w:i w:val="false"/>
+                <w:color w:val="002516"/>
+                <w:spacing w:val="8"/>
+                <w:sz w:val="17"/>
+              </w:rPr>
+              <w:t>ADAPT &amp; DEVELOP</w:t>
             </w:r>
           </w:p>
         </w:tc>
@@ -1625,104 +1575,116 @@
               <w:bottom w:val="single" w:sz="4" w:space="0" w:color="D9D9D2"/>
               <w:right w:val="single" w:sz="4" w:space="0" w:color="A89662"/>
             </w:tcBorders>
-          </w:tcPr>
-          <w:p>
-            <w:pPr>
-              <w:pStyle w:val="Normal"/>
-              <w:spacing w:lineRule="auto" w:line="249" w:before="0" w:after="0"/>
-              <w:rPr/>
-            </w:pPr>
-            <w:r>
-              <w:rPr>
-                <w:rFonts w:cs="Arial"/>
-                <w:b/>
-                <w:i w:val="false"/>
-                <w:color w:val="002516"/>
-                <w:sz w:val="15"/>
-              </w:rPr>
-              <w:t xml:space="preserve">LO 1.1  </w:t>
-            </w:r>
-            <w:r>
-              <w:rPr>
-                <w:rFonts w:cs="Arial"/>
-                <w:b w:val="false"/>
-                <w:i w:val="false"/>
-                <w:color w:val="000000"/>
-                <w:sz w:val="15"/>
-              </w:rPr>
-              <w:t>Develop shared understanding within the command team</w:t>
-            </w:r>
-            <w:r>
-              <w:rPr/>
-              <w:br/>
-            </w:r>
-            <w:r>
-              <w:rPr>
-                <w:rFonts w:cs="Arial"/>
-                <w:b/>
-                <w:i w:val="false"/>
-                <w:color w:val="002516"/>
-                <w:sz w:val="15"/>
-              </w:rPr>
-              <w:t xml:space="preserve">LO 1.2  </w:t>
-            </w:r>
-            <w:r>
-              <w:rPr>
-                <w:rFonts w:cs="Arial"/>
-                <w:b w:val="false"/>
-                <w:i w:val="false"/>
-                <w:color w:val="000000"/>
-                <w:sz w:val="15"/>
-              </w:rPr>
-              <w:t>Strengthen cohesion and effectiveness across the command team</w:t>
-            </w:r>
-            <w:r>
-              <w:rPr/>
-              <w:br/>
-            </w:r>
-            <w:r>
-              <w:rPr>
-                <w:rFonts w:cs="Arial"/>
-                <w:b/>
-                <w:i w:val="false"/>
-                <w:color w:val="002516"/>
-                <w:sz w:val="15"/>
-              </w:rPr>
-              <w:t xml:space="preserve">LO 1.3  </w:t>
-            </w:r>
-            <w:r>
-              <w:rPr>
-                <w:rFonts w:cs="Arial"/>
-                <w:b w:val="false"/>
-                <w:i w:val="false"/>
-                <w:color w:val="000000"/>
-                <w:sz w:val="15"/>
-              </w:rPr>
-              <w:t>Exercise collective judgement in complex and demanding conditions</w:t>
-            </w:r>
-            <w:r>
-              <w:rPr/>
-              <w:br/>
-            </w:r>
-            <w:r>
-              <w:rPr>
-                <w:rFonts w:cs="Arial"/>
-                <w:b/>
-                <w:i w:val="false"/>
-                <w:color w:val="002516"/>
-                <w:sz w:val="15"/>
-              </w:rPr>
-              <w:t xml:space="preserve">LO 1.4  </w:t>
-            </w:r>
-            <w:r>
-              <w:rPr>
-                <w:rFonts w:cs="Arial"/>
-                <w:b w:val="false"/>
-                <w:i w:val="false"/>
-                <w:color w:val="000000"/>
-                <w:sz w:val="15"/>
-              </w:rPr>
-              <w:t>Create the conditions for organisational performance</w:t>
+            <w:shd w:color="auto" w:fill="EEF1E5" w:val="clear"/>
+            <w:tcMar>
+              <w:top w:w="45" w:type="dxa"/>
+              <w:bottom w:w="45" w:type="dxa"/>
+            </w:tcMar>
+          </w:tcPr>
+          <w:p>
+            <w:pPr>
+              <w:pStyle w:val="Normal"/>
+              <w:spacing w:lineRule="auto" w:line="240" w:before="0" w:after="0"/>
+              <w:jc w:val="center"/>
+              <w:rPr/>
+            </w:pPr>
+            <w:r>
+              <w:rPr>
+                <w:rFonts w:cs="Arial"/>
+                <w:b/>
+                <w:i w:val="false"/>
+                <w:color w:val="002516"/>
+                <w:spacing w:val="8"/>
+                <w:sz w:val="17"/>
+              </w:rPr>
+              <w:t>UNDERSTAND EACH OTHER</w:t>
+            </w:r>
+            <w:r>
+              <w:rPr/>
+              <w:br/>
+            </w:r>
+            <w:r>
+              <w:rPr>
+                <w:rFonts w:cs="Arial"/>
+                <w:b w:val="false"/>
+                <w:i w:val="false"/>
+                <w:color w:val="C62026"/>
+                <w:sz w:val="14"/>
+              </w:rPr>
+              <w:t>▼</w:t>
+            </w:r>
+            <w:r>
+              <w:rPr/>
+              <w:br/>
+            </w:r>
+            <w:r>
+              <w:rPr>
+                <w:rFonts w:cs="Arial"/>
+                <w:b/>
+                <w:i w:val="false"/>
+                <w:color w:val="002516"/>
+                <w:spacing w:val="8"/>
+                <w:sz w:val="17"/>
+              </w:rPr>
+              <w:t>BUILD COHESION</w:t>
+            </w:r>
+            <w:r>
+              <w:rPr/>
+              <w:br/>
+            </w:r>
+            <w:r>
+              <w:rPr>
+                <w:rFonts w:cs="Arial"/>
+                <w:b w:val="false"/>
+                <w:i w:val="false"/>
+                <w:color w:val="C62026"/>
+                <w:sz w:val="14"/>
+              </w:rPr>
+              <w:t>▼</w:t>
+            </w:r>
+            <w:r>
+              <w:rPr/>
+              <w:br/>
+            </w:r>
+            <w:r>
+              <w:rPr>
+                <w:rFonts w:cs="Arial"/>
+                <w:b/>
+                <w:i w:val="false"/>
+                <w:color w:val="002516"/>
+                <w:spacing w:val="8"/>
+                <w:sz w:val="17"/>
+              </w:rPr>
+              <w:t>EXERCISE COLLECTIVE JUDGEMENT</w:t>
+            </w:r>
+            <w:r>
+              <w:rPr/>
+              <w:br/>
+            </w:r>
+            <w:r>
+              <w:rPr>
+                <w:rFonts w:cs="Arial"/>
+                <w:b w:val="false"/>
+                <w:i w:val="false"/>
+                <w:color w:val="C62026"/>
+                <w:sz w:val="14"/>
+              </w:rPr>
+              <w:t>▼</w:t>
+            </w:r>
+            <w:r>
+              <w:rPr/>
+              <w:br/>
+            </w:r>
+            <w:r>
+              <w:rPr>
+                <w:rFonts w:cs="Arial"/>
+                <w:b/>
+                <w:i w:val="false"/>
+                <w:color w:val="002516"/>
+                <w:spacing w:val="8"/>
+                <w:sz w:val="17"/>
+              </w:rPr>
+              <w:t>CREATE THE CONDITIONS</w:t>
             </w:r>
           </w:p>
         </w:tc>
@@ -1737,6 +1699,456 @@
             <w:tcBorders>
               <w:top w:val="single" w:sz="4" w:space="0" w:color="D9D9D2"/>
               <w:left w:val="single" w:sz="4" w:space="0" w:color="A89662"/>
+              <w:bottom w:val="single" w:sz="4" w:space="0" w:color="D9D9D2"/>
+              <w:right w:val="single" w:sz="4" w:space="0" w:color="D9D9D2"/>
+            </w:tcBorders>
+            <w:shd w:color="auto" w:fill="CDD2B7" w:val="clear"/>
+          </w:tcPr>
+          <w:p>
+            <w:pPr>
+              <w:pStyle w:val="Normal"/>
+              <w:spacing w:lineRule="auto" w:line="249" w:before="0" w:after="0"/>
+              <w:rPr/>
+            </w:pPr>
+            <w:r>
+              <w:rPr>
+                <w:rFonts w:cs="Arial"/>
+                <w:b/>
+                <w:i w:val="false"/>
+                <w:color w:val="002516"/>
+                <w:sz w:val="17"/>
+              </w:rPr>
+              <w:t>Learning outcomes</w:t>
+            </w:r>
+          </w:p>
+        </w:tc>
+        <w:tc>
+          <w:tcPr>
+            <w:tcW w:w="3288" w:type="dxa"/>
+            <w:tcBorders>
+              <w:top w:val="single" w:sz="4" w:space="0" w:color="D9D9D2"/>
+              <w:left w:val="single" w:sz="4" w:space="0" w:color="D9D9D2"/>
+              <w:bottom w:val="single" w:sz="4" w:space="0" w:color="D9D9D2"/>
+              <w:right w:val="single" w:sz="4" w:space="0" w:color="D9D9D2"/>
+            </w:tcBorders>
+          </w:tcPr>
+          <w:p>
+            <w:pPr>
+              <w:pStyle w:val="Normal"/>
+              <w:spacing w:lineRule="auto" w:line="249" w:before="0" w:after="0"/>
+              <w:rPr/>
+            </w:pPr>
+            <w:r>
+              <w:rPr>
+                <w:rFonts w:cs="Arial"/>
+                <w:b/>
+                <w:i w:val="false"/>
+                <w:color w:val="002516"/>
+                <w:sz w:val="15"/>
+              </w:rPr>
+              <w:t xml:space="preserve">LO 1.1  </w:t>
+            </w:r>
+            <w:r>
+              <w:rPr>
+                <w:rFonts w:cs="Arial"/>
+                <w:b w:val="false"/>
+                <w:i w:val="false"/>
+                <w:color w:val="000000"/>
+                <w:sz w:val="15"/>
+              </w:rPr>
+              <w:t>Apply strategies to maintain effective performance under pressure</w:t>
+            </w:r>
+            <w:r>
+              <w:rPr/>
+              <w:br/>
+            </w:r>
+            <w:r>
+              <w:rPr>
+                <w:rFonts w:cs="Arial"/>
+                <w:b/>
+                <w:i w:val="false"/>
+                <w:color w:val="002516"/>
+                <w:sz w:val="15"/>
+              </w:rPr>
+              <w:t xml:space="preserve">LO 1.2  </w:t>
+            </w:r>
+            <w:r>
+              <w:rPr>
+                <w:rFonts w:cs="Arial"/>
+                <w:b w:val="false"/>
+                <w:i w:val="false"/>
+                <w:color w:val="000000"/>
+                <w:sz w:val="15"/>
+              </w:rPr>
+              <w:t>Apply effective leadership behaviours within a small team under challenging conditions</w:t>
+            </w:r>
+            <w:r>
+              <w:rPr/>
+              <w:br/>
+            </w:r>
+            <w:r>
+              <w:rPr>
+                <w:rFonts w:cs="Arial"/>
+                <w:b/>
+                <w:i w:val="false"/>
+                <w:color w:val="002516"/>
+                <w:sz w:val="15"/>
+              </w:rPr>
+              <w:t xml:space="preserve">LO 1.3  </w:t>
+            </w:r>
+            <w:r>
+              <w:rPr>
+                <w:rFonts w:cs="Arial"/>
+                <w:b w:val="false"/>
+                <w:i w:val="false"/>
+                <w:color w:val="000000"/>
+                <w:sz w:val="15"/>
+              </w:rPr>
+              <w:t>Evaluate personal leadership performance and develop an individual leadership development plan</w:t>
+            </w:r>
+          </w:p>
+        </w:tc>
+        <w:tc>
+          <w:tcPr>
+            <w:tcW w:w="3289" w:type="dxa"/>
+            <w:tcBorders>
+              <w:top w:val="single" w:sz="4" w:space="0" w:color="D9D9D2"/>
+              <w:left w:val="single" w:sz="4" w:space="0" w:color="D9D9D2"/>
+              <w:bottom w:val="single" w:sz="4" w:space="0" w:color="D9D9D2"/>
+              <w:right w:val="single" w:sz="4" w:space="0" w:color="D9D9D2"/>
+            </w:tcBorders>
+          </w:tcPr>
+          <w:p>
+            <w:pPr>
+              <w:pStyle w:val="Normal"/>
+              <w:spacing w:lineRule="auto" w:line="249" w:before="0" w:after="0"/>
+              <w:rPr/>
+            </w:pPr>
+            <w:r>
+              <w:rPr>
+                <w:rFonts w:cs="Arial"/>
+                <w:b/>
+                <w:i w:val="false"/>
+                <w:color w:val="002516"/>
+                <w:sz w:val="15"/>
+              </w:rPr>
+              <w:t xml:space="preserve">LO 1.1  </w:t>
+            </w:r>
+            <w:r>
+              <w:rPr>
+                <w:rFonts w:cs="Arial"/>
+                <w:b w:val="false"/>
+                <w:i w:val="false"/>
+                <w:color w:val="000000"/>
+                <w:sz w:val="15"/>
+              </w:rPr>
+              <w:t>Demonstrate Army ethos and values through leadership behaviour under challenging conditions</w:t>
+            </w:r>
+            <w:r>
+              <w:rPr/>
+              <w:br/>
+            </w:r>
+            <w:r>
+              <w:rPr>
+                <w:rFonts w:cs="Arial"/>
+                <w:b/>
+                <w:i w:val="false"/>
+                <w:color w:val="002516"/>
+                <w:sz w:val="15"/>
+              </w:rPr>
+              <w:t xml:space="preserve">LO 1.2  </w:t>
+            </w:r>
+            <w:r>
+              <w:rPr>
+                <w:rFonts w:cs="Arial"/>
+                <w:b w:val="false"/>
+                <w:i w:val="false"/>
+                <w:color w:val="000000"/>
+                <w:sz w:val="15"/>
+              </w:rPr>
+              <w:t>Evaluate personal leadership behaviour and its impact on others</w:t>
+            </w:r>
+            <w:r>
+              <w:rPr/>
+              <w:br/>
+            </w:r>
+            <w:r>
+              <w:rPr>
+                <w:rFonts w:cs="Arial"/>
+                <w:b/>
+                <w:i w:val="false"/>
+                <w:color w:val="002516"/>
+                <w:sz w:val="15"/>
+              </w:rPr>
+              <w:t xml:space="preserve">LO 1.3  </w:t>
+            </w:r>
+            <w:r>
+              <w:rPr>
+                <w:rFonts w:cs="Arial"/>
+                <w:b w:val="false"/>
+                <w:i w:val="false"/>
+                <w:color w:val="000000"/>
+                <w:sz w:val="15"/>
+              </w:rPr>
+              <w:t>Adapt leadership behaviour to improve effectiveness</w:t>
+            </w:r>
+            <w:r>
+              <w:rPr/>
+              <w:br/>
+            </w:r>
+            <w:r>
+              <w:rPr>
+                <w:rFonts w:cs="Arial"/>
+                <w:b/>
+                <w:i w:val="false"/>
+                <w:color w:val="002516"/>
+                <w:sz w:val="15"/>
+              </w:rPr>
+              <w:t xml:space="preserve">LO 1.4  </w:t>
+            </w:r>
+            <w:r>
+              <w:rPr>
+                <w:rFonts w:cs="Arial"/>
+                <w:b w:val="false"/>
+                <w:i w:val="false"/>
+                <w:color w:val="000000"/>
+                <w:sz w:val="15"/>
+              </w:rPr>
+              <w:t>Develop an individual leadership development strategy</w:t>
+            </w:r>
+          </w:p>
+        </w:tc>
+        <w:tc>
+          <w:tcPr>
+            <w:tcW w:w="3288" w:type="dxa"/>
+            <w:tcBorders>
+              <w:top w:val="single" w:sz="4" w:space="0" w:color="D9D9D2"/>
+              <w:left w:val="single" w:sz="4" w:space="0" w:color="D9D9D2"/>
+              <w:bottom w:val="single" w:sz="4" w:space="0" w:color="D9D9D2"/>
+              <w:right w:val="single" w:sz="4" w:space="0" w:color="D9D9D2"/>
+            </w:tcBorders>
+          </w:tcPr>
+          <w:p>
+            <w:pPr>
+              <w:pStyle w:val="Normal"/>
+              <w:spacing w:lineRule="auto" w:line="249" w:before="0" w:after="0"/>
+              <w:rPr/>
+            </w:pPr>
+            <w:r>
+              <w:rPr>
+                <w:rFonts w:cs="Arial"/>
+                <w:b/>
+                <w:i w:val="false"/>
+                <w:color w:val="002516"/>
+                <w:sz w:val="15"/>
+              </w:rPr>
+              <w:t xml:space="preserve">LO 1.1  </w:t>
+            </w:r>
+            <w:r>
+              <w:rPr>
+                <w:rFonts w:cs="Arial"/>
+                <w:b w:val="false"/>
+                <w:i w:val="false"/>
+                <w:color w:val="000000"/>
+                <w:sz w:val="15"/>
+              </w:rPr>
+              <w:t>Demonstrate Army ethos, values and sound judgement within complex environments</w:t>
+            </w:r>
+            <w:r>
+              <w:rPr/>
+              <w:br/>
+            </w:r>
+            <w:r>
+              <w:rPr>
+                <w:rFonts w:cs="Arial"/>
+                <w:b/>
+                <w:i w:val="false"/>
+                <w:color w:val="002516"/>
+                <w:sz w:val="15"/>
+              </w:rPr>
+              <w:t xml:space="preserve">LO 1.2  </w:t>
+            </w:r>
+            <w:r>
+              <w:rPr>
+                <w:rFonts w:cs="Arial"/>
+                <w:b w:val="false"/>
+                <w:i w:val="false"/>
+                <w:color w:val="000000"/>
+                <w:sz w:val="15"/>
+              </w:rPr>
+              <w:t>Analyse relationships and interdependencies within a complex system</w:t>
+            </w:r>
+            <w:r>
+              <w:rPr/>
+              <w:br/>
+            </w:r>
+            <w:r>
+              <w:rPr>
+                <w:rFonts w:cs="Arial"/>
+                <w:b/>
+                <w:i w:val="false"/>
+                <w:color w:val="002516"/>
+                <w:sz w:val="15"/>
+              </w:rPr>
+              <w:t xml:space="preserve">LO 1.3  </w:t>
+            </w:r>
+            <w:r>
+              <w:rPr>
+                <w:rFonts w:cs="Arial"/>
+                <w:b w:val="false"/>
+                <w:i w:val="false"/>
+                <w:color w:val="000000"/>
+                <w:sz w:val="15"/>
+              </w:rPr>
+              <w:t>Influence others to achieve outcomes beyond direct authority</w:t>
+            </w:r>
+            <w:r>
+              <w:rPr/>
+              <w:br/>
+            </w:r>
+            <w:r>
+              <w:rPr>
+                <w:rFonts w:cs="Arial"/>
+                <w:b/>
+                <w:i w:val="false"/>
+                <w:color w:val="002516"/>
+                <w:sz w:val="15"/>
+              </w:rPr>
+              <w:t xml:space="preserve">LO 1.4  </w:t>
+            </w:r>
+            <w:r>
+              <w:rPr>
+                <w:rFonts w:cs="Arial"/>
+                <w:b w:val="false"/>
+                <w:i w:val="false"/>
+                <w:color w:val="000000"/>
+                <w:sz w:val="15"/>
+              </w:rPr>
+              <w:t>Evaluate and adapt leadership behaviour to improve system effectiveness</w:t>
+            </w:r>
+          </w:p>
+        </w:tc>
+        <w:tc>
+          <w:tcPr>
+            <w:tcW w:w="3288" w:type="dxa"/>
+            <w:tcBorders>
+              <w:top w:val="single" w:sz="4" w:space="0" w:color="D9D9D2"/>
+              <w:left w:val="single" w:sz="4" w:space="0" w:color="D9D9D2"/>
+              <w:bottom w:val="single" w:sz="4" w:space="0" w:color="D9D9D2"/>
+              <w:right w:val="single" w:sz="4" w:space="0" w:color="A89662"/>
+            </w:tcBorders>
+          </w:tcPr>
+          <w:p>
+            <w:pPr>
+              <w:pStyle w:val="Normal"/>
+              <w:spacing w:lineRule="auto" w:line="249" w:before="0" w:after="0"/>
+              <w:rPr/>
+            </w:pPr>
+            <w:r>
+              <w:rPr>
+                <w:rFonts w:cs="Arial"/>
+                <w:b/>
+                <w:i w:val="false"/>
+                <w:color w:val="002516"/>
+                <w:sz w:val="15"/>
+              </w:rPr>
+              <w:t xml:space="preserve">LO 1.1  </w:t>
+            </w:r>
+            <w:r>
+              <w:rPr>
+                <w:rFonts w:cs="Arial"/>
+                <w:b w:val="false"/>
+                <w:i w:val="false"/>
+                <w:color w:val="000000"/>
+                <w:sz w:val="15"/>
+              </w:rPr>
+              <w:t>Develop shared understanding within the command team</w:t>
+            </w:r>
+            <w:r>
+              <w:rPr/>
+              <w:br/>
+            </w:r>
+            <w:r>
+              <w:rPr>
+                <w:rFonts w:cs="Arial"/>
+                <w:b/>
+                <w:i w:val="false"/>
+                <w:color w:val="002516"/>
+                <w:sz w:val="15"/>
+              </w:rPr>
+              <w:t xml:space="preserve">LO 1.2  </w:t>
+            </w:r>
+            <w:r>
+              <w:rPr>
+                <w:rFonts w:cs="Arial"/>
+                <w:b w:val="false"/>
+                <w:i w:val="false"/>
+                <w:color w:val="000000"/>
+                <w:sz w:val="15"/>
+              </w:rPr>
+              <w:t>Strengthen cohesion and effectiveness across the command team</w:t>
+            </w:r>
+            <w:r>
+              <w:rPr/>
+              <w:br/>
+            </w:r>
+            <w:r>
+              <w:rPr>
+                <w:rFonts w:cs="Arial"/>
+                <w:b/>
+                <w:i w:val="false"/>
+                <w:color w:val="002516"/>
+                <w:sz w:val="15"/>
+              </w:rPr>
+              <w:t xml:space="preserve">LO 1.3  </w:t>
+            </w:r>
+            <w:r>
+              <w:rPr>
+                <w:rFonts w:cs="Arial"/>
+                <w:b w:val="false"/>
+                <w:i w:val="false"/>
+                <w:color w:val="000000"/>
+                <w:sz w:val="15"/>
+              </w:rPr>
+              <w:t>Exercise collective judgement in complex and demanding conditions</w:t>
+            </w:r>
+            <w:r>
+              <w:rPr/>
+              <w:br/>
+            </w:r>
+            <w:r>
+              <w:rPr>
+                <w:rFonts w:cs="Arial"/>
+                <w:b/>
+                <w:i w:val="false"/>
+                <w:color w:val="002516"/>
+                <w:sz w:val="15"/>
+              </w:rPr>
+              <w:t xml:space="preserve">LO 1.4  </w:t>
+            </w:r>
+            <w:r>
+              <w:rPr>
+                <w:rFonts w:cs="Arial"/>
+                <w:b w:val="false"/>
+                <w:i w:val="false"/>
+                <w:color w:val="000000"/>
+                <w:sz w:val="15"/>
+              </w:rPr>
+              <w:t>Create the conditions for organisational performance</w:t>
+            </w:r>
+          </w:p>
+        </w:tc>
+      </w:tr>
+      <w:tr>
+        <w:trPr>
+          <w:cantSplit w:val="true"/>
+        </w:trPr>
+        <w:tc>
+          <w:tcPr>
+            <w:tcW w:w="1643" w:type="dxa"/>
+            <w:tcBorders>
+              <w:top w:val="single" w:sz="4" w:space="0" w:color="D9D9D2"/>
+              <w:left w:val="single" w:sz="4" w:space="0" w:color="A89662"/>
               <w:bottom w:val="single" w:sz="4" w:space="0" w:color="A89662"/>
               <w:right w:val="single" w:sz="4" w:space="0" w:color="D9D9D2"/>
             </w:tcBorders>
@@ -1784,7 +2196,7 @@
                 <w:color w:val="000000"/>
                 <w:sz w:val="16"/>
               </w:rPr>
-              <w:t>ELDA Lead Leaders</w:t>
+              <w:t>ELDA Lead Leaders.</w:t>
             </w:r>
           </w:p>
         </w:tc>
@@ -1812,7 +2224,7 @@
                 <w:color w:val="000000"/>
                 <w:sz w:val="16"/>
               </w:rPr>
-              <w:t>ELDA Lead Systems; ELDA Command as part of a command team</w:t>
+              <w:t>ELDA Lead Systems or ELDA Command, as appropriate to career pathway.</w:t>
             </w:r>
           </w:p>
         </w:tc>
@@ -1840,7 +2252,7 @@
                 <w:color w:val="000000"/>
                 <w:sz w:val="16"/>
               </w:rPr>
-              <w:t>ELDA Command as part of a command team</w:t>
+              <w:t>ELDA Command, as appropriate to career pathway.</w:t>
             </w:r>
           </w:p>
         </w:tc>
@@ -1868,7 +2280,7 @@
                 <w:color w:val="000000"/>
                 <w:sz w:val="16"/>
               </w:rPr>
-              <w:t>Applied within the command team's appointments; individual Leadership Development Plans</w:t>
+              <w:t>Continued command-team development and application within command and senior leadership appointments.</w:t>
             </w:r>
           </w:p>
         </w:tc>
@@ -1881,7 +2293,7 @@
           <w:left w:val="single" w:sz="28" w:space="10" w:color="C62026"/>
         </w:pBdr>
         <w:shd w:val="clear" w:color="auto" w:fill="002516"/>
-        <w:spacing w:before="160" w:after="0"/>
+        <w:spacing w:before="120" w:after="0"/>
         <w:ind w:left="170" w:right="170"/>
         <w:rPr/>
       </w:pPr>
@@ -1906,9 +2318,9 @@
           <w:b/>
           <w:i w:val="false"/>
           <w:color w:val="FFFFFF"/>
-          <w:sz w:val="18"/>
+          <w:sz w:val="17"/>
         </w:rPr>
-        <w:t>The ELDA pathway progressively broadens the leadership challenge: from leading effectively within a team, to understanding one's impact on other leaders, to influencing across complex systems. ELDA Command brings these capabilities together at the collective level, developing cohesive command teams able to align leadership effort, exercise sound judgement and create the conditions for organisational effectiveness.</w:t>
+        <w:t>The ELDA pathway deliberately expands the scope and complexity of leadership: from leading self and a small team, to understanding one's impact on other leaders, to influencing outcomes across an interconnected system, and ultimately to developing the collective effectiveness of command teams that create the conditions for organisational performance.</w:t>
       </w:r>
     </w:p>
     <w:sectPr>
